--- a/data/outputs/v2/Core_Mathematics/SS2.5_Area_of_Polygons/Core_Mathematics_Area_of_Polygons_CBE_LessonSequence.docx
+++ b/data/outputs/v2/Core_Mathematics/SS2.5_Area_of_Polygons/Core_Mathematics_Area_of_Polygons_CBE_LessonSequence.docx
@@ -3177,32 +3177,32 @@
         <w:tc>
           <w:tcPr>
             <w:tcW w:type="dxa" w:w="1520"/>
-            <w:shd w:fill="F2F2F2" w:color="auto" w:val="clear"/>
-            <w:tcMar>
-              <w:top w:type="dxa" w:w="60"/>
-              <w:left w:type="dxa" w:w="120"/>
-              <w:bottom w:type="dxa" w:w="60"/>
-              <w:right w:type="dxa" w:w="120"/>
-            </w:tcMar>
-            <w:vAlign w:val="top"/>
-          </w:tcPr>
-          <w:p>
-            <w:pPr>
-              <w:spacing w:after="40" w:before="0"/>
-              <w:jc w:val="left"/>
-            </w:pPr>
-            <w:r>
-              <w:rPr>
-                <w:rFonts w:ascii="Arial" w:cs="Arial" w:eastAsia="Arial" w:hAnsi="Arial"/>
-                <w:b/>
-                <w:bCs/>
-                <w:i w:val="false"/>
-                <w:iCs w:val="false"/>
-                <w:color w:val="000000"/>
-                <w:sz w:val="18"/>
-                <w:szCs w:val="18"/>
-              </w:rPr>
-              <w:t xml:space="preserve">Phase 1 — Predict (20 minutes)</w:t>
+            <w:shd w:fill="EAD1F5" w:color="auto" w:val="clear"/>
+            <w:tcMar>
+              <w:top w:type="dxa" w:w="60"/>
+              <w:left w:type="dxa" w:w="120"/>
+              <w:bottom w:type="dxa" w:w="60"/>
+              <w:right w:type="dxa" w:w="120"/>
+            </w:tcMar>
+            <w:vAlign w:val="top"/>
+          </w:tcPr>
+          <w:p>
+            <w:pPr>
+              <w:spacing w:after="40" w:before="0"/>
+              <w:jc w:val="left"/>
+            </w:pPr>
+            <w:r>
+              <w:rPr>
+                <w:rFonts w:ascii="Arial" w:cs="Arial" w:eastAsia="Arial" w:hAnsi="Arial"/>
+                <w:b/>
+                <w:bCs/>
+                <w:i w:val="false"/>
+                <w:iCs w:val="false"/>
+                <w:color w:val="000000"/>
+                <w:sz w:val="18"/>
+                <w:szCs w:val="18"/>
+              </w:rPr>
+              <w:t xml:space="preserve">Predict Phase</w:t>
             </w:r>
           </w:p>
           <w:p>
@@ -3225,7 +3225,7 @@
             <w:pPr>
               <w:spacing w:after="20" w:before="0"/>
             </w:pPr>
-            <w:hyperlink w:history="1" r:id="rIdusubkerxvbqm48wbnixyg">
+            <w:hyperlink w:history="1" r:id="rIdnhthtste4kqm0ifdsqja0">
               <w:r>
                 <w:rPr>
                   <w:rFonts w:ascii="Arial" w:cs="Arial" w:eastAsia="Arial" w:hAnsi="Arial"/>
@@ -3258,7 +3258,7 @@
               <w:spacing w:after="10" w:before="0"/>
               <w:ind w:left="120"/>
             </w:pPr>
-            <w:hyperlink w:history="1" r:id="rIdvdsuzqmeodsg-lccjaoq7">
+            <w:hyperlink w:history="1" r:id="rIdj_me569emp9cnbusxpdun">
               <w:r>
                 <w:rPr>
                   <w:rFonts w:ascii="Arial" w:cs="Arial" w:eastAsia="Arial" w:hAnsi="Arial"/>
@@ -3303,7 +3303,7 @@
             <w:pPr>
               <w:spacing w:after="20" w:before="0"/>
             </w:pPr>
-            <w:hyperlink w:history="1" r:id="rIdqfasreets2mfkz8aesly9">
+            <w:hyperlink w:history="1" r:id="rIdc8hiexyvwm_gzxljeyuqf">
               <w:r>
                 <w:rPr>
                   <w:rFonts w:ascii="Arial" w:cs="Arial" w:eastAsia="Arial" w:hAnsi="Arial"/>
@@ -3336,7 +3336,7 @@
               <w:spacing w:after="10" w:before="0"/>
               <w:ind w:left="120"/>
             </w:pPr>
-            <w:hyperlink w:history="1" r:id="rIdghvh-06eomrglumxvaccd">
+            <w:hyperlink w:history="1" r:id="rId_ec15vywlzdmyzpwg87vh">
               <w:r>
                 <w:rPr>
                   <w:rFonts w:ascii="Arial" w:cs="Arial" w:eastAsia="Arial" w:hAnsi="Arial"/>
@@ -3483,32 +3483,32 @@
         <w:tc>
           <w:tcPr>
             <w:tcW w:type="dxa" w:w="1520"/>
-            <w:shd w:fill="F2F2F2" w:color="auto" w:val="clear"/>
-            <w:tcMar>
-              <w:top w:type="dxa" w:w="60"/>
-              <w:left w:type="dxa" w:w="120"/>
-              <w:bottom w:type="dxa" w:w="60"/>
-              <w:right w:type="dxa" w:w="120"/>
-            </w:tcMar>
-            <w:vAlign w:val="top"/>
-          </w:tcPr>
-          <w:p>
-            <w:pPr>
-              <w:spacing w:after="40" w:before="0"/>
-              <w:jc w:val="left"/>
-            </w:pPr>
-            <w:r>
-              <w:rPr>
-                <w:rFonts w:ascii="Arial" w:cs="Arial" w:eastAsia="Arial" w:hAnsi="Arial"/>
-                <w:b/>
-                <w:bCs/>
-                <w:i w:val="false"/>
-                <w:iCs w:val="false"/>
-                <w:color w:val="000000"/>
-                <w:sz w:val="18"/>
-                <w:szCs w:val="18"/>
-              </w:rPr>
-              <w:t xml:space="preserve">Phase 2 — Observe (15 minutes)</w:t>
+            <w:shd w:fill="D9EEF1" w:color="auto" w:val="clear"/>
+            <w:tcMar>
+              <w:top w:type="dxa" w:w="60"/>
+              <w:left w:type="dxa" w:w="120"/>
+              <w:bottom w:type="dxa" w:w="60"/>
+              <w:right w:type="dxa" w:w="120"/>
+            </w:tcMar>
+            <w:vAlign w:val="top"/>
+          </w:tcPr>
+          <w:p>
+            <w:pPr>
+              <w:spacing w:after="40" w:before="0"/>
+              <w:jc w:val="left"/>
+            </w:pPr>
+            <w:r>
+              <w:rPr>
+                <w:rFonts w:ascii="Arial" w:cs="Arial" w:eastAsia="Arial" w:hAnsi="Arial"/>
+                <w:b/>
+                <w:bCs/>
+                <w:i w:val="false"/>
+                <w:iCs w:val="false"/>
+                <w:color w:val="000000"/>
+                <w:sz w:val="18"/>
+                <w:szCs w:val="18"/>
+              </w:rPr>
+              <w:t xml:space="preserve">Observe Phase</w:t>
             </w:r>
           </w:p>
           <w:p>
@@ -3531,7 +3531,7 @@
             <w:pPr>
               <w:spacing w:after="20" w:before="0"/>
             </w:pPr>
-            <w:hyperlink w:history="1" r:id="rIdnwtke5hacfsyq6nguqnpc">
+            <w:hyperlink w:history="1" r:id="rIdxriqtyshlakpdgob2qqhd">
               <w:r>
                 <w:rPr>
                   <w:rFonts w:ascii="Arial" w:cs="Arial" w:eastAsia="Arial" w:hAnsi="Arial"/>
@@ -3564,7 +3564,7 @@
               <w:spacing w:after="10" w:before="0"/>
               <w:ind w:left="120"/>
             </w:pPr>
-            <w:hyperlink w:history="1" r:id="rIdtk9dodzke1ymywy3u_lhp">
+            <w:hyperlink w:history="1" r:id="rIdhvfon-u2q9vmqrpw05cp_">
               <w:r>
                 <w:rPr>
                   <w:rFonts w:ascii="Arial" w:cs="Arial" w:eastAsia="Arial" w:hAnsi="Arial"/>
@@ -3609,7 +3609,7 @@
             <w:pPr>
               <w:spacing w:after="20" w:before="0"/>
             </w:pPr>
-            <w:hyperlink w:history="1" r:id="rIdkwrwqodp4qcgbcxtshbcw">
+            <w:hyperlink w:history="1" r:id="rId00tengrffdowjgwufumtn">
               <w:r>
                 <w:rPr>
                   <w:rFonts w:ascii="Arial" w:cs="Arial" w:eastAsia="Arial" w:hAnsi="Arial"/>
@@ -3642,7 +3642,7 @@
               <w:spacing w:after="10" w:before="0"/>
               <w:ind w:left="120"/>
             </w:pPr>
-            <w:hyperlink w:history="1" r:id="rIddcdn23yxj-1_eiqvzng0d">
+            <w:hyperlink w:history="1" r:id="rIdlzg49i46phtijpzhypjbu">
               <w:r>
                 <w:rPr>
                   <w:rFonts w:ascii="Arial" w:cs="Arial" w:eastAsia="Arial" w:hAnsi="Arial"/>
@@ -3789,32 +3789,32 @@
         <w:tc>
           <w:tcPr>
             <w:tcW w:type="dxa" w:w="1520"/>
-            <w:shd w:fill="F2F2F2" w:color="auto" w:val="clear"/>
-            <w:tcMar>
-              <w:top w:type="dxa" w:w="60"/>
-              <w:left w:type="dxa" w:w="120"/>
-              <w:bottom w:type="dxa" w:w="60"/>
-              <w:right w:type="dxa" w:w="120"/>
-            </w:tcMar>
-            <w:vAlign w:val="top"/>
-          </w:tcPr>
-          <w:p>
-            <w:pPr>
-              <w:spacing w:after="40" w:before="0"/>
-              <w:jc w:val="left"/>
-            </w:pPr>
-            <w:r>
-              <w:rPr>
-                <w:rFonts w:ascii="Arial" w:cs="Arial" w:eastAsia="Arial" w:hAnsi="Arial"/>
-                <w:b/>
-                <w:bCs/>
-                <w:i w:val="false"/>
-                <w:iCs w:val="false"/>
-                <w:color w:val="000000"/>
-                <w:sz w:val="18"/>
-                <w:szCs w:val="18"/>
-              </w:rPr>
-              <w:t xml:space="preserve">Phase 3 — Explain (25 minutes)</w:t>
+            <w:shd w:fill="E2EFDA" w:color="auto" w:val="clear"/>
+            <w:tcMar>
+              <w:top w:type="dxa" w:w="60"/>
+              <w:left w:type="dxa" w:w="120"/>
+              <w:bottom w:type="dxa" w:w="60"/>
+              <w:right w:type="dxa" w:w="120"/>
+            </w:tcMar>
+            <w:vAlign w:val="top"/>
+          </w:tcPr>
+          <w:p>
+            <w:pPr>
+              <w:spacing w:after="40" w:before="0"/>
+              <w:jc w:val="left"/>
+            </w:pPr>
+            <w:r>
+              <w:rPr>
+                <w:rFonts w:ascii="Arial" w:cs="Arial" w:eastAsia="Arial" w:hAnsi="Arial"/>
+                <w:b/>
+                <w:bCs/>
+                <w:i w:val="false"/>
+                <w:iCs w:val="false"/>
+                <w:color w:val="000000"/>
+                <w:sz w:val="18"/>
+                <w:szCs w:val="18"/>
+              </w:rPr>
+              <w:t xml:space="preserve">Explain Phase</w:t>
             </w:r>
           </w:p>
           <w:p>
@@ -3837,7 +3837,7 @@
             <w:pPr>
               <w:spacing w:after="20" w:before="0"/>
             </w:pPr>
-            <w:hyperlink w:history="1" r:id="rIdzzfpneprrlroecastnw5z">
+            <w:hyperlink w:history="1" r:id="rIdqhqrsadsgh1g7solcztkk">
               <w:r>
                 <w:rPr>
                   <w:rFonts w:ascii="Arial" w:cs="Arial" w:eastAsia="Arial" w:hAnsi="Arial"/>
@@ -3870,7 +3870,7 @@
               <w:spacing w:after="10" w:before="0"/>
               <w:ind w:left="120"/>
             </w:pPr>
-            <w:hyperlink w:history="1" r:id="rIdfebw41zn_xzdcci4r6z6g">
+            <w:hyperlink w:history="1" r:id="rId6fohsf_cdjz8ilofdao3l">
               <w:r>
                 <w:rPr>
                   <w:rFonts w:ascii="Arial" w:cs="Arial" w:eastAsia="Arial" w:hAnsi="Arial"/>
@@ -3915,7 +3915,7 @@
             <w:pPr>
               <w:spacing w:after="20" w:before="0"/>
             </w:pPr>
-            <w:hyperlink w:history="1" r:id="rIdoyb7emlbg0abaz1lgrxcu">
+            <w:hyperlink w:history="1" r:id="rId3biiyt2kbvhbza2t4ojm_">
               <w:r>
                 <w:rPr>
                   <w:rFonts w:ascii="Arial" w:cs="Arial" w:eastAsia="Arial" w:hAnsi="Arial"/>
@@ -3948,7 +3948,7 @@
               <w:spacing w:after="10" w:before="0"/>
               <w:ind w:left="120"/>
             </w:pPr>
-            <w:hyperlink w:history="1" r:id="rIdsq1a5mohfyaqhh7wmittn">
+            <w:hyperlink w:history="1" r:id="rIdqbmktbaim7j7sv7pqwtvf">
               <w:r>
                 <w:rPr>
                   <w:rFonts w:ascii="Arial" w:cs="Arial" w:eastAsia="Arial" w:hAnsi="Arial"/>
@@ -4095,32 +4095,32 @@
         <w:tc>
           <w:tcPr>
             <w:tcW w:type="dxa" w:w="1520"/>
-            <w:shd w:fill="F2F2F2" w:color="auto" w:val="clear"/>
-            <w:tcMar>
-              <w:top w:type="dxa" w:w="60"/>
-              <w:left w:type="dxa" w:w="120"/>
-              <w:bottom w:type="dxa" w:w="60"/>
-              <w:right w:type="dxa" w:w="120"/>
-            </w:tcMar>
-            <w:vAlign w:val="top"/>
-          </w:tcPr>
-          <w:p>
-            <w:pPr>
-              <w:spacing w:after="40" w:before="0"/>
-              <w:jc w:val="left"/>
-            </w:pPr>
-            <w:r>
-              <w:rPr>
-                <w:rFonts w:ascii="Arial" w:cs="Arial" w:eastAsia="Arial" w:hAnsi="Arial"/>
-                <w:b/>
-                <w:bCs/>
-                <w:i w:val="false"/>
-                <w:iCs w:val="false"/>
-                <w:color w:val="000000"/>
-                <w:sz w:val="18"/>
-                <w:szCs w:val="18"/>
-              </w:rPr>
-              <w:t xml:space="preserve">Phase 4 — Driving Question Board (DQB) Construction (10 minutes)</w:t>
+            <w:shd w:fill="FCE4D6" w:color="auto" w:val="clear"/>
+            <w:tcMar>
+              <w:top w:type="dxa" w:w="60"/>
+              <w:left w:type="dxa" w:w="120"/>
+              <w:bottom w:type="dxa" w:w="60"/>
+              <w:right w:type="dxa" w:w="120"/>
+            </w:tcMar>
+            <w:vAlign w:val="top"/>
+          </w:tcPr>
+          <w:p>
+            <w:pPr>
+              <w:spacing w:after="40" w:before="0"/>
+              <w:jc w:val="left"/>
+            </w:pPr>
+            <w:r>
+              <w:rPr>
+                <w:rFonts w:ascii="Arial" w:cs="Arial" w:eastAsia="Arial" w:hAnsi="Arial"/>
+                <w:b/>
+                <w:bCs/>
+                <w:i w:val="false"/>
+                <w:iCs w:val="false"/>
+                <w:color w:val="000000"/>
+                <w:sz w:val="18"/>
+                <w:szCs w:val="18"/>
+              </w:rPr>
+              <w:t xml:space="preserve">Driving Question Board (DQB) Creation</w:t>
             </w:r>
           </w:p>
           <w:p>
@@ -4143,7 +4143,7 @@
             <w:pPr>
               <w:spacing w:after="20" w:before="0"/>
             </w:pPr>
-            <w:hyperlink w:history="1" r:id="rIdjtlr6nuw9l_am1o79lbdn">
+            <w:hyperlink w:history="1" r:id="rIdxhucvbly2kcep51_cvijo">
               <w:r>
                 <w:rPr>
                   <w:rFonts w:ascii="Arial" w:cs="Arial" w:eastAsia="Arial" w:hAnsi="Arial"/>
@@ -4176,7 +4176,7 @@
               <w:spacing w:after="10" w:before="0"/>
               <w:ind w:left="120"/>
             </w:pPr>
-            <w:hyperlink w:history="1" r:id="rIdmx4i6ngnhercgz7gmvlnt">
+            <w:hyperlink w:history="1" r:id="rIdc4gkofyu9henynlfuzkgi">
               <w:r>
                 <w:rPr>
                   <w:rFonts w:ascii="Arial" w:cs="Arial" w:eastAsia="Arial" w:hAnsi="Arial"/>
@@ -4221,7 +4221,7 @@
             <w:pPr>
               <w:spacing w:after="20" w:before="0"/>
             </w:pPr>
-            <w:hyperlink w:history="1" r:id="rId36ikw1vncyg4ytut3lpfl">
+            <w:hyperlink w:history="1" r:id="rIdtjpxfuogyjo4rh7mp17rf">
               <w:r>
                 <w:rPr>
                   <w:rFonts w:ascii="Arial" w:cs="Arial" w:eastAsia="Arial" w:hAnsi="Arial"/>
@@ -4254,7 +4254,7 @@
               <w:spacing w:after="10" w:before="0"/>
               <w:ind w:left="120"/>
             </w:pPr>
-            <w:hyperlink w:history="1" r:id="rIdvakr5dljyk-nxean5dygc">
+            <w:hyperlink w:history="1" r:id="rIdyb_2pgbsa_yzxgby4cxtj">
               <w:r>
                 <w:rPr>
                   <w:rFonts w:ascii="Arial" w:cs="Arial" w:eastAsia="Arial" w:hAnsi="Arial"/>
@@ -4401,32 +4401,32 @@
         <w:tc>
           <w:tcPr>
             <w:tcW w:type="dxa" w:w="1520"/>
-            <w:shd w:fill="F2F2F2" w:color="auto" w:val="clear"/>
-            <w:tcMar>
-              <w:top w:type="dxa" w:w="60"/>
-              <w:left w:type="dxa" w:w="120"/>
-              <w:bottom w:type="dxa" w:w="60"/>
-              <w:right w:type="dxa" w:w="120"/>
-            </w:tcMar>
-            <w:vAlign w:val="top"/>
-          </w:tcPr>
-          <w:p>
-            <w:pPr>
-              <w:spacing w:after="40" w:before="0"/>
-              <w:jc w:val="left"/>
-            </w:pPr>
-            <w:r>
-              <w:rPr>
-                <w:rFonts w:ascii="Arial" w:cs="Arial" w:eastAsia="Arial" w:hAnsi="Arial"/>
-                <w:b/>
-                <w:bCs/>
-                <w:i w:val="false"/>
-                <w:iCs w:val="false"/>
-                <w:color w:val="000000"/>
-                <w:sz w:val="18"/>
-                <w:szCs w:val="18"/>
-              </w:rPr>
-              <w:t xml:space="preserve">Phase 5 — Model Building (10 minutes)</w:t>
+            <w:shd w:fill="D5E8F0" w:color="auto" w:val="clear"/>
+            <w:tcMar>
+              <w:top w:type="dxa" w:w="60"/>
+              <w:left w:type="dxa" w:w="120"/>
+              <w:bottom w:type="dxa" w:w="60"/>
+              <w:right w:type="dxa" w:w="120"/>
+            </w:tcMar>
+            <w:vAlign w:val="top"/>
+          </w:tcPr>
+          <w:p>
+            <w:pPr>
+              <w:spacing w:after="40" w:before="0"/>
+              <w:jc w:val="left"/>
+            </w:pPr>
+            <w:r>
+              <w:rPr>
+                <w:rFonts w:ascii="Arial" w:cs="Arial" w:eastAsia="Arial" w:hAnsi="Arial"/>
+                <w:b/>
+                <w:bCs/>
+                <w:i w:val="false"/>
+                <w:iCs w:val="false"/>
+                <w:color w:val="000000"/>
+                <w:sz w:val="18"/>
+                <w:szCs w:val="18"/>
+              </w:rPr>
+              <w:t xml:space="preserve">Model Building Phase</w:t>
             </w:r>
           </w:p>
           <w:p>
@@ -4449,7 +4449,7 @@
             <w:pPr>
               <w:spacing w:after="20" w:before="0"/>
             </w:pPr>
-            <w:hyperlink w:history="1" r:id="rIdnoav7g2exw44ar6gisgmr">
+            <w:hyperlink w:history="1" r:id="rIdosspx17ws62lardozy0rs">
               <w:r>
                 <w:rPr>
                   <w:rFonts w:ascii="Arial" w:cs="Arial" w:eastAsia="Arial" w:hAnsi="Arial"/>
@@ -4482,7 +4482,7 @@
               <w:spacing w:after="10" w:before="0"/>
               <w:ind w:left="120"/>
             </w:pPr>
-            <w:hyperlink w:history="1" r:id="rIdqwcw90fjylsb1hahlbnsp">
+            <w:hyperlink w:history="1" r:id="rId9lsbbw5kibygavqt7suay">
               <w:r>
                 <w:rPr>
                   <w:rFonts w:ascii="Arial" w:cs="Arial" w:eastAsia="Arial" w:hAnsi="Arial"/>
@@ -4527,7 +4527,7 @@
             <w:pPr>
               <w:spacing w:after="20" w:before="0"/>
             </w:pPr>
-            <w:hyperlink w:history="1" r:id="rId6y8cm6qccbus9ghlebz4j">
+            <w:hyperlink w:history="1" r:id="rIdill7pe8ko2cdbyyn0maf_">
               <w:r>
                 <w:rPr>
                   <w:rFonts w:ascii="Arial" w:cs="Arial" w:eastAsia="Arial" w:hAnsi="Arial"/>
@@ -4560,7 +4560,7 @@
               <w:spacing w:after="10" w:before="0"/>
               <w:ind w:left="120"/>
             </w:pPr>
-            <w:hyperlink w:history="1" r:id="rId9sowdauddc4fn7rhz-omt">
+            <w:hyperlink w:history="1" r:id="rIdo9rdqjccanactlzrc6usb">
               <w:r>
                 <w:rPr>
                   <w:rFonts w:ascii="Arial" w:cs="Arial" w:eastAsia="Arial" w:hAnsi="Arial"/>
@@ -5999,32 +5999,32 @@
         <w:tc>
           <w:tcPr>
             <w:tcW w:type="dxa" w:w="1520"/>
-            <w:shd w:fill="F2F2F2" w:color="auto" w:val="clear"/>
-            <w:tcMar>
-              <w:top w:type="dxa" w:w="60"/>
-              <w:left w:type="dxa" w:w="120"/>
-              <w:bottom w:type="dxa" w:w="60"/>
-              <w:right w:type="dxa" w:w="120"/>
-            </w:tcMar>
-            <w:vAlign w:val="top"/>
-          </w:tcPr>
-          <w:p>
-            <w:pPr>
-              <w:spacing w:after="40" w:before="0"/>
-              <w:jc w:val="left"/>
-            </w:pPr>
-            <w:r>
-              <w:rPr>
-                <w:rFonts w:ascii="Arial" w:cs="Arial" w:eastAsia="Arial" w:hAnsi="Arial"/>
-                <w:b/>
-                <w:bCs/>
-                <w:i w:val="false"/>
-                <w:iCs w:val="false"/>
-                <w:color w:val="000000"/>
-                <w:sz w:val="18"/>
-                <w:szCs w:val="18"/>
-              </w:rPr>
-              <w:t xml:space="preserve">Phase 1 — PREDICT (15 minutes)</w:t>
+            <w:shd w:fill="EAD1F5" w:color="auto" w:val="clear"/>
+            <w:tcMar>
+              <w:top w:type="dxa" w:w="60"/>
+              <w:left w:type="dxa" w:w="120"/>
+              <w:bottom w:type="dxa" w:w="60"/>
+              <w:right w:type="dxa" w:w="120"/>
+            </w:tcMar>
+            <w:vAlign w:val="top"/>
+          </w:tcPr>
+          <w:p>
+            <w:pPr>
+              <w:spacing w:after="40" w:before="0"/>
+              <w:jc w:val="left"/>
+            </w:pPr>
+            <w:r>
+              <w:rPr>
+                <w:rFonts w:ascii="Arial" w:cs="Arial" w:eastAsia="Arial" w:hAnsi="Arial"/>
+                <w:b/>
+                <w:bCs/>
+                <w:i w:val="false"/>
+                <w:iCs w:val="false"/>
+                <w:color w:val="000000"/>
+                <w:sz w:val="18"/>
+                <w:szCs w:val="18"/>
+              </w:rPr>
+              <w:t xml:space="preserve">Predict Phase</w:t>
             </w:r>
           </w:p>
           <w:p>
@@ -6047,7 +6047,7 @@
             <w:pPr>
               <w:spacing w:after="20" w:before="0"/>
             </w:pPr>
-            <w:hyperlink w:history="1" r:id="rIddcoczqzmscppfbv7zvkbu">
+            <w:hyperlink w:history="1" r:id="rIdsxsujczkw6i0xttms21su">
               <w:r>
                 <w:rPr>
                   <w:rFonts w:ascii="Arial" w:cs="Arial" w:eastAsia="Arial" w:hAnsi="Arial"/>
@@ -6080,7 +6080,7 @@
               <w:spacing w:after="10" w:before="0"/>
               <w:ind w:left="120"/>
             </w:pPr>
-            <w:hyperlink w:history="1" r:id="rIdnwqocugzhejroc5yeoplw">
+            <w:hyperlink w:history="1" r:id="rIdkwvpmrtx7fxo_305jp997">
               <w:r>
                 <w:rPr>
                   <w:rFonts w:ascii="Arial" w:cs="Arial" w:eastAsia="Arial" w:hAnsi="Arial"/>
@@ -6125,7 +6125,7 @@
             <w:pPr>
               <w:spacing w:after="20" w:before="0"/>
             </w:pPr>
-            <w:hyperlink w:history="1" r:id="rId0ukcsaobpsftw71xkilbo">
+            <w:hyperlink w:history="1" r:id="rIdh4g4yiulcoaj-yf6cx19e">
               <w:r>
                 <w:rPr>
                   <w:rFonts w:ascii="Arial" w:cs="Arial" w:eastAsia="Arial" w:hAnsi="Arial"/>
@@ -6158,7 +6158,7 @@
               <w:spacing w:after="10" w:before="0"/>
               <w:ind w:left="120"/>
             </w:pPr>
-            <w:hyperlink w:history="1" r:id="rIdcfuzjyn-et0-wnwvkm2x0">
+            <w:hyperlink w:history="1" r:id="rIdsgjxqs0ts2r_lpft7yreo">
               <w:r>
                 <w:rPr>
                   <w:rFonts w:ascii="Arial" w:cs="Arial" w:eastAsia="Arial" w:hAnsi="Arial"/>
@@ -6381,32 +6381,32 @@
         <w:tc>
           <w:tcPr>
             <w:tcW w:type="dxa" w:w="1520"/>
-            <w:shd w:fill="F2F2F2" w:color="auto" w:val="clear"/>
-            <w:tcMar>
-              <w:top w:type="dxa" w:w="60"/>
-              <w:left w:type="dxa" w:w="120"/>
-              <w:bottom w:type="dxa" w:w="60"/>
-              <w:right w:type="dxa" w:w="120"/>
-            </w:tcMar>
-            <w:vAlign w:val="top"/>
-          </w:tcPr>
-          <w:p>
-            <w:pPr>
-              <w:spacing w:after="40" w:before="0"/>
-              <w:jc w:val="left"/>
-            </w:pPr>
-            <w:r>
-              <w:rPr>
-                <w:rFonts w:ascii="Arial" w:cs="Arial" w:eastAsia="Arial" w:hAnsi="Arial"/>
-                <w:b/>
-                <w:bCs/>
-                <w:i w:val="false"/>
-                <w:iCs w:val="false"/>
-                <w:color w:val="000000"/>
-                <w:sz w:val="18"/>
-                <w:szCs w:val="18"/>
-              </w:rPr>
-              <w:t xml:space="preserve">Phase 2 — OBSERVE (25 minutes)</w:t>
+            <w:shd w:fill="D9EEF1" w:color="auto" w:val="clear"/>
+            <w:tcMar>
+              <w:top w:type="dxa" w:w="60"/>
+              <w:left w:type="dxa" w:w="120"/>
+              <w:bottom w:type="dxa" w:w="60"/>
+              <w:right w:type="dxa" w:w="120"/>
+            </w:tcMar>
+            <w:vAlign w:val="top"/>
+          </w:tcPr>
+          <w:p>
+            <w:pPr>
+              <w:spacing w:after="40" w:before="0"/>
+              <w:jc w:val="left"/>
+            </w:pPr>
+            <w:r>
+              <w:rPr>
+                <w:rFonts w:ascii="Arial" w:cs="Arial" w:eastAsia="Arial" w:hAnsi="Arial"/>
+                <w:b/>
+                <w:bCs/>
+                <w:i w:val="false"/>
+                <w:iCs w:val="false"/>
+                <w:color w:val="000000"/>
+                <w:sz w:val="18"/>
+                <w:szCs w:val="18"/>
+              </w:rPr>
+              <w:t xml:space="preserve">Observe Phase</w:t>
             </w:r>
           </w:p>
           <w:p>
@@ -6429,7 +6429,7 @@
             <w:pPr>
               <w:spacing w:after="20" w:before="0"/>
             </w:pPr>
-            <w:hyperlink w:history="1" r:id="rIdfnbh1xd3tdlvzpfryw7n7">
+            <w:hyperlink w:history="1" r:id="rIddx2upee3zoo6jwwqgokln">
               <w:r>
                 <w:rPr>
                   <w:rFonts w:ascii="Arial" w:cs="Arial" w:eastAsia="Arial" w:hAnsi="Arial"/>
@@ -6462,7 +6462,7 @@
               <w:spacing w:after="10" w:before="0"/>
               <w:ind w:left="120"/>
             </w:pPr>
-            <w:hyperlink w:history="1" r:id="rIdtvsihhhadathe8wbwrzhu">
+            <w:hyperlink w:history="1" r:id="rIdr9wjcactr3tn82cxlyhdx">
               <w:r>
                 <w:rPr>
                   <w:rFonts w:ascii="Arial" w:cs="Arial" w:eastAsia="Arial" w:hAnsi="Arial"/>
@@ -6507,7 +6507,7 @@
             <w:pPr>
               <w:spacing w:after="20" w:before="0"/>
             </w:pPr>
-            <w:hyperlink w:history="1" r:id="rIdkln-duzbtuispg8jgfdna">
+            <w:hyperlink w:history="1" r:id="rIdr7ztp7xvef_chwkmv0mvm">
               <w:r>
                 <w:rPr>
                   <w:rFonts w:ascii="Arial" w:cs="Arial" w:eastAsia="Arial" w:hAnsi="Arial"/>
@@ -6540,7 +6540,7 @@
               <w:spacing w:after="10" w:before="0"/>
               <w:ind w:left="120"/>
             </w:pPr>
-            <w:hyperlink w:history="1" r:id="rIdib3h9nlojsoocwpzfaxvu">
+            <w:hyperlink w:history="1" r:id="rIdbivgrwam3jlbnfjldsl_i">
               <w:r>
                 <w:rPr>
                   <w:rFonts w:ascii="Arial" w:cs="Arial" w:eastAsia="Arial" w:hAnsi="Arial"/>
@@ -6763,32 +6763,32 @@
         <w:tc>
           <w:tcPr>
             <w:tcW w:type="dxa" w:w="1520"/>
-            <w:shd w:fill="F2F2F2" w:color="auto" w:val="clear"/>
-            <w:tcMar>
-              <w:top w:type="dxa" w:w="60"/>
-              <w:left w:type="dxa" w:w="120"/>
-              <w:bottom w:type="dxa" w:w="60"/>
-              <w:right w:type="dxa" w:w="120"/>
-            </w:tcMar>
-            <w:vAlign w:val="top"/>
-          </w:tcPr>
-          <w:p>
-            <w:pPr>
-              <w:spacing w:after="40" w:before="0"/>
-              <w:jc w:val="left"/>
-            </w:pPr>
-            <w:r>
-              <w:rPr>
-                <w:rFonts w:ascii="Arial" w:cs="Arial" w:eastAsia="Arial" w:hAnsi="Arial"/>
-                <w:b/>
-                <w:bCs/>
-                <w:i w:val="false"/>
-                <w:iCs w:val="false"/>
-                <w:color w:val="000000"/>
-                <w:sz w:val="18"/>
-                <w:szCs w:val="18"/>
-              </w:rPr>
-              <w:t xml:space="preserve">Phase 3 — EXPLAIN (20 minutes)</w:t>
+            <w:shd w:fill="E2EFDA" w:color="auto" w:val="clear"/>
+            <w:tcMar>
+              <w:top w:type="dxa" w:w="60"/>
+              <w:left w:type="dxa" w:w="120"/>
+              <w:bottom w:type="dxa" w:w="60"/>
+              <w:right w:type="dxa" w:w="120"/>
+            </w:tcMar>
+            <w:vAlign w:val="top"/>
+          </w:tcPr>
+          <w:p>
+            <w:pPr>
+              <w:spacing w:after="40" w:before="0"/>
+              <w:jc w:val="left"/>
+            </w:pPr>
+            <w:r>
+              <w:rPr>
+                <w:rFonts w:ascii="Arial" w:cs="Arial" w:eastAsia="Arial" w:hAnsi="Arial"/>
+                <w:b/>
+                <w:bCs/>
+                <w:i w:val="false"/>
+                <w:iCs w:val="false"/>
+                <w:color w:val="000000"/>
+                <w:sz w:val="18"/>
+                <w:szCs w:val="18"/>
+              </w:rPr>
+              <w:t xml:space="preserve">Explain Phase</w:t>
             </w:r>
           </w:p>
           <w:p>
@@ -6811,7 +6811,7 @@
             <w:pPr>
               <w:spacing w:after="20" w:before="0"/>
             </w:pPr>
-            <w:hyperlink w:history="1" r:id="rIdtomih--7adl6v9erjk5nn">
+            <w:hyperlink w:history="1" r:id="rIdj9bnbgsioa_79vht372qy">
               <w:r>
                 <w:rPr>
                   <w:rFonts w:ascii="Arial" w:cs="Arial" w:eastAsia="Arial" w:hAnsi="Arial"/>
@@ -6844,7 +6844,7 @@
               <w:spacing w:after="10" w:before="0"/>
               <w:ind w:left="120"/>
             </w:pPr>
-            <w:hyperlink w:history="1" r:id="rIdx3xonrduvwajnblt7bolh">
+            <w:hyperlink w:history="1" r:id="rIdelz12sifrrd9i7x1tq3-a">
               <w:r>
                 <w:rPr>
                   <w:rFonts w:ascii="Arial" w:cs="Arial" w:eastAsia="Arial" w:hAnsi="Arial"/>
@@ -6889,7 +6889,7 @@
             <w:pPr>
               <w:spacing w:after="20" w:before="0"/>
             </w:pPr>
-            <w:hyperlink w:history="1" r:id="rIdhkplqlsjhq0ogf0xsgcpk">
+            <w:hyperlink w:history="1" r:id="rIdk8a7modsydwthhspwoeqt">
               <w:r>
                 <w:rPr>
                   <w:rFonts w:ascii="Arial" w:cs="Arial" w:eastAsia="Arial" w:hAnsi="Arial"/>
@@ -6922,7 +6922,7 @@
               <w:spacing w:after="10" w:before="0"/>
               <w:ind w:left="120"/>
             </w:pPr>
-            <w:hyperlink w:history="1" r:id="rIdjgljj8byh1frksschjczh">
+            <w:hyperlink w:history="1" r:id="rId0t4c0bq6ep4y9k4zkcj_c">
               <w:r>
                 <w:rPr>
                   <w:rFonts w:ascii="Arial" w:cs="Arial" w:eastAsia="Arial" w:hAnsi="Arial"/>
@@ -7164,32 +7164,32 @@
         <w:tc>
           <w:tcPr>
             <w:tcW w:type="dxa" w:w="1520"/>
-            <w:shd w:fill="F2F2F2" w:color="auto" w:val="clear"/>
-            <w:tcMar>
-              <w:top w:type="dxa" w:w="60"/>
-              <w:left w:type="dxa" w:w="120"/>
-              <w:bottom w:type="dxa" w:w="60"/>
-              <w:right w:type="dxa" w:w="120"/>
-            </w:tcMar>
-            <w:vAlign w:val="top"/>
-          </w:tcPr>
-          <w:p>
-            <w:pPr>
-              <w:spacing w:after="40" w:before="0"/>
-              <w:jc w:val="left"/>
-            </w:pPr>
-            <w:r>
-              <w:rPr>
-                <w:rFonts w:ascii="Arial" w:cs="Arial" w:eastAsia="Arial" w:hAnsi="Arial"/>
-                <w:b/>
-                <w:bCs/>
-                <w:i w:val="false"/>
-                <w:iCs w:val="false"/>
-                <w:color w:val="000000"/>
-                <w:sz w:val="18"/>
-                <w:szCs w:val="18"/>
-              </w:rPr>
-              <w:t xml:space="preserve">Phase 4 — DRIVING QUESTION BOARD (DQB) UPDATE (8 minutes)</w:t>
+            <w:shd w:fill="FCE4D6" w:color="auto" w:val="clear"/>
+            <w:tcMar>
+              <w:top w:type="dxa" w:w="60"/>
+              <w:left w:type="dxa" w:w="120"/>
+              <w:bottom w:type="dxa" w:w="60"/>
+              <w:right w:type="dxa" w:w="120"/>
+            </w:tcMar>
+            <w:vAlign w:val="top"/>
+          </w:tcPr>
+          <w:p>
+            <w:pPr>
+              <w:spacing w:after="40" w:before="0"/>
+              <w:jc w:val="left"/>
+            </w:pPr>
+            <w:r>
+              <w:rPr>
+                <w:rFonts w:ascii="Arial" w:cs="Arial" w:eastAsia="Arial" w:hAnsi="Arial"/>
+                <w:b/>
+                <w:bCs/>
+                <w:i w:val="false"/>
+                <w:iCs w:val="false"/>
+                <w:color w:val="000000"/>
+                <w:sz w:val="18"/>
+                <w:szCs w:val="18"/>
+              </w:rPr>
+              <w:t xml:space="preserve">Driving Question Board (DQB) Creation</w:t>
             </w:r>
           </w:p>
           <w:p>
@@ -7212,7 +7212,7 @@
             <w:pPr>
               <w:spacing w:after="20" w:before="0"/>
             </w:pPr>
-            <w:hyperlink w:history="1" r:id="rIdwzxqxkt17kapvxqd4bhg2">
+            <w:hyperlink w:history="1" r:id="rIdqciv9sjqnyh_ryxh0twxi">
               <w:r>
                 <w:rPr>
                   <w:rFonts w:ascii="Arial" w:cs="Arial" w:eastAsia="Arial" w:hAnsi="Arial"/>
@@ -7245,7 +7245,7 @@
               <w:spacing w:after="10" w:before="0"/>
               <w:ind w:left="120"/>
             </w:pPr>
-            <w:hyperlink w:history="1" r:id="rIdtchnmi_5e7kzhylay3cg0">
+            <w:hyperlink w:history="1" r:id="rIdtrvldkt3ffhwpqepyn1qi">
               <w:r>
                 <w:rPr>
                   <w:rFonts w:ascii="Arial" w:cs="Arial" w:eastAsia="Arial" w:hAnsi="Arial"/>
@@ -7290,7 +7290,7 @@
             <w:pPr>
               <w:spacing w:after="20" w:before="0"/>
             </w:pPr>
-            <w:hyperlink w:history="1" r:id="rIdgqjuglf-zfkw-csabl97h">
+            <w:hyperlink w:history="1" r:id="rId1f4dtv1dqy__rsucixtiq">
               <w:r>
                 <w:rPr>
                   <w:rFonts w:ascii="Arial" w:cs="Arial" w:eastAsia="Arial" w:hAnsi="Arial"/>
@@ -7323,7 +7323,7 @@
               <w:spacing w:after="10" w:before="0"/>
               <w:ind w:left="120"/>
             </w:pPr>
-            <w:hyperlink w:history="1" r:id="rIdljxfe-nntyuojhommgcg_">
+            <w:hyperlink w:history="1" r:id="rIds9ozxogtfhlwpej2merwl">
               <w:r>
                 <w:rPr>
                   <w:rFonts w:ascii="Arial" w:cs="Arial" w:eastAsia="Arial" w:hAnsi="Arial"/>
@@ -7527,32 +7527,32 @@
         <w:tc>
           <w:tcPr>
             <w:tcW w:type="dxa" w:w="1520"/>
-            <w:shd w:fill="F2F2F2" w:color="auto" w:val="clear"/>
-            <w:tcMar>
-              <w:top w:type="dxa" w:w="60"/>
-              <w:left w:type="dxa" w:w="120"/>
-              <w:bottom w:type="dxa" w:w="60"/>
-              <w:right w:type="dxa" w:w="120"/>
-            </w:tcMar>
-            <w:vAlign w:val="top"/>
-          </w:tcPr>
-          <w:p>
-            <w:pPr>
-              <w:spacing w:after="40" w:before="0"/>
-              <w:jc w:val="left"/>
-            </w:pPr>
-            <w:r>
-              <w:rPr>
-                <w:rFonts w:ascii="Arial" w:cs="Arial" w:eastAsia="Arial" w:hAnsi="Arial"/>
-                <w:b/>
-                <w:bCs/>
-                <w:i w:val="false"/>
-                <w:iCs w:val="false"/>
-                <w:color w:val="000000"/>
-                <w:sz w:val="18"/>
-                <w:szCs w:val="18"/>
-              </w:rPr>
-              <w:t xml:space="preserve">Phase 5 — MODEL BUILDING (12 minutes)</w:t>
+            <w:shd w:fill="D5E8F0" w:color="auto" w:val="clear"/>
+            <w:tcMar>
+              <w:top w:type="dxa" w:w="60"/>
+              <w:left w:type="dxa" w:w="120"/>
+              <w:bottom w:type="dxa" w:w="60"/>
+              <w:right w:type="dxa" w:w="120"/>
+            </w:tcMar>
+            <w:vAlign w:val="top"/>
+          </w:tcPr>
+          <w:p>
+            <w:pPr>
+              <w:spacing w:after="40" w:before="0"/>
+              <w:jc w:val="left"/>
+            </w:pPr>
+            <w:r>
+              <w:rPr>
+                <w:rFonts w:ascii="Arial" w:cs="Arial" w:eastAsia="Arial" w:hAnsi="Arial"/>
+                <w:b/>
+                <w:bCs/>
+                <w:i w:val="false"/>
+                <w:iCs w:val="false"/>
+                <w:color w:val="000000"/>
+                <w:sz w:val="18"/>
+                <w:szCs w:val="18"/>
+              </w:rPr>
+              <w:t xml:space="preserve">Model Building Phase</w:t>
             </w:r>
           </w:p>
           <w:p>
@@ -7575,7 +7575,7 @@
             <w:pPr>
               <w:spacing w:after="20" w:before="0"/>
             </w:pPr>
-            <w:hyperlink w:history="1" r:id="rIddjps5lt9yllxqmrjhepdc">
+            <w:hyperlink w:history="1" r:id="rIdcwtp2vm5aaol3xy4ex2bt">
               <w:r>
                 <w:rPr>
                   <w:rFonts w:ascii="Arial" w:cs="Arial" w:eastAsia="Arial" w:hAnsi="Arial"/>
@@ -7608,7 +7608,7 @@
               <w:spacing w:after="10" w:before="0"/>
               <w:ind w:left="120"/>
             </w:pPr>
-            <w:hyperlink w:history="1" r:id="rIdp1m53v_ri598qbuiszjyi">
+            <w:hyperlink w:history="1" r:id="rIdy1vww4b8k18h54dag5s92">
               <w:r>
                 <w:rPr>
                   <w:rFonts w:ascii="Arial" w:cs="Arial" w:eastAsia="Arial" w:hAnsi="Arial"/>
@@ -7653,7 +7653,7 @@
             <w:pPr>
               <w:spacing w:after="20" w:before="0"/>
             </w:pPr>
-            <w:hyperlink w:history="1" r:id="rIdk1qluukhtn3yt51y_aqmd">
+            <w:hyperlink w:history="1" r:id="rIdfeoh67_t-gfyzmhndcsl3">
               <w:r>
                 <w:rPr>
                   <w:rFonts w:ascii="Arial" w:cs="Arial" w:eastAsia="Arial" w:hAnsi="Arial"/>
@@ -7686,7 +7686,7 @@
               <w:spacing w:after="10" w:before="0"/>
               <w:ind w:left="120"/>
             </w:pPr>
-            <w:hyperlink w:history="1" r:id="rIdjhc_3s24eqlnjjydbqwkf">
+            <w:hyperlink w:history="1" r:id="rIdslasselvugqixzl6ehn7l">
               <w:r>
                 <w:rPr>
                   <w:rFonts w:ascii="Arial" w:cs="Arial" w:eastAsia="Arial" w:hAnsi="Arial"/>
@@ -9467,7 +9467,7 @@
             <w:pPr>
               <w:spacing w:after="20" w:before="0"/>
             </w:pPr>
-            <w:hyperlink w:history="1" r:id="rId3-dmheobbtappif3ob_b2">
+            <w:hyperlink w:history="1" r:id="rIdaerthkrfnccp-lhafxpco">
               <w:r>
                 <w:rPr>
                   <w:rFonts w:ascii="Arial" w:cs="Arial" w:eastAsia="Arial" w:hAnsi="Arial"/>
@@ -9500,7 +9500,7 @@
               <w:spacing w:after="10" w:before="0"/>
               <w:ind w:left="120"/>
             </w:pPr>
-            <w:hyperlink w:history="1" r:id="rIdik1koyqj4cbhmeynsi7zh">
+            <w:hyperlink w:history="1" r:id="rIdba-egb_stdgxuc6erfywf">
               <w:r>
                 <w:rPr>
                   <w:rFonts w:ascii="Arial" w:cs="Arial" w:eastAsia="Arial" w:hAnsi="Arial"/>
@@ -9545,7 +9545,7 @@
             <w:pPr>
               <w:spacing w:after="20" w:before="0"/>
             </w:pPr>
-            <w:hyperlink w:history="1" r:id="rIdtyush02grugikxn5sb3_w">
+            <w:hyperlink w:history="1" r:id="rIduvpyjrtlst0a1skoetexp">
               <w:r>
                 <w:rPr>
                   <w:rFonts w:ascii="Arial" w:cs="Arial" w:eastAsia="Arial" w:hAnsi="Arial"/>
@@ -9578,7 +9578,7 @@
               <w:spacing w:after="10" w:before="0"/>
               <w:ind w:left="120"/>
             </w:pPr>
-            <w:hyperlink w:history="1" r:id="rIdqvvjvpnf73z8ufajz0cv4">
+            <w:hyperlink w:history="1" r:id="rIdk8jnzbwi9ayb2ps4xnqkm">
               <w:r>
                 <w:rPr>
                   <w:rFonts w:ascii="Arial" w:cs="Arial" w:eastAsia="Arial" w:hAnsi="Arial"/>
@@ -9773,7 +9773,7 @@
             <w:pPr>
               <w:spacing w:after="20" w:before="0"/>
             </w:pPr>
-            <w:hyperlink w:history="1" r:id="rIdqzmxk5gxbxo9ork8r6mqe">
+            <w:hyperlink w:history="1" r:id="rIdb-x8e0-3ian4j-av0-12u">
               <w:r>
                 <w:rPr>
                   <w:rFonts w:ascii="Arial" w:cs="Arial" w:eastAsia="Arial" w:hAnsi="Arial"/>
@@ -9806,7 +9806,7 @@
               <w:spacing w:after="10" w:before="0"/>
               <w:ind w:left="120"/>
             </w:pPr>
-            <w:hyperlink w:history="1" r:id="rIdmh5otokeqvap1k386qril">
+            <w:hyperlink w:history="1" r:id="rIdbzrblb8ueig-aekplbi5e">
               <w:r>
                 <w:rPr>
                   <w:rFonts w:ascii="Arial" w:cs="Arial" w:eastAsia="Arial" w:hAnsi="Arial"/>
@@ -9851,7 +9851,7 @@
             <w:pPr>
               <w:spacing w:after="20" w:before="0"/>
             </w:pPr>
-            <w:hyperlink w:history="1" r:id="rIdxwfdma1rqotrsmm_lds0p">
+            <w:hyperlink w:history="1" r:id="rIdp8nzsrzndlulggopkbxzi">
               <w:r>
                 <w:rPr>
                   <w:rFonts w:ascii="Arial" w:cs="Arial" w:eastAsia="Arial" w:hAnsi="Arial"/>
@@ -9884,7 +9884,7 @@
               <w:spacing w:after="10" w:before="0"/>
               <w:ind w:left="120"/>
             </w:pPr>
-            <w:hyperlink w:history="1" r:id="rIdlvizhymrfzqzudbkes0lb">
+            <w:hyperlink w:history="1" r:id="rIddlbhcxhdtmhuzekdcfrtx">
               <w:r>
                 <w:rPr>
                   <w:rFonts w:ascii="Arial" w:cs="Arial" w:eastAsia="Arial" w:hAnsi="Arial"/>
@@ -10079,7 +10079,7 @@
             <w:pPr>
               <w:spacing w:after="20" w:before="0"/>
             </w:pPr>
-            <w:hyperlink w:history="1" r:id="rId0m4siu5qoue4iqesrdqkk">
+            <w:hyperlink w:history="1" r:id="rIdqu0nrwg-r84-hkp-iz0e4">
               <w:r>
                 <w:rPr>
                   <w:rFonts w:ascii="Arial" w:cs="Arial" w:eastAsia="Arial" w:hAnsi="Arial"/>
@@ -10112,7 +10112,7 @@
               <w:spacing w:after="10" w:before="0"/>
               <w:ind w:left="120"/>
             </w:pPr>
-            <w:hyperlink w:history="1" r:id="rIdbui8fb8qgfuoowe5gvshf">
+            <w:hyperlink w:history="1" r:id="rIddrrbvbtvqjyqrg5wojs8f">
               <w:r>
                 <w:rPr>
                   <w:rFonts w:ascii="Arial" w:cs="Arial" w:eastAsia="Arial" w:hAnsi="Arial"/>
@@ -10157,7 +10157,7 @@
             <w:pPr>
               <w:spacing w:after="20" w:before="0"/>
             </w:pPr>
-            <w:hyperlink w:history="1" r:id="rIdo0idfdye8-xg0bm4kcpja">
+            <w:hyperlink w:history="1" r:id="rIdn09zg3wwflk_clwhjwis9">
               <w:r>
                 <w:rPr>
                   <w:rFonts w:ascii="Arial" w:cs="Arial" w:eastAsia="Arial" w:hAnsi="Arial"/>
@@ -10190,7 +10190,7 @@
               <w:spacing w:after="10" w:before="0"/>
               <w:ind w:left="120"/>
             </w:pPr>
-            <w:hyperlink w:history="1" r:id="rIdeqtgbaocng4dg1ukmhcin">
+            <w:hyperlink w:history="1" r:id="rIdekpjz5_iy-zgjmhvleley">
               <w:r>
                 <w:rPr>
                   <w:rFonts w:ascii="Arial" w:cs="Arial" w:eastAsia="Arial" w:hAnsi="Arial"/>
@@ -10385,7 +10385,7 @@
             <w:pPr>
               <w:spacing w:after="20" w:before="0"/>
             </w:pPr>
-            <w:hyperlink w:history="1" r:id="rIdslvivyk5eh_zeduocfh8p">
+            <w:hyperlink w:history="1" r:id="rId4h_f81juiqq_pxe7nxrit">
               <w:r>
                 <w:rPr>
                   <w:rFonts w:ascii="Arial" w:cs="Arial" w:eastAsia="Arial" w:hAnsi="Arial"/>
@@ -10418,7 +10418,7 @@
               <w:spacing w:after="10" w:before="0"/>
               <w:ind w:left="120"/>
             </w:pPr>
-            <w:hyperlink w:history="1" r:id="rId2drhnwqavh99qiyimbwgg">
+            <w:hyperlink w:history="1" r:id="rIdnwjqjkg6jwydgw79xoz0k">
               <w:r>
                 <w:rPr>
                   <w:rFonts w:ascii="Arial" w:cs="Arial" w:eastAsia="Arial" w:hAnsi="Arial"/>
@@ -10463,7 +10463,7 @@
             <w:pPr>
               <w:spacing w:after="20" w:before="0"/>
             </w:pPr>
-            <w:hyperlink w:history="1" r:id="rIdrkkej9fc295hnsblf41mx">
+            <w:hyperlink w:history="1" r:id="rId1o0r31t3w425kljytn8cj">
               <w:r>
                 <w:rPr>
                   <w:rFonts w:ascii="Arial" w:cs="Arial" w:eastAsia="Arial" w:hAnsi="Arial"/>
@@ -10496,7 +10496,7 @@
               <w:spacing w:after="10" w:before="0"/>
               <w:ind w:left="120"/>
             </w:pPr>
-            <w:hyperlink w:history="1" r:id="rIdgydkvbdfontksu4e5inve">
+            <w:hyperlink w:history="1" r:id="rIdyxcmhai_vwm4rs3zvlh-r">
               <w:r>
                 <w:rPr>
                   <w:rFonts w:ascii="Arial" w:cs="Arial" w:eastAsia="Arial" w:hAnsi="Arial"/>
@@ -10691,7 +10691,7 @@
             <w:pPr>
               <w:spacing w:after="20" w:before="0"/>
             </w:pPr>
-            <w:hyperlink w:history="1" r:id="rIdtv4zbajlguthfg-qdzamy">
+            <w:hyperlink w:history="1" r:id="rIddvadsxeattrxy8abxi5fl">
               <w:r>
                 <w:rPr>
                   <w:rFonts w:ascii="Arial" w:cs="Arial" w:eastAsia="Arial" w:hAnsi="Arial"/>
@@ -10724,7 +10724,7 @@
               <w:spacing w:after="10" w:before="0"/>
               <w:ind w:left="120"/>
             </w:pPr>
-            <w:hyperlink w:history="1" r:id="rIdjn4wjhfzm7fykbsm50gs_">
+            <w:hyperlink w:history="1" r:id="rIdtgilfwvv6noo5y7xaknsz">
               <w:r>
                 <w:rPr>
                   <w:rFonts w:ascii="Arial" w:cs="Arial" w:eastAsia="Arial" w:hAnsi="Arial"/>
@@ -10769,7 +10769,7 @@
             <w:pPr>
               <w:spacing w:after="20" w:before="0"/>
             </w:pPr>
-            <w:hyperlink w:history="1" r:id="rIdqcxwuoub13c2y9ylk4yqk">
+            <w:hyperlink w:history="1" r:id="rId2hx1jrxeutf4n3ovwqqeu">
               <w:r>
                 <w:rPr>
                   <w:rFonts w:ascii="Arial" w:cs="Arial" w:eastAsia="Arial" w:hAnsi="Arial"/>
@@ -10802,7 +10802,7 @@
               <w:spacing w:after="10" w:before="0"/>
               <w:ind w:left="120"/>
             </w:pPr>
-            <w:hyperlink w:history="1" r:id="rIdmvmeqak7kuqg2li3x5-5o">
+            <w:hyperlink w:history="1" r:id="rIdi8bpc7nhqliiklpidd4dd">
               <w:r>
                 <w:rPr>
                   <w:rFonts w:ascii="Arial" w:cs="Arial" w:eastAsia="Arial" w:hAnsi="Arial"/>
@@ -12317,32 +12317,32 @@
         <w:tc>
           <w:tcPr>
             <w:tcW w:type="dxa" w:w="1520"/>
-            <w:shd w:fill="F2F2F2" w:color="auto" w:val="clear"/>
-            <w:tcMar>
-              <w:top w:type="dxa" w:w="60"/>
-              <w:left w:type="dxa" w:w="120"/>
-              <w:bottom w:type="dxa" w:w="60"/>
-              <w:right w:type="dxa" w:w="120"/>
-            </w:tcMar>
-            <w:vAlign w:val="top"/>
-          </w:tcPr>
-          <w:p>
-            <w:pPr>
-              <w:spacing w:after="40" w:before="0"/>
-              <w:jc w:val="left"/>
-            </w:pPr>
-            <w:r>
-              <w:rPr>
-                <w:rFonts w:ascii="Arial" w:cs="Arial" w:eastAsia="Arial" w:hAnsi="Arial"/>
-                <w:b/>
-                <w:bCs/>
-                <w:i w:val="false"/>
-                <w:iCs w:val="false"/>
-                <w:color w:val="000000"/>
-                <w:sz w:val="18"/>
-                <w:szCs w:val="18"/>
-              </w:rPr>
-              <w:t xml:space="preserve">Phase 1 — Predict</w:t>
+            <w:shd w:fill="EAD1F5" w:color="auto" w:val="clear"/>
+            <w:tcMar>
+              <w:top w:type="dxa" w:w="60"/>
+              <w:left w:type="dxa" w:w="120"/>
+              <w:bottom w:type="dxa" w:w="60"/>
+              <w:right w:type="dxa" w:w="120"/>
+            </w:tcMar>
+            <w:vAlign w:val="top"/>
+          </w:tcPr>
+          <w:p>
+            <w:pPr>
+              <w:spacing w:after="40" w:before="0"/>
+              <w:jc w:val="left"/>
+            </w:pPr>
+            <w:r>
+              <w:rPr>
+                <w:rFonts w:ascii="Arial" w:cs="Arial" w:eastAsia="Arial" w:hAnsi="Arial"/>
+                <w:b/>
+                <w:bCs/>
+                <w:i w:val="false"/>
+                <w:iCs w:val="false"/>
+                <w:color w:val="000000"/>
+                <w:sz w:val="18"/>
+                <w:szCs w:val="18"/>
+              </w:rPr>
+              <w:t xml:space="preserve">Predict Phase</w:t>
             </w:r>
           </w:p>
           <w:p>
@@ -12365,7 +12365,7 @@
             <w:pPr>
               <w:spacing w:after="20" w:before="0"/>
             </w:pPr>
-            <w:hyperlink w:history="1" r:id="rIdmuintlcmiq3eig0589fe2">
+            <w:hyperlink w:history="1" r:id="rIdm-mkci3pcnqjtef_jw22x">
               <w:r>
                 <w:rPr>
                   <w:rFonts w:ascii="Arial" w:cs="Arial" w:eastAsia="Arial" w:hAnsi="Arial"/>
@@ -12398,7 +12398,7 @@
               <w:spacing w:after="10" w:before="0"/>
               <w:ind w:left="120"/>
             </w:pPr>
-            <w:hyperlink w:history="1" r:id="rIdzhvuqxukx-iy8btpm__yg">
+            <w:hyperlink w:history="1" r:id="rIdmo-2difrcbyaigobypy3r">
               <w:r>
                 <w:rPr>
                   <w:rFonts w:ascii="Arial" w:cs="Arial" w:eastAsia="Arial" w:hAnsi="Arial"/>
@@ -12443,7 +12443,7 @@
             <w:pPr>
               <w:spacing w:after="20" w:before="0"/>
             </w:pPr>
-            <w:hyperlink w:history="1" r:id="rIdmbcm_v4zjvxeq86hvi4ee">
+            <w:hyperlink w:history="1" r:id="rIdaoidxbwmnux19npoqusu5">
               <w:r>
                 <w:rPr>
                   <w:rFonts w:ascii="Arial" w:cs="Arial" w:eastAsia="Arial" w:hAnsi="Arial"/>
@@ -12476,7 +12476,7 @@
               <w:spacing w:after="10" w:before="0"/>
               <w:ind w:left="120"/>
             </w:pPr>
-            <w:hyperlink w:history="1" r:id="rIdprs1p2v00l7oajeamy2ff">
+            <w:hyperlink w:history="1" r:id="rIdmexywkj5yguw_asjkmrsa">
               <w:r>
                 <w:rPr>
                   <w:rFonts w:ascii="Arial" w:cs="Arial" w:eastAsia="Arial" w:hAnsi="Arial"/>
@@ -12623,32 +12623,32 @@
         <w:tc>
           <w:tcPr>
             <w:tcW w:type="dxa" w:w="1520"/>
-            <w:shd w:fill="F2F2F2" w:color="auto" w:val="clear"/>
-            <w:tcMar>
-              <w:top w:type="dxa" w:w="60"/>
-              <w:left w:type="dxa" w:w="120"/>
-              <w:bottom w:type="dxa" w:w="60"/>
-              <w:right w:type="dxa" w:w="120"/>
-            </w:tcMar>
-            <w:vAlign w:val="top"/>
-          </w:tcPr>
-          <w:p>
-            <w:pPr>
-              <w:spacing w:after="40" w:before="0"/>
-              <w:jc w:val="left"/>
-            </w:pPr>
-            <w:r>
-              <w:rPr>
-                <w:rFonts w:ascii="Arial" w:cs="Arial" w:eastAsia="Arial" w:hAnsi="Arial"/>
-                <w:b/>
-                <w:bCs/>
-                <w:i w:val="false"/>
-                <w:iCs w:val="false"/>
-                <w:color w:val="000000"/>
-                <w:sz w:val="18"/>
-                <w:szCs w:val="18"/>
-              </w:rPr>
-              <w:t xml:space="preserve">Phase 2 — Observe</w:t>
+            <w:shd w:fill="D9EEF1" w:color="auto" w:val="clear"/>
+            <w:tcMar>
+              <w:top w:type="dxa" w:w="60"/>
+              <w:left w:type="dxa" w:w="120"/>
+              <w:bottom w:type="dxa" w:w="60"/>
+              <w:right w:type="dxa" w:w="120"/>
+            </w:tcMar>
+            <w:vAlign w:val="top"/>
+          </w:tcPr>
+          <w:p>
+            <w:pPr>
+              <w:spacing w:after="40" w:before="0"/>
+              <w:jc w:val="left"/>
+            </w:pPr>
+            <w:r>
+              <w:rPr>
+                <w:rFonts w:ascii="Arial" w:cs="Arial" w:eastAsia="Arial" w:hAnsi="Arial"/>
+                <w:b/>
+                <w:bCs/>
+                <w:i w:val="false"/>
+                <w:iCs w:val="false"/>
+                <w:color w:val="000000"/>
+                <w:sz w:val="18"/>
+                <w:szCs w:val="18"/>
+              </w:rPr>
+              <w:t xml:space="preserve">Observe Phase</w:t>
             </w:r>
           </w:p>
           <w:p>
@@ -12671,7 +12671,7 @@
             <w:pPr>
               <w:spacing w:after="20" w:before="0"/>
             </w:pPr>
-            <w:hyperlink w:history="1" r:id="rIdbwpsolebphbxo7h2tsart">
+            <w:hyperlink w:history="1" r:id="rIdlzm_qggmhnsho0o6i9jno">
               <w:r>
                 <w:rPr>
                   <w:rFonts w:ascii="Arial" w:cs="Arial" w:eastAsia="Arial" w:hAnsi="Arial"/>
@@ -12704,7 +12704,7 @@
               <w:spacing w:after="10" w:before="0"/>
               <w:ind w:left="120"/>
             </w:pPr>
-            <w:hyperlink w:history="1" r:id="rId0yliotbkwhetipiobelbn">
+            <w:hyperlink w:history="1" r:id="rId9ich1trgw2xy72do_ucmx">
               <w:r>
                 <w:rPr>
                   <w:rFonts w:ascii="Arial" w:cs="Arial" w:eastAsia="Arial" w:hAnsi="Arial"/>
@@ -12749,7 +12749,7 @@
             <w:pPr>
               <w:spacing w:after="20" w:before="0"/>
             </w:pPr>
-            <w:hyperlink w:history="1" r:id="rIdf93glpcpq0bgqpdslzah4">
+            <w:hyperlink w:history="1" r:id="rIdlikrtenwuqh9rsioux7vc">
               <w:r>
                 <w:rPr>
                   <w:rFonts w:ascii="Arial" w:cs="Arial" w:eastAsia="Arial" w:hAnsi="Arial"/>
@@ -12782,7 +12782,7 @@
               <w:spacing w:after="10" w:before="0"/>
               <w:ind w:left="120"/>
             </w:pPr>
-            <w:hyperlink w:history="1" r:id="rIdvwjdzkedvv3iyetki4g_8">
+            <w:hyperlink w:history="1" r:id="rIdsy4xi8y9ixbgkqb2sqvmf">
               <w:r>
                 <w:rPr>
                   <w:rFonts w:ascii="Arial" w:cs="Arial" w:eastAsia="Arial" w:hAnsi="Arial"/>
@@ -12929,32 +12929,32 @@
         <w:tc>
           <w:tcPr>
             <w:tcW w:type="dxa" w:w="1520"/>
-            <w:shd w:fill="F2F2F2" w:color="auto" w:val="clear"/>
-            <w:tcMar>
-              <w:top w:type="dxa" w:w="60"/>
-              <w:left w:type="dxa" w:w="120"/>
-              <w:bottom w:type="dxa" w:w="60"/>
-              <w:right w:type="dxa" w:w="120"/>
-            </w:tcMar>
-            <w:vAlign w:val="top"/>
-          </w:tcPr>
-          <w:p>
-            <w:pPr>
-              <w:spacing w:after="40" w:before="0"/>
-              <w:jc w:val="left"/>
-            </w:pPr>
-            <w:r>
-              <w:rPr>
-                <w:rFonts w:ascii="Arial" w:cs="Arial" w:eastAsia="Arial" w:hAnsi="Arial"/>
-                <w:b/>
-                <w:bCs/>
-                <w:i w:val="false"/>
-                <w:iCs w:val="false"/>
-                <w:color w:val="000000"/>
-                <w:sz w:val="18"/>
-                <w:szCs w:val="18"/>
-              </w:rPr>
-              <w:t xml:space="preserve">Phase 3 — Explain</w:t>
+            <w:shd w:fill="E2EFDA" w:color="auto" w:val="clear"/>
+            <w:tcMar>
+              <w:top w:type="dxa" w:w="60"/>
+              <w:left w:type="dxa" w:w="120"/>
+              <w:bottom w:type="dxa" w:w="60"/>
+              <w:right w:type="dxa" w:w="120"/>
+            </w:tcMar>
+            <w:vAlign w:val="top"/>
+          </w:tcPr>
+          <w:p>
+            <w:pPr>
+              <w:spacing w:after="40" w:before="0"/>
+              <w:jc w:val="left"/>
+            </w:pPr>
+            <w:r>
+              <w:rPr>
+                <w:rFonts w:ascii="Arial" w:cs="Arial" w:eastAsia="Arial" w:hAnsi="Arial"/>
+                <w:b/>
+                <w:bCs/>
+                <w:i w:val="false"/>
+                <w:iCs w:val="false"/>
+                <w:color w:val="000000"/>
+                <w:sz w:val="18"/>
+                <w:szCs w:val="18"/>
+              </w:rPr>
+              <w:t xml:space="preserve">Explain Phase</w:t>
             </w:r>
           </w:p>
           <w:p>
@@ -12977,7 +12977,7 @@
             <w:pPr>
               <w:spacing w:after="20" w:before="0"/>
             </w:pPr>
-            <w:hyperlink w:history="1" r:id="rIdkutvc6yjnyusi2cokkq_k">
+            <w:hyperlink w:history="1" r:id="rIdoa5207eyxgaal410updxg">
               <w:r>
                 <w:rPr>
                   <w:rFonts w:ascii="Arial" w:cs="Arial" w:eastAsia="Arial" w:hAnsi="Arial"/>
@@ -13010,7 +13010,7 @@
               <w:spacing w:after="10" w:before="0"/>
               <w:ind w:left="120"/>
             </w:pPr>
-            <w:hyperlink w:history="1" r:id="rIdtkryvkiicdqye5jsthg96">
+            <w:hyperlink w:history="1" r:id="rIdoydazqincedrduvkyauk3">
               <w:r>
                 <w:rPr>
                   <w:rFonts w:ascii="Arial" w:cs="Arial" w:eastAsia="Arial" w:hAnsi="Arial"/>
@@ -13055,7 +13055,7 @@
             <w:pPr>
               <w:spacing w:after="20" w:before="0"/>
             </w:pPr>
-            <w:hyperlink w:history="1" r:id="rIdpr2asencq-lvnxcvedfcr">
+            <w:hyperlink w:history="1" r:id="rIdvcahrzmztcm0r_hb90oc6">
               <w:r>
                 <w:rPr>
                   <w:rFonts w:ascii="Arial" w:cs="Arial" w:eastAsia="Arial" w:hAnsi="Arial"/>
@@ -13088,7 +13088,7 @@
               <w:spacing w:after="10" w:before="0"/>
               <w:ind w:left="120"/>
             </w:pPr>
-            <w:hyperlink w:history="1" r:id="rIde9srsbw_ik-izxl5adl2g">
+            <w:hyperlink w:history="1" r:id="rId_xdre5oterscm9_tfnrgh">
               <w:r>
                 <w:rPr>
                   <w:rFonts w:ascii="Arial" w:cs="Arial" w:eastAsia="Arial" w:hAnsi="Arial"/>
@@ -13235,32 +13235,32 @@
         <w:tc>
           <w:tcPr>
             <w:tcW w:type="dxa" w:w="1520"/>
-            <w:shd w:fill="F2F2F2" w:color="auto" w:val="clear"/>
-            <w:tcMar>
-              <w:top w:type="dxa" w:w="60"/>
-              <w:left w:type="dxa" w:w="120"/>
-              <w:bottom w:type="dxa" w:w="60"/>
-              <w:right w:type="dxa" w:w="120"/>
-            </w:tcMar>
-            <w:vAlign w:val="top"/>
-          </w:tcPr>
-          <w:p>
-            <w:pPr>
-              <w:spacing w:after="40" w:before="0"/>
-              <w:jc w:val="left"/>
-            </w:pPr>
-            <w:r>
-              <w:rPr>
-                <w:rFonts w:ascii="Arial" w:cs="Arial" w:eastAsia="Arial" w:hAnsi="Arial"/>
-                <w:b/>
-                <w:bCs/>
-                <w:i w:val="false"/>
-                <w:iCs w:val="false"/>
-                <w:color w:val="000000"/>
-                <w:sz w:val="18"/>
-                <w:szCs w:val="18"/>
-              </w:rPr>
-              <w:t xml:space="preserve">Phase 4 — Driving Question Board (DQB) Update</w:t>
+            <w:shd w:fill="FCE4D6" w:color="auto" w:val="clear"/>
+            <w:tcMar>
+              <w:top w:type="dxa" w:w="60"/>
+              <w:left w:type="dxa" w:w="120"/>
+              <w:bottom w:type="dxa" w:w="60"/>
+              <w:right w:type="dxa" w:w="120"/>
+            </w:tcMar>
+            <w:vAlign w:val="top"/>
+          </w:tcPr>
+          <w:p>
+            <w:pPr>
+              <w:spacing w:after="40" w:before="0"/>
+              <w:jc w:val="left"/>
+            </w:pPr>
+            <w:r>
+              <w:rPr>
+                <w:rFonts w:ascii="Arial" w:cs="Arial" w:eastAsia="Arial" w:hAnsi="Arial"/>
+                <w:b/>
+                <w:bCs/>
+                <w:i w:val="false"/>
+                <w:iCs w:val="false"/>
+                <w:color w:val="000000"/>
+                <w:sz w:val="18"/>
+                <w:szCs w:val="18"/>
+              </w:rPr>
+              <w:t xml:space="preserve">Driving Question Board (DQB) Creation</w:t>
             </w:r>
           </w:p>
           <w:p>
@@ -13283,7 +13283,7 @@
             <w:pPr>
               <w:spacing w:after="20" w:before="0"/>
             </w:pPr>
-            <w:hyperlink w:history="1" r:id="rIdvyc6kkn5fsa9o884mv1iu">
+            <w:hyperlink w:history="1" r:id="rIdkj5lc3x9_ctpvdhflll7v">
               <w:r>
                 <w:rPr>
                   <w:rFonts w:ascii="Arial" w:cs="Arial" w:eastAsia="Arial" w:hAnsi="Arial"/>
@@ -13316,7 +13316,7 @@
               <w:spacing w:after="10" w:before="0"/>
               <w:ind w:left="120"/>
             </w:pPr>
-            <w:hyperlink w:history="1" r:id="rIdfkrktcmoihcwqlrcz5z8f">
+            <w:hyperlink w:history="1" r:id="rIdxgwmiwtukfwcvdlynzbte">
               <w:r>
                 <w:rPr>
                   <w:rFonts w:ascii="Arial" w:cs="Arial" w:eastAsia="Arial" w:hAnsi="Arial"/>
@@ -13361,7 +13361,7 @@
             <w:pPr>
               <w:spacing w:after="20" w:before="0"/>
             </w:pPr>
-            <w:hyperlink w:history="1" r:id="rId_zfwbs5aw_4jiojn63huf">
+            <w:hyperlink w:history="1" r:id="rIdsezpddexlyrw0lvvemtrb">
               <w:r>
                 <w:rPr>
                   <w:rFonts w:ascii="Arial" w:cs="Arial" w:eastAsia="Arial" w:hAnsi="Arial"/>
@@ -13394,7 +13394,7 @@
               <w:spacing w:after="10" w:before="0"/>
               <w:ind w:left="120"/>
             </w:pPr>
-            <w:hyperlink w:history="1" r:id="rIdjbtqwowyd7aozuvq8dxrw">
+            <w:hyperlink w:history="1" r:id="rIdz6vkodvsfsb1dahahscuy">
               <w:r>
                 <w:rPr>
                   <w:rFonts w:ascii="Arial" w:cs="Arial" w:eastAsia="Arial" w:hAnsi="Arial"/>
@@ -13541,32 +13541,32 @@
         <w:tc>
           <w:tcPr>
             <w:tcW w:type="dxa" w:w="1520"/>
-            <w:shd w:fill="F2F2F2" w:color="auto" w:val="clear"/>
-            <w:tcMar>
-              <w:top w:type="dxa" w:w="60"/>
-              <w:left w:type="dxa" w:w="120"/>
-              <w:bottom w:type="dxa" w:w="60"/>
-              <w:right w:type="dxa" w:w="120"/>
-            </w:tcMar>
-            <w:vAlign w:val="top"/>
-          </w:tcPr>
-          <w:p>
-            <w:pPr>
-              <w:spacing w:after="40" w:before="0"/>
-              <w:jc w:val="left"/>
-            </w:pPr>
-            <w:r>
-              <w:rPr>
-                <w:rFonts w:ascii="Arial" w:cs="Arial" w:eastAsia="Arial" w:hAnsi="Arial"/>
-                <w:b/>
-                <w:bCs/>
-                <w:i w:val="false"/>
-                <w:iCs w:val="false"/>
-                <w:color w:val="000000"/>
-                <w:sz w:val="18"/>
-                <w:szCs w:val="18"/>
-              </w:rPr>
-              <w:t xml:space="preserve">Phase 5 — Model Building</w:t>
+            <w:shd w:fill="D5E8F0" w:color="auto" w:val="clear"/>
+            <w:tcMar>
+              <w:top w:type="dxa" w:w="60"/>
+              <w:left w:type="dxa" w:w="120"/>
+              <w:bottom w:type="dxa" w:w="60"/>
+              <w:right w:type="dxa" w:w="120"/>
+            </w:tcMar>
+            <w:vAlign w:val="top"/>
+          </w:tcPr>
+          <w:p>
+            <w:pPr>
+              <w:spacing w:after="40" w:before="0"/>
+              <w:jc w:val="left"/>
+            </w:pPr>
+            <w:r>
+              <w:rPr>
+                <w:rFonts w:ascii="Arial" w:cs="Arial" w:eastAsia="Arial" w:hAnsi="Arial"/>
+                <w:b/>
+                <w:bCs/>
+                <w:i w:val="false"/>
+                <w:iCs w:val="false"/>
+                <w:color w:val="000000"/>
+                <w:sz w:val="18"/>
+                <w:szCs w:val="18"/>
+              </w:rPr>
+              <w:t xml:space="preserve">Model Building Phase</w:t>
             </w:r>
           </w:p>
           <w:p>
@@ -13589,7 +13589,7 @@
             <w:pPr>
               <w:spacing w:after="20" w:before="0"/>
             </w:pPr>
-            <w:hyperlink w:history="1" r:id="rIdwuknbftqhv_kucbemaqid">
+            <w:hyperlink w:history="1" r:id="rIdpdad26io9expt4fh7vmr8">
               <w:r>
                 <w:rPr>
                   <w:rFonts w:ascii="Arial" w:cs="Arial" w:eastAsia="Arial" w:hAnsi="Arial"/>
@@ -13622,7 +13622,7 @@
               <w:spacing w:after="10" w:before="0"/>
               <w:ind w:left="120"/>
             </w:pPr>
-            <w:hyperlink w:history="1" r:id="rIdrau6aguekj7tk02wirnn8">
+            <w:hyperlink w:history="1" r:id="rIddlqkfb_u5gjx701ye7dp_">
               <w:r>
                 <w:rPr>
                   <w:rFonts w:ascii="Arial" w:cs="Arial" w:eastAsia="Arial" w:hAnsi="Arial"/>
@@ -13667,7 +13667,7 @@
             <w:pPr>
               <w:spacing w:after="20" w:before="0"/>
             </w:pPr>
-            <w:hyperlink w:history="1" r:id="rIdmij6poekcs1rearis5htj">
+            <w:hyperlink w:history="1" r:id="rIdm-astgi3ogomeh908nbff">
               <w:r>
                 <w:rPr>
                   <w:rFonts w:ascii="Arial" w:cs="Arial" w:eastAsia="Arial" w:hAnsi="Arial"/>
@@ -13700,7 +13700,7 @@
               <w:spacing w:after="10" w:before="0"/>
               <w:ind w:left="120"/>
             </w:pPr>
-            <w:hyperlink w:history="1" r:id="rIdzoxeggnydugw_bixtfves">
+            <w:hyperlink w:history="1" r:id="rIdmv5qv4ucfmdxrv2jzfwfs">
               <w:r>
                 <w:rPr>
                   <w:rFonts w:ascii="Arial" w:cs="Arial" w:eastAsia="Arial" w:hAnsi="Arial"/>
@@ -15139,32 +15139,32 @@
         <w:tc>
           <w:tcPr>
             <w:tcW w:type="dxa" w:w="1520"/>
-            <w:shd w:fill="F2F2F2" w:color="auto" w:val="clear"/>
-            <w:tcMar>
-              <w:top w:type="dxa" w:w="60"/>
-              <w:left w:type="dxa" w:w="120"/>
-              <w:bottom w:type="dxa" w:w="60"/>
-              <w:right w:type="dxa" w:w="120"/>
-            </w:tcMar>
-            <w:vAlign w:val="top"/>
-          </w:tcPr>
-          <w:p>
-            <w:pPr>
-              <w:spacing w:after="40" w:before="0"/>
-              <w:jc w:val="left"/>
-            </w:pPr>
-            <w:r>
-              <w:rPr>
-                <w:rFonts w:ascii="Arial" w:cs="Arial" w:eastAsia="Arial" w:hAnsi="Arial"/>
-                <w:b/>
-                <w:bCs/>
-                <w:i w:val="false"/>
-                <w:iCs w:val="false"/>
-                <w:color w:val="000000"/>
-                <w:sz w:val="18"/>
-                <w:szCs w:val="18"/>
-              </w:rPr>
-              <w:t xml:space="preserve">Phase 1 — Predict</w:t>
+            <w:shd w:fill="EAD1F5" w:color="auto" w:val="clear"/>
+            <w:tcMar>
+              <w:top w:type="dxa" w:w="60"/>
+              <w:left w:type="dxa" w:w="120"/>
+              <w:bottom w:type="dxa" w:w="60"/>
+              <w:right w:type="dxa" w:w="120"/>
+            </w:tcMar>
+            <w:vAlign w:val="top"/>
+          </w:tcPr>
+          <w:p>
+            <w:pPr>
+              <w:spacing w:after="40" w:before="0"/>
+              <w:jc w:val="left"/>
+            </w:pPr>
+            <w:r>
+              <w:rPr>
+                <w:rFonts w:ascii="Arial" w:cs="Arial" w:eastAsia="Arial" w:hAnsi="Arial"/>
+                <w:b/>
+                <w:bCs/>
+                <w:i w:val="false"/>
+                <w:iCs w:val="false"/>
+                <w:color w:val="000000"/>
+                <w:sz w:val="18"/>
+                <w:szCs w:val="18"/>
+              </w:rPr>
+              <w:t xml:space="preserve">Predict Phase</w:t>
             </w:r>
           </w:p>
           <w:p>
@@ -15187,7 +15187,7 @@
             <w:pPr>
               <w:spacing w:after="20" w:before="0"/>
             </w:pPr>
-            <w:hyperlink w:history="1" r:id="rId_vqqxi32miugevf0o1q5o">
+            <w:hyperlink w:history="1" r:id="rIdsbq7fol9zv78l-yxoilul">
               <w:r>
                 <w:rPr>
                   <w:rFonts w:ascii="Arial" w:cs="Arial" w:eastAsia="Arial" w:hAnsi="Arial"/>
@@ -15220,7 +15220,7 @@
               <w:spacing w:after="10" w:before="0"/>
               <w:ind w:left="120"/>
             </w:pPr>
-            <w:hyperlink w:history="1" r:id="rIdlrrh9pdpwekvwf2sjnhmp">
+            <w:hyperlink w:history="1" r:id="rIdvla1eaz_lbrksczn_hulc">
               <w:r>
                 <w:rPr>
                   <w:rFonts w:ascii="Arial" w:cs="Arial" w:eastAsia="Arial" w:hAnsi="Arial"/>
@@ -15265,7 +15265,7 @@
             <w:pPr>
               <w:spacing w:after="20" w:before="0"/>
             </w:pPr>
-            <w:hyperlink w:history="1" r:id="rIdibznyj1bzitklau1y67gy">
+            <w:hyperlink w:history="1" r:id="rIdvmo6oupwl452gnvfcefwi">
               <w:r>
                 <w:rPr>
                   <w:rFonts w:ascii="Arial" w:cs="Arial" w:eastAsia="Arial" w:hAnsi="Arial"/>
@@ -15298,7 +15298,7 @@
               <w:spacing w:after="10" w:before="0"/>
               <w:ind w:left="120"/>
             </w:pPr>
-            <w:hyperlink w:history="1" r:id="rIdt8opbiz0jydb0t5zxnvs3">
+            <w:hyperlink w:history="1" r:id="rIdrq0v7vzrdihmqxn5yqaxq">
               <w:r>
                 <w:rPr>
                   <w:rFonts w:ascii="Arial" w:cs="Arial" w:eastAsia="Arial" w:hAnsi="Arial"/>
@@ -15445,32 +15445,32 @@
         <w:tc>
           <w:tcPr>
             <w:tcW w:type="dxa" w:w="1520"/>
-            <w:shd w:fill="F2F2F2" w:color="auto" w:val="clear"/>
-            <w:tcMar>
-              <w:top w:type="dxa" w:w="60"/>
-              <w:left w:type="dxa" w:w="120"/>
-              <w:bottom w:type="dxa" w:w="60"/>
-              <w:right w:type="dxa" w:w="120"/>
-            </w:tcMar>
-            <w:vAlign w:val="top"/>
-          </w:tcPr>
-          <w:p>
-            <w:pPr>
-              <w:spacing w:after="40" w:before="0"/>
-              <w:jc w:val="left"/>
-            </w:pPr>
-            <w:r>
-              <w:rPr>
-                <w:rFonts w:ascii="Arial" w:cs="Arial" w:eastAsia="Arial" w:hAnsi="Arial"/>
-                <w:b/>
-                <w:bCs/>
-                <w:i w:val="false"/>
-                <w:iCs w:val="false"/>
-                <w:color w:val="000000"/>
-                <w:sz w:val="18"/>
-                <w:szCs w:val="18"/>
-              </w:rPr>
-              <w:t xml:space="preserve">Phase 2 — Observe</w:t>
+            <w:shd w:fill="D9EEF1" w:color="auto" w:val="clear"/>
+            <w:tcMar>
+              <w:top w:type="dxa" w:w="60"/>
+              <w:left w:type="dxa" w:w="120"/>
+              <w:bottom w:type="dxa" w:w="60"/>
+              <w:right w:type="dxa" w:w="120"/>
+            </w:tcMar>
+            <w:vAlign w:val="top"/>
+          </w:tcPr>
+          <w:p>
+            <w:pPr>
+              <w:spacing w:after="40" w:before="0"/>
+              <w:jc w:val="left"/>
+            </w:pPr>
+            <w:r>
+              <w:rPr>
+                <w:rFonts w:ascii="Arial" w:cs="Arial" w:eastAsia="Arial" w:hAnsi="Arial"/>
+                <w:b/>
+                <w:bCs/>
+                <w:i w:val="false"/>
+                <w:iCs w:val="false"/>
+                <w:color w:val="000000"/>
+                <w:sz w:val="18"/>
+                <w:szCs w:val="18"/>
+              </w:rPr>
+              <w:t xml:space="preserve">Observe Phase</w:t>
             </w:r>
           </w:p>
           <w:p>
@@ -15493,7 +15493,7 @@
             <w:pPr>
               <w:spacing w:after="20" w:before="0"/>
             </w:pPr>
-            <w:hyperlink w:history="1" r:id="rIdwmxfvr0msfn2niv4aeh1l">
+            <w:hyperlink w:history="1" r:id="rId1ckkyyoqxwzwh0czxwq-h">
               <w:r>
                 <w:rPr>
                   <w:rFonts w:ascii="Arial" w:cs="Arial" w:eastAsia="Arial" w:hAnsi="Arial"/>
@@ -15526,7 +15526,7 @@
               <w:spacing w:after="10" w:before="0"/>
               <w:ind w:left="120"/>
             </w:pPr>
-            <w:hyperlink w:history="1" r:id="rIdjhdylzpttnvrr5eg01hvh">
+            <w:hyperlink w:history="1" r:id="rIdq3yhaq-0xdgx9j-xypqve">
               <w:r>
                 <w:rPr>
                   <w:rFonts w:ascii="Arial" w:cs="Arial" w:eastAsia="Arial" w:hAnsi="Arial"/>
@@ -15571,7 +15571,7 @@
             <w:pPr>
               <w:spacing w:after="20" w:before="0"/>
             </w:pPr>
-            <w:hyperlink w:history="1" r:id="rIdpi8todn7m_3pdo6jwgcba">
+            <w:hyperlink w:history="1" r:id="rIdwnzwsmjix_lb32aqezylf">
               <w:r>
                 <w:rPr>
                   <w:rFonts w:ascii="Arial" w:cs="Arial" w:eastAsia="Arial" w:hAnsi="Arial"/>
@@ -15604,7 +15604,7 @@
               <w:spacing w:after="10" w:before="0"/>
               <w:ind w:left="120"/>
             </w:pPr>
-            <w:hyperlink w:history="1" r:id="rIdyw5rsgxzkexjojei2f2re">
+            <w:hyperlink w:history="1" r:id="rIddce30pt9c2_1s_d7rvwsc">
               <w:r>
                 <w:rPr>
                   <w:rFonts w:ascii="Arial" w:cs="Arial" w:eastAsia="Arial" w:hAnsi="Arial"/>
@@ -15751,32 +15751,32 @@
         <w:tc>
           <w:tcPr>
             <w:tcW w:type="dxa" w:w="1520"/>
-            <w:shd w:fill="F2F2F2" w:color="auto" w:val="clear"/>
-            <w:tcMar>
-              <w:top w:type="dxa" w:w="60"/>
-              <w:left w:type="dxa" w:w="120"/>
-              <w:bottom w:type="dxa" w:w="60"/>
-              <w:right w:type="dxa" w:w="120"/>
-            </w:tcMar>
-            <w:vAlign w:val="top"/>
-          </w:tcPr>
-          <w:p>
-            <w:pPr>
-              <w:spacing w:after="40" w:before="0"/>
-              <w:jc w:val="left"/>
-            </w:pPr>
-            <w:r>
-              <w:rPr>
-                <w:rFonts w:ascii="Arial" w:cs="Arial" w:eastAsia="Arial" w:hAnsi="Arial"/>
-                <w:b/>
-                <w:bCs/>
-                <w:i w:val="false"/>
-                <w:iCs w:val="false"/>
-                <w:color w:val="000000"/>
-                <w:sz w:val="18"/>
-                <w:szCs w:val="18"/>
-              </w:rPr>
-              <w:t xml:space="preserve">Phase 3 — Explain</w:t>
+            <w:shd w:fill="E2EFDA" w:color="auto" w:val="clear"/>
+            <w:tcMar>
+              <w:top w:type="dxa" w:w="60"/>
+              <w:left w:type="dxa" w:w="120"/>
+              <w:bottom w:type="dxa" w:w="60"/>
+              <w:right w:type="dxa" w:w="120"/>
+            </w:tcMar>
+            <w:vAlign w:val="top"/>
+          </w:tcPr>
+          <w:p>
+            <w:pPr>
+              <w:spacing w:after="40" w:before="0"/>
+              <w:jc w:val="left"/>
+            </w:pPr>
+            <w:r>
+              <w:rPr>
+                <w:rFonts w:ascii="Arial" w:cs="Arial" w:eastAsia="Arial" w:hAnsi="Arial"/>
+                <w:b/>
+                <w:bCs/>
+                <w:i w:val="false"/>
+                <w:iCs w:val="false"/>
+                <w:color w:val="000000"/>
+                <w:sz w:val="18"/>
+                <w:szCs w:val="18"/>
+              </w:rPr>
+              <w:t xml:space="preserve">Explain Phase</w:t>
             </w:r>
           </w:p>
           <w:p>
@@ -15799,7 +15799,7 @@
             <w:pPr>
               <w:spacing w:after="20" w:before="0"/>
             </w:pPr>
-            <w:hyperlink w:history="1" r:id="rId67wgxtkgg2ghh2ojvont6">
+            <w:hyperlink w:history="1" r:id="rId4bppmpkwh_uq4cx8eu7uz">
               <w:r>
                 <w:rPr>
                   <w:rFonts w:ascii="Arial" w:cs="Arial" w:eastAsia="Arial" w:hAnsi="Arial"/>
@@ -15832,7 +15832,7 @@
               <w:spacing w:after="10" w:before="0"/>
               <w:ind w:left="120"/>
             </w:pPr>
-            <w:hyperlink w:history="1" r:id="rIdcl-zuvjmo77ame-c4xmz5">
+            <w:hyperlink w:history="1" r:id="rId1hhbvh_os0_jz40o3rknw">
               <w:r>
                 <w:rPr>
                   <w:rFonts w:ascii="Arial" w:cs="Arial" w:eastAsia="Arial" w:hAnsi="Arial"/>
@@ -15877,7 +15877,7 @@
             <w:pPr>
               <w:spacing w:after="20" w:before="0"/>
             </w:pPr>
-            <w:hyperlink w:history="1" r:id="rId3mxgw0qzu6xm7gprannin">
+            <w:hyperlink w:history="1" r:id="rId2as2kt7x9yaq8u6rjtqen">
               <w:r>
                 <w:rPr>
                   <w:rFonts w:ascii="Arial" w:cs="Arial" w:eastAsia="Arial" w:hAnsi="Arial"/>
@@ -15910,7 +15910,7 @@
               <w:spacing w:after="10" w:before="0"/>
               <w:ind w:left="120"/>
             </w:pPr>
-            <w:hyperlink w:history="1" r:id="rIdsk9yof0dw5tjj7vjgapbg">
+            <w:hyperlink w:history="1" r:id="rIdmrmlijrvwxxuuxj3-vppu">
               <w:r>
                 <w:rPr>
                   <w:rFonts w:ascii="Arial" w:cs="Arial" w:eastAsia="Arial" w:hAnsi="Arial"/>
@@ -16057,32 +16057,32 @@
         <w:tc>
           <w:tcPr>
             <w:tcW w:type="dxa" w:w="1520"/>
-            <w:shd w:fill="F2F2F2" w:color="auto" w:val="clear"/>
-            <w:tcMar>
-              <w:top w:type="dxa" w:w="60"/>
-              <w:left w:type="dxa" w:w="120"/>
-              <w:bottom w:type="dxa" w:w="60"/>
-              <w:right w:type="dxa" w:w="120"/>
-            </w:tcMar>
-            <w:vAlign w:val="top"/>
-          </w:tcPr>
-          <w:p>
-            <w:pPr>
-              <w:spacing w:after="40" w:before="0"/>
-              <w:jc w:val="left"/>
-            </w:pPr>
-            <w:r>
-              <w:rPr>
-                <w:rFonts w:ascii="Arial" w:cs="Arial" w:eastAsia="Arial" w:hAnsi="Arial"/>
-                <w:b/>
-                <w:bCs/>
-                <w:i w:val="false"/>
-                <w:iCs w:val="false"/>
-                <w:color w:val="000000"/>
-                <w:sz w:val="18"/>
-                <w:szCs w:val="18"/>
-              </w:rPr>
-              <w:t xml:space="preserve">Phase 4 — Driving Question Board (DQB) Update</w:t>
+            <w:shd w:fill="FCE4D6" w:color="auto" w:val="clear"/>
+            <w:tcMar>
+              <w:top w:type="dxa" w:w="60"/>
+              <w:left w:type="dxa" w:w="120"/>
+              <w:bottom w:type="dxa" w:w="60"/>
+              <w:right w:type="dxa" w:w="120"/>
+            </w:tcMar>
+            <w:vAlign w:val="top"/>
+          </w:tcPr>
+          <w:p>
+            <w:pPr>
+              <w:spacing w:after="40" w:before="0"/>
+              <w:jc w:val="left"/>
+            </w:pPr>
+            <w:r>
+              <w:rPr>
+                <w:rFonts w:ascii="Arial" w:cs="Arial" w:eastAsia="Arial" w:hAnsi="Arial"/>
+                <w:b/>
+                <w:bCs/>
+                <w:i w:val="false"/>
+                <w:iCs w:val="false"/>
+                <w:color w:val="000000"/>
+                <w:sz w:val="18"/>
+                <w:szCs w:val="18"/>
+              </w:rPr>
+              <w:t xml:space="preserve">Driving Question Board (DQB) Creation</w:t>
             </w:r>
           </w:p>
           <w:p>
@@ -16105,7 +16105,7 @@
             <w:pPr>
               <w:spacing w:after="20" w:before="0"/>
             </w:pPr>
-            <w:hyperlink w:history="1" r:id="rIduvnfmzkicifxucfex-fmu">
+            <w:hyperlink w:history="1" r:id="rIdternmitgb7sozsru6t1se">
               <w:r>
                 <w:rPr>
                   <w:rFonts w:ascii="Arial" w:cs="Arial" w:eastAsia="Arial" w:hAnsi="Arial"/>
@@ -16138,7 +16138,7 @@
               <w:spacing w:after="10" w:before="0"/>
               <w:ind w:left="120"/>
             </w:pPr>
-            <w:hyperlink w:history="1" r:id="rIdnsexninwqjekbl9zxjivz">
+            <w:hyperlink w:history="1" r:id="rIdiuejhcc97-7zow9ogdd4b">
               <w:r>
                 <w:rPr>
                   <w:rFonts w:ascii="Arial" w:cs="Arial" w:eastAsia="Arial" w:hAnsi="Arial"/>
@@ -16183,7 +16183,7 @@
             <w:pPr>
               <w:spacing w:after="20" w:before="0"/>
             </w:pPr>
-            <w:hyperlink w:history="1" r:id="rId-ggkdso1pjgk7gn4juhle">
+            <w:hyperlink w:history="1" r:id="rIdxy0pgufbuqrdfwiviacf9">
               <w:r>
                 <w:rPr>
                   <w:rFonts w:ascii="Arial" w:cs="Arial" w:eastAsia="Arial" w:hAnsi="Arial"/>
@@ -16216,7 +16216,7 @@
               <w:spacing w:after="10" w:before="0"/>
               <w:ind w:left="120"/>
             </w:pPr>
-            <w:hyperlink w:history="1" r:id="rIdcthapo-iuzac3zviiefyf">
+            <w:hyperlink w:history="1" r:id="rIdqxc8tqgz2qbx3s0ggp8jq">
               <w:r>
                 <w:rPr>
                   <w:rFonts w:ascii="Arial" w:cs="Arial" w:eastAsia="Arial" w:hAnsi="Arial"/>
@@ -16363,32 +16363,32 @@
         <w:tc>
           <w:tcPr>
             <w:tcW w:type="dxa" w:w="1520"/>
-            <w:shd w:fill="F2F2F2" w:color="auto" w:val="clear"/>
-            <w:tcMar>
-              <w:top w:type="dxa" w:w="60"/>
-              <w:left w:type="dxa" w:w="120"/>
-              <w:bottom w:type="dxa" w:w="60"/>
-              <w:right w:type="dxa" w:w="120"/>
-            </w:tcMar>
-            <w:vAlign w:val="top"/>
-          </w:tcPr>
-          <w:p>
-            <w:pPr>
-              <w:spacing w:after="40" w:before="0"/>
-              <w:jc w:val="left"/>
-            </w:pPr>
-            <w:r>
-              <w:rPr>
-                <w:rFonts w:ascii="Arial" w:cs="Arial" w:eastAsia="Arial" w:hAnsi="Arial"/>
-                <w:b/>
-                <w:bCs/>
-                <w:i w:val="false"/>
-                <w:iCs w:val="false"/>
-                <w:color w:val="000000"/>
-                <w:sz w:val="18"/>
-                <w:szCs w:val="18"/>
-              </w:rPr>
-              <w:t xml:space="preserve">Phase 5 — Model Building</w:t>
+            <w:shd w:fill="D5E8F0" w:color="auto" w:val="clear"/>
+            <w:tcMar>
+              <w:top w:type="dxa" w:w="60"/>
+              <w:left w:type="dxa" w:w="120"/>
+              <w:bottom w:type="dxa" w:w="60"/>
+              <w:right w:type="dxa" w:w="120"/>
+            </w:tcMar>
+            <w:vAlign w:val="top"/>
+          </w:tcPr>
+          <w:p>
+            <w:pPr>
+              <w:spacing w:after="40" w:before="0"/>
+              <w:jc w:val="left"/>
+            </w:pPr>
+            <w:r>
+              <w:rPr>
+                <w:rFonts w:ascii="Arial" w:cs="Arial" w:eastAsia="Arial" w:hAnsi="Arial"/>
+                <w:b/>
+                <w:bCs/>
+                <w:i w:val="false"/>
+                <w:iCs w:val="false"/>
+                <w:color w:val="000000"/>
+                <w:sz w:val="18"/>
+                <w:szCs w:val="18"/>
+              </w:rPr>
+              <w:t xml:space="preserve">Model Building Phase</w:t>
             </w:r>
           </w:p>
           <w:p>
@@ -16411,7 +16411,7 @@
             <w:pPr>
               <w:spacing w:after="20" w:before="0"/>
             </w:pPr>
-            <w:hyperlink w:history="1" r:id="rId-rrmy2b5jf3pugjpuz0bp">
+            <w:hyperlink w:history="1" r:id="rIdeg39g7_ixd4o-nuk35wzi">
               <w:r>
                 <w:rPr>
                   <w:rFonts w:ascii="Arial" w:cs="Arial" w:eastAsia="Arial" w:hAnsi="Arial"/>
@@ -16444,7 +16444,7 @@
               <w:spacing w:after="10" w:before="0"/>
               <w:ind w:left="120"/>
             </w:pPr>
-            <w:hyperlink w:history="1" r:id="rId9jzo0ofzpwdsqkou5goed">
+            <w:hyperlink w:history="1" r:id="rIdcdsg7ddzya-l91qtj6pez">
               <w:r>
                 <w:rPr>
                   <w:rFonts w:ascii="Arial" w:cs="Arial" w:eastAsia="Arial" w:hAnsi="Arial"/>
@@ -16489,7 +16489,7 @@
             <w:pPr>
               <w:spacing w:after="20" w:before="0"/>
             </w:pPr>
-            <w:hyperlink w:history="1" r:id="rIdj023lkewpap48pksua7n_">
+            <w:hyperlink w:history="1" r:id="rIdinun9tgj1-lhgpuwgknwl">
               <w:r>
                 <w:rPr>
                   <w:rFonts w:ascii="Arial" w:cs="Arial" w:eastAsia="Arial" w:hAnsi="Arial"/>
@@ -16522,7 +16522,7 @@
               <w:spacing w:after="10" w:before="0"/>
               <w:ind w:left="120"/>
             </w:pPr>
-            <w:hyperlink w:history="1" r:id="rIde2pooa_cjudop4t7lgnyc">
+            <w:hyperlink w:history="1" r:id="rIdhjlo4g3nrogq3cb5odbeo">
               <w:r>
                 <w:rPr>
                   <w:rFonts w:ascii="Arial" w:cs="Arial" w:eastAsia="Arial" w:hAnsi="Arial"/>
@@ -17961,32 +17961,32 @@
         <w:tc>
           <w:tcPr>
             <w:tcW w:type="dxa" w:w="1520"/>
-            <w:shd w:fill="F2F2F2" w:color="auto" w:val="clear"/>
-            <w:tcMar>
-              <w:top w:type="dxa" w:w="60"/>
-              <w:left w:type="dxa" w:w="120"/>
-              <w:bottom w:type="dxa" w:w="60"/>
-              <w:right w:type="dxa" w:w="120"/>
-            </w:tcMar>
-            <w:vAlign w:val="top"/>
-          </w:tcPr>
-          <w:p>
-            <w:pPr>
-              <w:spacing w:after="40" w:before="0"/>
-              <w:jc w:val="left"/>
-            </w:pPr>
-            <w:r>
-              <w:rPr>
-                <w:rFonts w:ascii="Arial" w:cs="Arial" w:eastAsia="Arial" w:hAnsi="Arial"/>
-                <w:b/>
-                <w:bCs/>
-                <w:i w:val="false"/>
-                <w:iCs w:val="false"/>
-                <w:color w:val="000000"/>
-                <w:sz w:val="18"/>
-                <w:szCs w:val="18"/>
-              </w:rPr>
-              <w:t xml:space="preserve">Phase 1 — Predict</w:t>
+            <w:shd w:fill="EAD1F5" w:color="auto" w:val="clear"/>
+            <w:tcMar>
+              <w:top w:type="dxa" w:w="60"/>
+              <w:left w:type="dxa" w:w="120"/>
+              <w:bottom w:type="dxa" w:w="60"/>
+              <w:right w:type="dxa" w:w="120"/>
+            </w:tcMar>
+            <w:vAlign w:val="top"/>
+          </w:tcPr>
+          <w:p>
+            <w:pPr>
+              <w:spacing w:after="40" w:before="0"/>
+              <w:jc w:val="left"/>
+            </w:pPr>
+            <w:r>
+              <w:rPr>
+                <w:rFonts w:ascii="Arial" w:cs="Arial" w:eastAsia="Arial" w:hAnsi="Arial"/>
+                <w:b/>
+                <w:bCs/>
+                <w:i w:val="false"/>
+                <w:iCs w:val="false"/>
+                <w:color w:val="000000"/>
+                <w:sz w:val="18"/>
+                <w:szCs w:val="18"/>
+              </w:rPr>
+              <w:t xml:space="preserve">Predict Phase</w:t>
             </w:r>
           </w:p>
           <w:p>
@@ -18009,7 +18009,7 @@
             <w:pPr>
               <w:spacing w:after="20" w:before="0"/>
             </w:pPr>
-            <w:hyperlink w:history="1" r:id="rIdwuzbwt1o66ltgyo2cgq-4">
+            <w:hyperlink w:history="1" r:id="rIds74-cqglnxm52grichfju">
               <w:r>
                 <w:rPr>
                   <w:rFonts w:ascii="Arial" w:cs="Arial" w:eastAsia="Arial" w:hAnsi="Arial"/>
@@ -18042,7 +18042,7 @@
               <w:spacing w:after="10" w:before="0"/>
               <w:ind w:left="120"/>
             </w:pPr>
-            <w:hyperlink w:history="1" r:id="rIdwtybrrgjolducl8izrmzs">
+            <w:hyperlink w:history="1" r:id="rIdeqknbhxnwvgsa0lgl72xg">
               <w:r>
                 <w:rPr>
                   <w:rFonts w:ascii="Arial" w:cs="Arial" w:eastAsia="Arial" w:hAnsi="Arial"/>
@@ -18087,7 +18087,7 @@
             <w:pPr>
               <w:spacing w:after="20" w:before="0"/>
             </w:pPr>
-            <w:hyperlink w:history="1" r:id="rId2vn4onsgt1kq-70pgcs73">
+            <w:hyperlink w:history="1" r:id="rIdekqfpulkpws3ltywhwqwg">
               <w:r>
                 <w:rPr>
                   <w:rFonts w:ascii="Arial" w:cs="Arial" w:eastAsia="Arial" w:hAnsi="Arial"/>
@@ -18120,7 +18120,7 @@
               <w:spacing w:after="10" w:before="0"/>
               <w:ind w:left="120"/>
             </w:pPr>
-            <w:hyperlink w:history="1" r:id="rId-atrtrtmkotgim07woknn">
+            <w:hyperlink w:history="1" r:id="rIde0hvnicgy9kobildnzpw6">
               <w:r>
                 <w:rPr>
                   <w:rFonts w:ascii="Arial" w:cs="Arial" w:eastAsia="Arial" w:hAnsi="Arial"/>
@@ -18267,32 +18267,32 @@
         <w:tc>
           <w:tcPr>
             <w:tcW w:type="dxa" w:w="1520"/>
-            <w:shd w:fill="F2F2F2" w:color="auto" w:val="clear"/>
-            <w:tcMar>
-              <w:top w:type="dxa" w:w="60"/>
-              <w:left w:type="dxa" w:w="120"/>
-              <w:bottom w:type="dxa" w:w="60"/>
-              <w:right w:type="dxa" w:w="120"/>
-            </w:tcMar>
-            <w:vAlign w:val="top"/>
-          </w:tcPr>
-          <w:p>
-            <w:pPr>
-              <w:spacing w:after="40" w:before="0"/>
-              <w:jc w:val="left"/>
-            </w:pPr>
-            <w:r>
-              <w:rPr>
-                <w:rFonts w:ascii="Arial" w:cs="Arial" w:eastAsia="Arial" w:hAnsi="Arial"/>
-                <w:b/>
-                <w:bCs/>
-                <w:i w:val="false"/>
-                <w:iCs w:val="false"/>
-                <w:color w:val="000000"/>
-                <w:sz w:val="18"/>
-                <w:szCs w:val="18"/>
-              </w:rPr>
-              <w:t xml:space="preserve">Phase 2 — Observe</w:t>
+            <w:shd w:fill="D9EEF1" w:color="auto" w:val="clear"/>
+            <w:tcMar>
+              <w:top w:type="dxa" w:w="60"/>
+              <w:left w:type="dxa" w:w="120"/>
+              <w:bottom w:type="dxa" w:w="60"/>
+              <w:right w:type="dxa" w:w="120"/>
+            </w:tcMar>
+            <w:vAlign w:val="top"/>
+          </w:tcPr>
+          <w:p>
+            <w:pPr>
+              <w:spacing w:after="40" w:before="0"/>
+              <w:jc w:val="left"/>
+            </w:pPr>
+            <w:r>
+              <w:rPr>
+                <w:rFonts w:ascii="Arial" w:cs="Arial" w:eastAsia="Arial" w:hAnsi="Arial"/>
+                <w:b/>
+                <w:bCs/>
+                <w:i w:val="false"/>
+                <w:iCs w:val="false"/>
+                <w:color w:val="000000"/>
+                <w:sz w:val="18"/>
+                <w:szCs w:val="18"/>
+              </w:rPr>
+              <w:t xml:space="preserve">Observe Phase</w:t>
             </w:r>
           </w:p>
           <w:p>
@@ -18315,7 +18315,7 @@
             <w:pPr>
               <w:spacing w:after="20" w:before="0"/>
             </w:pPr>
-            <w:hyperlink w:history="1" r:id="rIdgjtbsklgw7k0oogz0fxx4">
+            <w:hyperlink w:history="1" r:id="rId8px47spg5xhvxvlfpjah1">
               <w:r>
                 <w:rPr>
                   <w:rFonts w:ascii="Arial" w:cs="Arial" w:eastAsia="Arial" w:hAnsi="Arial"/>
@@ -18348,7 +18348,7 @@
               <w:spacing w:after="10" w:before="0"/>
               <w:ind w:left="120"/>
             </w:pPr>
-            <w:hyperlink w:history="1" r:id="rIds3aky1-n2wy8b7jo8w4hd">
+            <w:hyperlink w:history="1" r:id="rIdgjo1cbtrtbdvr_fmk2x3r">
               <w:r>
                 <w:rPr>
                   <w:rFonts w:ascii="Arial" w:cs="Arial" w:eastAsia="Arial" w:hAnsi="Arial"/>
@@ -18393,7 +18393,7 @@
             <w:pPr>
               <w:spacing w:after="20" w:before="0"/>
             </w:pPr>
-            <w:hyperlink w:history="1" r:id="rIdcborm82zclhwcu4etpls2">
+            <w:hyperlink w:history="1" r:id="rIdhggoof-cyefityjv-kh81">
               <w:r>
                 <w:rPr>
                   <w:rFonts w:ascii="Arial" w:cs="Arial" w:eastAsia="Arial" w:hAnsi="Arial"/>
@@ -18426,7 +18426,7 @@
               <w:spacing w:after="10" w:before="0"/>
               <w:ind w:left="120"/>
             </w:pPr>
-            <w:hyperlink w:history="1" r:id="rIdhm5fmtcplkistkn-hph6r">
+            <w:hyperlink w:history="1" r:id="rIdjknzvjojlu1d0vwsws8lu">
               <w:r>
                 <w:rPr>
                   <w:rFonts w:ascii="Arial" w:cs="Arial" w:eastAsia="Arial" w:hAnsi="Arial"/>
@@ -18573,32 +18573,32 @@
         <w:tc>
           <w:tcPr>
             <w:tcW w:type="dxa" w:w="1520"/>
-            <w:shd w:fill="F2F2F2" w:color="auto" w:val="clear"/>
-            <w:tcMar>
-              <w:top w:type="dxa" w:w="60"/>
-              <w:left w:type="dxa" w:w="120"/>
-              <w:bottom w:type="dxa" w:w="60"/>
-              <w:right w:type="dxa" w:w="120"/>
-            </w:tcMar>
-            <w:vAlign w:val="top"/>
-          </w:tcPr>
-          <w:p>
-            <w:pPr>
-              <w:spacing w:after="40" w:before="0"/>
-              <w:jc w:val="left"/>
-            </w:pPr>
-            <w:r>
-              <w:rPr>
-                <w:rFonts w:ascii="Arial" w:cs="Arial" w:eastAsia="Arial" w:hAnsi="Arial"/>
-                <w:b/>
-                <w:bCs/>
-                <w:i w:val="false"/>
-                <w:iCs w:val="false"/>
-                <w:color w:val="000000"/>
-                <w:sz w:val="18"/>
-                <w:szCs w:val="18"/>
-              </w:rPr>
-              <w:t xml:space="preserve">Phase 3 — Explain</w:t>
+            <w:shd w:fill="E2EFDA" w:color="auto" w:val="clear"/>
+            <w:tcMar>
+              <w:top w:type="dxa" w:w="60"/>
+              <w:left w:type="dxa" w:w="120"/>
+              <w:bottom w:type="dxa" w:w="60"/>
+              <w:right w:type="dxa" w:w="120"/>
+            </w:tcMar>
+            <w:vAlign w:val="top"/>
+          </w:tcPr>
+          <w:p>
+            <w:pPr>
+              <w:spacing w:after="40" w:before="0"/>
+              <w:jc w:val="left"/>
+            </w:pPr>
+            <w:r>
+              <w:rPr>
+                <w:rFonts w:ascii="Arial" w:cs="Arial" w:eastAsia="Arial" w:hAnsi="Arial"/>
+                <w:b/>
+                <w:bCs/>
+                <w:i w:val="false"/>
+                <w:iCs w:val="false"/>
+                <w:color w:val="000000"/>
+                <w:sz w:val="18"/>
+                <w:szCs w:val="18"/>
+              </w:rPr>
+              <w:t xml:space="preserve">Explain Phase</w:t>
             </w:r>
           </w:p>
           <w:p>
@@ -18621,7 +18621,7 @@
             <w:pPr>
               <w:spacing w:after="20" w:before="0"/>
             </w:pPr>
-            <w:hyperlink w:history="1" r:id="rId4fhh1yx2gg3acum7livio">
+            <w:hyperlink w:history="1" r:id="rId53ozyg_imqnfnaogfurpv">
               <w:r>
                 <w:rPr>
                   <w:rFonts w:ascii="Arial" w:cs="Arial" w:eastAsia="Arial" w:hAnsi="Arial"/>
@@ -18654,7 +18654,7 @@
               <w:spacing w:after="10" w:before="0"/>
               <w:ind w:left="120"/>
             </w:pPr>
-            <w:hyperlink w:history="1" r:id="rIdnbiinv1f2icwna7aml4hf">
+            <w:hyperlink w:history="1" r:id="rIdw11h_wrtr_arjhwja4n7-">
               <w:r>
                 <w:rPr>
                   <w:rFonts w:ascii="Arial" w:cs="Arial" w:eastAsia="Arial" w:hAnsi="Arial"/>
@@ -18699,7 +18699,7 @@
             <w:pPr>
               <w:spacing w:after="20" w:before="0"/>
             </w:pPr>
-            <w:hyperlink w:history="1" r:id="rIdoo5ryljzd27vx3ozym9rl">
+            <w:hyperlink w:history="1" r:id="rIdzyj1_yx9xtirm1p0zoob6">
               <w:r>
                 <w:rPr>
                   <w:rFonts w:ascii="Arial" w:cs="Arial" w:eastAsia="Arial" w:hAnsi="Arial"/>
@@ -18732,7 +18732,7 @@
               <w:spacing w:after="10" w:before="0"/>
               <w:ind w:left="120"/>
             </w:pPr>
-            <w:hyperlink w:history="1" r:id="rId8qppapinlzi8sck7ofe2z">
+            <w:hyperlink w:history="1" r:id="rIdz1rqedgy6ar6ktsxgwud2">
               <w:r>
                 <w:rPr>
                   <w:rFonts w:ascii="Arial" w:cs="Arial" w:eastAsia="Arial" w:hAnsi="Arial"/>
@@ -18879,32 +18879,32 @@
         <w:tc>
           <w:tcPr>
             <w:tcW w:type="dxa" w:w="1520"/>
-            <w:shd w:fill="F2F2F2" w:color="auto" w:val="clear"/>
-            <w:tcMar>
-              <w:top w:type="dxa" w:w="60"/>
-              <w:left w:type="dxa" w:w="120"/>
-              <w:bottom w:type="dxa" w:w="60"/>
-              <w:right w:type="dxa" w:w="120"/>
-            </w:tcMar>
-            <w:vAlign w:val="top"/>
-          </w:tcPr>
-          <w:p>
-            <w:pPr>
-              <w:spacing w:after="40" w:before="0"/>
-              <w:jc w:val="left"/>
-            </w:pPr>
-            <w:r>
-              <w:rPr>
-                <w:rFonts w:ascii="Arial" w:cs="Arial" w:eastAsia="Arial" w:hAnsi="Arial"/>
-                <w:b/>
-                <w:bCs/>
-                <w:i w:val="false"/>
-                <w:iCs w:val="false"/>
-                <w:color w:val="000000"/>
-                <w:sz w:val="18"/>
-                <w:szCs w:val="18"/>
-              </w:rPr>
-              <w:t xml:space="preserve">Phase 4 — Driving Question Board (DQB) Update</w:t>
+            <w:shd w:fill="FCE4D6" w:color="auto" w:val="clear"/>
+            <w:tcMar>
+              <w:top w:type="dxa" w:w="60"/>
+              <w:left w:type="dxa" w:w="120"/>
+              <w:bottom w:type="dxa" w:w="60"/>
+              <w:right w:type="dxa" w:w="120"/>
+            </w:tcMar>
+            <w:vAlign w:val="top"/>
+          </w:tcPr>
+          <w:p>
+            <w:pPr>
+              <w:spacing w:after="40" w:before="0"/>
+              <w:jc w:val="left"/>
+            </w:pPr>
+            <w:r>
+              <w:rPr>
+                <w:rFonts w:ascii="Arial" w:cs="Arial" w:eastAsia="Arial" w:hAnsi="Arial"/>
+                <w:b/>
+                <w:bCs/>
+                <w:i w:val="false"/>
+                <w:iCs w:val="false"/>
+                <w:color w:val="000000"/>
+                <w:sz w:val="18"/>
+                <w:szCs w:val="18"/>
+              </w:rPr>
+              <w:t xml:space="preserve">Driving Question Board (DQB) Creation</w:t>
             </w:r>
           </w:p>
           <w:p>
@@ -18927,7 +18927,7 @@
             <w:pPr>
               <w:spacing w:after="20" w:before="0"/>
             </w:pPr>
-            <w:hyperlink w:history="1" r:id="rId-2bcud_gz-becvijeo7ne">
+            <w:hyperlink w:history="1" r:id="rIdv7kq6iwq_qziq-f6bvc6q">
               <w:r>
                 <w:rPr>
                   <w:rFonts w:ascii="Arial" w:cs="Arial" w:eastAsia="Arial" w:hAnsi="Arial"/>
@@ -18960,7 +18960,7 @@
               <w:spacing w:after="10" w:before="0"/>
               <w:ind w:left="120"/>
             </w:pPr>
-            <w:hyperlink w:history="1" r:id="rId2edjfovuok4z-7qfcxz6m">
+            <w:hyperlink w:history="1" r:id="rIdw2r9qonrtodrx7jusqyxr">
               <w:r>
                 <w:rPr>
                   <w:rFonts w:ascii="Arial" w:cs="Arial" w:eastAsia="Arial" w:hAnsi="Arial"/>
@@ -19005,7 +19005,7 @@
             <w:pPr>
               <w:spacing w:after="20" w:before="0"/>
             </w:pPr>
-            <w:hyperlink w:history="1" r:id="rIdz6hxph64q1du9jgu9n_ed">
+            <w:hyperlink w:history="1" r:id="rId9fzcovkfaosz5pgjnogrq">
               <w:r>
                 <w:rPr>
                   <w:rFonts w:ascii="Arial" w:cs="Arial" w:eastAsia="Arial" w:hAnsi="Arial"/>
@@ -19038,7 +19038,7 @@
               <w:spacing w:after="10" w:before="0"/>
               <w:ind w:left="120"/>
             </w:pPr>
-            <w:hyperlink w:history="1" r:id="rIdqwohlcxvy5ed11jqmh0i3">
+            <w:hyperlink w:history="1" r:id="rIdfy3fijxfigyvnq0jicrxa">
               <w:r>
                 <w:rPr>
                   <w:rFonts w:ascii="Arial" w:cs="Arial" w:eastAsia="Arial" w:hAnsi="Arial"/>
@@ -19185,32 +19185,32 @@
         <w:tc>
           <w:tcPr>
             <w:tcW w:type="dxa" w:w="1520"/>
-            <w:shd w:fill="F2F2F2" w:color="auto" w:val="clear"/>
-            <w:tcMar>
-              <w:top w:type="dxa" w:w="60"/>
-              <w:left w:type="dxa" w:w="120"/>
-              <w:bottom w:type="dxa" w:w="60"/>
-              <w:right w:type="dxa" w:w="120"/>
-            </w:tcMar>
-            <w:vAlign w:val="top"/>
-          </w:tcPr>
-          <w:p>
-            <w:pPr>
-              <w:spacing w:after="40" w:before="0"/>
-              <w:jc w:val="left"/>
-            </w:pPr>
-            <w:r>
-              <w:rPr>
-                <w:rFonts w:ascii="Arial" w:cs="Arial" w:eastAsia="Arial" w:hAnsi="Arial"/>
-                <w:b/>
-                <w:bCs/>
-                <w:i w:val="false"/>
-                <w:iCs w:val="false"/>
-                <w:color w:val="000000"/>
-                <w:sz w:val="18"/>
-                <w:szCs w:val="18"/>
-              </w:rPr>
-              <w:t xml:space="preserve">Phase 5 — Model Building</w:t>
+            <w:shd w:fill="D5E8F0" w:color="auto" w:val="clear"/>
+            <w:tcMar>
+              <w:top w:type="dxa" w:w="60"/>
+              <w:left w:type="dxa" w:w="120"/>
+              <w:bottom w:type="dxa" w:w="60"/>
+              <w:right w:type="dxa" w:w="120"/>
+            </w:tcMar>
+            <w:vAlign w:val="top"/>
+          </w:tcPr>
+          <w:p>
+            <w:pPr>
+              <w:spacing w:after="40" w:before="0"/>
+              <w:jc w:val="left"/>
+            </w:pPr>
+            <w:r>
+              <w:rPr>
+                <w:rFonts w:ascii="Arial" w:cs="Arial" w:eastAsia="Arial" w:hAnsi="Arial"/>
+                <w:b/>
+                <w:bCs/>
+                <w:i w:val="false"/>
+                <w:iCs w:val="false"/>
+                <w:color w:val="000000"/>
+                <w:sz w:val="18"/>
+                <w:szCs w:val="18"/>
+              </w:rPr>
+              <w:t xml:space="preserve">Model Building Phase</w:t>
             </w:r>
           </w:p>
           <w:p>
@@ -19233,7 +19233,7 @@
             <w:pPr>
               <w:spacing w:after="20" w:before="0"/>
             </w:pPr>
-            <w:hyperlink w:history="1" r:id="rIdrnwkzmglyspmmjzuh4ujp">
+            <w:hyperlink w:history="1" r:id="rIdngxjhxko55l86euig9vyt">
               <w:r>
                 <w:rPr>
                   <w:rFonts w:ascii="Arial" w:cs="Arial" w:eastAsia="Arial" w:hAnsi="Arial"/>
@@ -19266,7 +19266,7 @@
               <w:spacing w:after="10" w:before="0"/>
               <w:ind w:left="120"/>
             </w:pPr>
-            <w:hyperlink w:history="1" r:id="rIdax9vw1v5vtytr07m9glau">
+            <w:hyperlink w:history="1" r:id="rIdshpctuqicxxlvqxtww880">
               <w:r>
                 <w:rPr>
                   <w:rFonts w:ascii="Arial" w:cs="Arial" w:eastAsia="Arial" w:hAnsi="Arial"/>
@@ -19311,7 +19311,7 @@
             <w:pPr>
               <w:spacing w:after="20" w:before="0"/>
             </w:pPr>
-            <w:hyperlink w:history="1" r:id="rIdhqjic0xtdyposz6i2nrlw">
+            <w:hyperlink w:history="1" r:id="rId2ke8tak5zapn-oehsw3cq">
               <w:r>
                 <w:rPr>
                   <w:rFonts w:ascii="Arial" w:cs="Arial" w:eastAsia="Arial" w:hAnsi="Arial"/>
@@ -19344,7 +19344,7 @@
               <w:spacing w:after="10" w:before="0"/>
               <w:ind w:left="120"/>
             </w:pPr>
-            <w:hyperlink w:history="1" r:id="rIdu9esso0x32eqvbhejztey">
+            <w:hyperlink w:history="1" r:id="rIddnmfpokqox_awfrwvtpcc">
               <w:r>
                 <w:rPr>
                   <w:rFonts w:ascii="Arial" w:cs="Arial" w:eastAsia="Arial" w:hAnsi="Arial"/>
@@ -20783,32 +20783,32 @@
         <w:tc>
           <w:tcPr>
             <w:tcW w:type="dxa" w:w="1520"/>
-            <w:shd w:fill="F2F2F2" w:color="auto" w:val="clear"/>
-            <w:tcMar>
-              <w:top w:type="dxa" w:w="60"/>
-              <w:left w:type="dxa" w:w="120"/>
-              <w:bottom w:type="dxa" w:w="60"/>
-              <w:right w:type="dxa" w:w="120"/>
-            </w:tcMar>
-            <w:vAlign w:val="top"/>
-          </w:tcPr>
-          <w:p>
-            <w:pPr>
-              <w:spacing w:after="40" w:before="0"/>
-              <w:jc w:val="left"/>
-            </w:pPr>
-            <w:r>
-              <w:rPr>
-                <w:rFonts w:ascii="Arial" w:cs="Arial" w:eastAsia="Arial" w:hAnsi="Arial"/>
-                <w:b/>
-                <w:bCs/>
-                <w:i w:val="false"/>
-                <w:iCs w:val="false"/>
-                <w:color w:val="000000"/>
-                <w:sz w:val="18"/>
-                <w:szCs w:val="18"/>
-              </w:rPr>
-              <w:t xml:space="preserve">Phase 1 — Predict (10 minutes)</w:t>
+            <w:shd w:fill="EAD1F5" w:color="auto" w:val="clear"/>
+            <w:tcMar>
+              <w:top w:type="dxa" w:w="60"/>
+              <w:left w:type="dxa" w:w="120"/>
+              <w:bottom w:type="dxa" w:w="60"/>
+              <w:right w:type="dxa" w:w="120"/>
+            </w:tcMar>
+            <w:vAlign w:val="top"/>
+          </w:tcPr>
+          <w:p>
+            <w:pPr>
+              <w:spacing w:after="40" w:before="0"/>
+              <w:jc w:val="left"/>
+            </w:pPr>
+            <w:r>
+              <w:rPr>
+                <w:rFonts w:ascii="Arial" w:cs="Arial" w:eastAsia="Arial" w:hAnsi="Arial"/>
+                <w:b/>
+                <w:bCs/>
+                <w:i w:val="false"/>
+                <w:iCs w:val="false"/>
+                <w:color w:val="000000"/>
+                <w:sz w:val="18"/>
+                <w:szCs w:val="18"/>
+              </w:rPr>
+              <w:t xml:space="preserve">Predict Phase</w:t>
             </w:r>
           </w:p>
           <w:p>
@@ -20831,7 +20831,7 @@
             <w:pPr>
               <w:spacing w:after="20" w:before="0"/>
             </w:pPr>
-            <w:hyperlink w:history="1" r:id="rIdbdrf48ps4c_lcfkcrzvp_">
+            <w:hyperlink w:history="1" r:id="rIdg3mu6ww0wpptr4rp0usce">
               <w:r>
                 <w:rPr>
                   <w:rFonts w:ascii="Arial" w:cs="Arial" w:eastAsia="Arial" w:hAnsi="Arial"/>
@@ -20864,7 +20864,7 @@
               <w:spacing w:after="10" w:before="0"/>
               <w:ind w:left="120"/>
             </w:pPr>
-            <w:hyperlink w:history="1" r:id="rId8whwgbcfjar-5ivuxbsjr">
+            <w:hyperlink w:history="1" r:id="rIddouot2kl8cn3qvpd2vdon">
               <w:r>
                 <w:rPr>
                   <w:rFonts w:ascii="Arial" w:cs="Arial" w:eastAsia="Arial" w:hAnsi="Arial"/>
@@ -20909,7 +20909,7 @@
             <w:pPr>
               <w:spacing w:after="20" w:before="0"/>
             </w:pPr>
-            <w:hyperlink w:history="1" r:id="rId76vx24qcbr2m_9-u8xj_8">
+            <w:hyperlink w:history="1" r:id="rIdx2xyorpw3gvua4f4knzqs">
               <w:r>
                 <w:rPr>
                   <w:rFonts w:ascii="Arial" w:cs="Arial" w:eastAsia="Arial" w:hAnsi="Arial"/>
@@ -20942,7 +20942,7 @@
               <w:spacing w:after="10" w:before="0"/>
               <w:ind w:left="120"/>
             </w:pPr>
-            <w:hyperlink w:history="1" r:id="rIdapw64mpd3rb4--jibmxmn">
+            <w:hyperlink w:history="1" r:id="rIdofihbyofzywqrvflmkggf">
               <w:r>
                 <w:rPr>
                   <w:rFonts w:ascii="Arial" w:cs="Arial" w:eastAsia="Arial" w:hAnsi="Arial"/>
@@ -21089,32 +21089,32 @@
         <w:tc>
           <w:tcPr>
             <w:tcW w:type="dxa" w:w="1520"/>
-            <w:shd w:fill="F2F2F2" w:color="auto" w:val="clear"/>
-            <w:tcMar>
-              <w:top w:type="dxa" w:w="60"/>
-              <w:left w:type="dxa" w:w="120"/>
-              <w:bottom w:type="dxa" w:w="60"/>
-              <w:right w:type="dxa" w:w="120"/>
-            </w:tcMar>
-            <w:vAlign w:val="top"/>
-          </w:tcPr>
-          <w:p>
-            <w:pPr>
-              <w:spacing w:after="40" w:before="0"/>
-              <w:jc w:val="left"/>
-            </w:pPr>
-            <w:r>
-              <w:rPr>
-                <w:rFonts w:ascii="Arial" w:cs="Arial" w:eastAsia="Arial" w:hAnsi="Arial"/>
-                <w:b/>
-                <w:bCs/>
-                <w:i w:val="false"/>
-                <w:iCs w:val="false"/>
-                <w:color w:val="000000"/>
-                <w:sz w:val="18"/>
-                <w:szCs w:val="18"/>
-              </w:rPr>
-              <w:t xml:space="preserve">Phase 2 — Observe (20 minutes)</w:t>
+            <w:shd w:fill="D9EEF1" w:color="auto" w:val="clear"/>
+            <w:tcMar>
+              <w:top w:type="dxa" w:w="60"/>
+              <w:left w:type="dxa" w:w="120"/>
+              <w:bottom w:type="dxa" w:w="60"/>
+              <w:right w:type="dxa" w:w="120"/>
+            </w:tcMar>
+            <w:vAlign w:val="top"/>
+          </w:tcPr>
+          <w:p>
+            <w:pPr>
+              <w:spacing w:after="40" w:before="0"/>
+              <w:jc w:val="left"/>
+            </w:pPr>
+            <w:r>
+              <w:rPr>
+                <w:rFonts w:ascii="Arial" w:cs="Arial" w:eastAsia="Arial" w:hAnsi="Arial"/>
+                <w:b/>
+                <w:bCs/>
+                <w:i w:val="false"/>
+                <w:iCs w:val="false"/>
+                <w:color w:val="000000"/>
+                <w:sz w:val="18"/>
+                <w:szCs w:val="18"/>
+              </w:rPr>
+              <w:t xml:space="preserve">Observe Phase</w:t>
             </w:r>
           </w:p>
           <w:p>
@@ -21137,7 +21137,7 @@
             <w:pPr>
               <w:spacing w:after="20" w:before="0"/>
             </w:pPr>
-            <w:hyperlink w:history="1" r:id="rIdh964waytp3vzdjh1qswx_">
+            <w:hyperlink w:history="1" r:id="rIdr5h9jolkyhaf0lgm6nzn5">
               <w:r>
                 <w:rPr>
                   <w:rFonts w:ascii="Arial" w:cs="Arial" w:eastAsia="Arial" w:hAnsi="Arial"/>
@@ -21170,7 +21170,7 @@
               <w:spacing w:after="10" w:before="0"/>
               <w:ind w:left="120"/>
             </w:pPr>
-            <w:hyperlink w:history="1" r:id="rIdw2rwrjsfl6mghclla6mbk">
+            <w:hyperlink w:history="1" r:id="rIduxdgebfnfk_ttfbgs6cmb">
               <w:r>
                 <w:rPr>
                   <w:rFonts w:ascii="Arial" w:cs="Arial" w:eastAsia="Arial" w:hAnsi="Arial"/>
@@ -21215,7 +21215,7 @@
             <w:pPr>
               <w:spacing w:after="20" w:before="0"/>
             </w:pPr>
-            <w:hyperlink w:history="1" r:id="rIdioi-igsn1sz1wfr9_yzxu">
+            <w:hyperlink w:history="1" r:id="rId8hiwubsshta175zqdctwg">
               <w:r>
                 <w:rPr>
                   <w:rFonts w:ascii="Arial" w:cs="Arial" w:eastAsia="Arial" w:hAnsi="Arial"/>
@@ -21248,7 +21248,7 @@
               <w:spacing w:after="10" w:before="0"/>
               <w:ind w:left="120"/>
             </w:pPr>
-            <w:hyperlink w:history="1" r:id="rIdtbejzjc3zkfzf8akp2tw0">
+            <w:hyperlink w:history="1" r:id="rIdjqfssu4wahix_sshb_4zy">
               <w:r>
                 <w:rPr>
                   <w:rFonts w:ascii="Arial" w:cs="Arial" w:eastAsia="Arial" w:hAnsi="Arial"/>
@@ -21395,32 +21395,32 @@
         <w:tc>
           <w:tcPr>
             <w:tcW w:type="dxa" w:w="1520"/>
-            <w:shd w:fill="F2F2F2" w:color="auto" w:val="clear"/>
-            <w:tcMar>
-              <w:top w:type="dxa" w:w="60"/>
-              <w:left w:type="dxa" w:w="120"/>
-              <w:bottom w:type="dxa" w:w="60"/>
-              <w:right w:type="dxa" w:w="120"/>
-            </w:tcMar>
-            <w:vAlign w:val="top"/>
-          </w:tcPr>
-          <w:p>
-            <w:pPr>
-              <w:spacing w:after="40" w:before="0"/>
-              <w:jc w:val="left"/>
-            </w:pPr>
-            <w:r>
-              <w:rPr>
-                <w:rFonts w:ascii="Arial" w:cs="Arial" w:eastAsia="Arial" w:hAnsi="Arial"/>
-                <w:b/>
-                <w:bCs/>
-                <w:i w:val="false"/>
-                <w:iCs w:val="false"/>
-                <w:color w:val="000000"/>
-                <w:sz w:val="18"/>
-                <w:szCs w:val="18"/>
-              </w:rPr>
-              <w:t xml:space="preserve">Phase 3 — Explain (20 minutes)</w:t>
+            <w:shd w:fill="E2EFDA" w:color="auto" w:val="clear"/>
+            <w:tcMar>
+              <w:top w:type="dxa" w:w="60"/>
+              <w:left w:type="dxa" w:w="120"/>
+              <w:bottom w:type="dxa" w:w="60"/>
+              <w:right w:type="dxa" w:w="120"/>
+            </w:tcMar>
+            <w:vAlign w:val="top"/>
+          </w:tcPr>
+          <w:p>
+            <w:pPr>
+              <w:spacing w:after="40" w:before="0"/>
+              <w:jc w:val="left"/>
+            </w:pPr>
+            <w:r>
+              <w:rPr>
+                <w:rFonts w:ascii="Arial" w:cs="Arial" w:eastAsia="Arial" w:hAnsi="Arial"/>
+                <w:b/>
+                <w:bCs/>
+                <w:i w:val="false"/>
+                <w:iCs w:val="false"/>
+                <w:color w:val="000000"/>
+                <w:sz w:val="18"/>
+                <w:szCs w:val="18"/>
+              </w:rPr>
+              <w:t xml:space="preserve">Explain Phase</w:t>
             </w:r>
           </w:p>
           <w:p>
@@ -21443,7 +21443,7 @@
             <w:pPr>
               <w:spacing w:after="20" w:before="0"/>
             </w:pPr>
-            <w:hyperlink w:history="1" r:id="rIds5xkonrilbpbx79cvksso">
+            <w:hyperlink w:history="1" r:id="rIdftvoookfiy_ecak8c_spf">
               <w:r>
                 <w:rPr>
                   <w:rFonts w:ascii="Arial" w:cs="Arial" w:eastAsia="Arial" w:hAnsi="Arial"/>
@@ -21476,7 +21476,7 @@
               <w:spacing w:after="10" w:before="0"/>
               <w:ind w:left="120"/>
             </w:pPr>
-            <w:hyperlink w:history="1" r:id="rIdcwbzofri-9afpdy9guugl">
+            <w:hyperlink w:history="1" r:id="rIddwcumh10q3eqt25o43pwo">
               <w:r>
                 <w:rPr>
                   <w:rFonts w:ascii="Arial" w:cs="Arial" w:eastAsia="Arial" w:hAnsi="Arial"/>
@@ -21521,7 +21521,7 @@
             <w:pPr>
               <w:spacing w:after="20" w:before="0"/>
             </w:pPr>
-            <w:hyperlink w:history="1" r:id="rIdlooyia14wqryoayqvlf9t">
+            <w:hyperlink w:history="1" r:id="rIdtgue6vb8g3_nj-wiyjzrw">
               <w:r>
                 <w:rPr>
                   <w:rFonts w:ascii="Arial" w:cs="Arial" w:eastAsia="Arial" w:hAnsi="Arial"/>
@@ -21554,7 +21554,7 @@
               <w:spacing w:after="10" w:before="0"/>
               <w:ind w:left="120"/>
             </w:pPr>
-            <w:hyperlink w:history="1" r:id="rIdpsz_efbevu4pse59xigix">
+            <w:hyperlink w:history="1" r:id="rIdw1beb04sh2de56onhlbv_">
               <w:r>
                 <w:rPr>
                   <w:rFonts w:ascii="Arial" w:cs="Arial" w:eastAsia="Arial" w:hAnsi="Arial"/>
@@ -21701,32 +21701,32 @@
         <w:tc>
           <w:tcPr>
             <w:tcW w:type="dxa" w:w="1520"/>
-            <w:shd w:fill="F2F2F2" w:color="auto" w:val="clear"/>
-            <w:tcMar>
-              <w:top w:type="dxa" w:w="60"/>
-              <w:left w:type="dxa" w:w="120"/>
-              <w:bottom w:type="dxa" w:w="60"/>
-              <w:right w:type="dxa" w:w="120"/>
-            </w:tcMar>
-            <w:vAlign w:val="top"/>
-          </w:tcPr>
-          <w:p>
-            <w:pPr>
-              <w:spacing w:after="40" w:before="0"/>
-              <w:jc w:val="left"/>
-            </w:pPr>
-            <w:r>
-              <w:rPr>
-                <w:rFonts w:ascii="Arial" w:cs="Arial" w:eastAsia="Arial" w:hAnsi="Arial"/>
-                <w:b/>
-                <w:bCs/>
-                <w:i w:val="false"/>
-                <w:iCs w:val="false"/>
-                <w:color w:val="000000"/>
-                <w:sz w:val="18"/>
-                <w:szCs w:val="18"/>
-              </w:rPr>
-              <w:t xml:space="preserve">Phase 4 — Driving Question Board (DQB) Update (20 minutes)</w:t>
+            <w:shd w:fill="FCE4D6" w:color="auto" w:val="clear"/>
+            <w:tcMar>
+              <w:top w:type="dxa" w:w="60"/>
+              <w:left w:type="dxa" w:w="120"/>
+              <w:bottom w:type="dxa" w:w="60"/>
+              <w:right w:type="dxa" w:w="120"/>
+            </w:tcMar>
+            <w:vAlign w:val="top"/>
+          </w:tcPr>
+          <w:p>
+            <w:pPr>
+              <w:spacing w:after="40" w:before="0"/>
+              <w:jc w:val="left"/>
+            </w:pPr>
+            <w:r>
+              <w:rPr>
+                <w:rFonts w:ascii="Arial" w:cs="Arial" w:eastAsia="Arial" w:hAnsi="Arial"/>
+                <w:b/>
+                <w:bCs/>
+                <w:i w:val="false"/>
+                <w:iCs w:val="false"/>
+                <w:color w:val="000000"/>
+                <w:sz w:val="18"/>
+                <w:szCs w:val="18"/>
+              </w:rPr>
+              <w:t xml:space="preserve">Driving Question Board (DQB) Creation</w:t>
             </w:r>
           </w:p>
           <w:p>
@@ -21749,7 +21749,7 @@
             <w:pPr>
               <w:spacing w:after="20" w:before="0"/>
             </w:pPr>
-            <w:hyperlink w:history="1" r:id="rIdiiskhes-1b-lk4dgt-zbq">
+            <w:hyperlink w:history="1" r:id="rId--rsrim9qbuiz3draxozr">
               <w:r>
                 <w:rPr>
                   <w:rFonts w:ascii="Arial" w:cs="Arial" w:eastAsia="Arial" w:hAnsi="Arial"/>
@@ -21782,7 +21782,7 @@
               <w:spacing w:after="10" w:before="0"/>
               <w:ind w:left="120"/>
             </w:pPr>
-            <w:hyperlink w:history="1" r:id="rId6bt7vqnvtaurtiyuevh3s">
+            <w:hyperlink w:history="1" r:id="rId-_5wh3tg9k2uhdfkbo2fc">
               <w:r>
                 <w:rPr>
                   <w:rFonts w:ascii="Arial" w:cs="Arial" w:eastAsia="Arial" w:hAnsi="Arial"/>
@@ -21827,7 +21827,7 @@
             <w:pPr>
               <w:spacing w:after="20" w:before="0"/>
             </w:pPr>
-            <w:hyperlink w:history="1" r:id="rIdzoi2nhvdnw0ebmplob3ov">
+            <w:hyperlink w:history="1" r:id="rId6li9k0kp7n14z7vlz8xcz">
               <w:r>
                 <w:rPr>
                   <w:rFonts w:ascii="Arial" w:cs="Arial" w:eastAsia="Arial" w:hAnsi="Arial"/>
@@ -21860,7 +21860,7 @@
               <w:spacing w:after="10" w:before="0"/>
               <w:ind w:left="120"/>
             </w:pPr>
-            <w:hyperlink w:history="1" r:id="rIdyzmjpyukueqnj7efw0mbr">
+            <w:hyperlink w:history="1" r:id="rIda9xs5ct7wyrehnmt0_trj">
               <w:r>
                 <w:rPr>
                   <w:rFonts w:ascii="Arial" w:cs="Arial" w:eastAsia="Arial" w:hAnsi="Arial"/>
@@ -22007,32 +22007,32 @@
         <w:tc>
           <w:tcPr>
             <w:tcW w:type="dxa" w:w="1520"/>
-            <w:shd w:fill="F2F2F2" w:color="auto" w:val="clear"/>
-            <w:tcMar>
-              <w:top w:type="dxa" w:w="60"/>
-              <w:left w:type="dxa" w:w="120"/>
-              <w:bottom w:type="dxa" w:w="60"/>
-              <w:right w:type="dxa" w:w="120"/>
-            </w:tcMar>
-            <w:vAlign w:val="top"/>
-          </w:tcPr>
-          <w:p>
-            <w:pPr>
-              <w:spacing w:after="40" w:before="0"/>
-              <w:jc w:val="left"/>
-            </w:pPr>
-            <w:r>
-              <w:rPr>
-                <w:rFonts w:ascii="Arial" w:cs="Arial" w:eastAsia="Arial" w:hAnsi="Arial"/>
-                <w:b/>
-                <w:bCs/>
-                <w:i w:val="false"/>
-                <w:iCs w:val="false"/>
-                <w:color w:val="000000"/>
-                <w:sz w:val="18"/>
-                <w:szCs w:val="18"/>
-              </w:rPr>
-              <w:t xml:space="preserve">Phase 5 — Model Building (10 minutes)</w:t>
+            <w:shd w:fill="D5E8F0" w:color="auto" w:val="clear"/>
+            <w:tcMar>
+              <w:top w:type="dxa" w:w="60"/>
+              <w:left w:type="dxa" w:w="120"/>
+              <w:bottom w:type="dxa" w:w="60"/>
+              <w:right w:type="dxa" w:w="120"/>
+            </w:tcMar>
+            <w:vAlign w:val="top"/>
+          </w:tcPr>
+          <w:p>
+            <w:pPr>
+              <w:spacing w:after="40" w:before="0"/>
+              <w:jc w:val="left"/>
+            </w:pPr>
+            <w:r>
+              <w:rPr>
+                <w:rFonts w:ascii="Arial" w:cs="Arial" w:eastAsia="Arial" w:hAnsi="Arial"/>
+                <w:b/>
+                <w:bCs/>
+                <w:i w:val="false"/>
+                <w:iCs w:val="false"/>
+                <w:color w:val="000000"/>
+                <w:sz w:val="18"/>
+                <w:szCs w:val="18"/>
+              </w:rPr>
+              <w:t xml:space="preserve">Model Building Phase</w:t>
             </w:r>
           </w:p>
           <w:p>
@@ -22055,7 +22055,7 @@
             <w:pPr>
               <w:spacing w:after="20" w:before="0"/>
             </w:pPr>
-            <w:hyperlink w:history="1" r:id="rId-a4r9shn0mxi7br3o2joi">
+            <w:hyperlink w:history="1" r:id="rIdqs2fzimzqhn-pu2d6c2en">
               <w:r>
                 <w:rPr>
                   <w:rFonts w:ascii="Arial" w:cs="Arial" w:eastAsia="Arial" w:hAnsi="Arial"/>
@@ -22088,7 +22088,7 @@
               <w:spacing w:after="10" w:before="0"/>
               <w:ind w:left="120"/>
             </w:pPr>
-            <w:hyperlink w:history="1" r:id="rIdazlfgxfme3nrhwhwyij37">
+            <w:hyperlink w:history="1" r:id="rIdk4n0cffkip7aozp9jorrm">
               <w:r>
                 <w:rPr>
                   <w:rFonts w:ascii="Arial" w:cs="Arial" w:eastAsia="Arial" w:hAnsi="Arial"/>
@@ -22133,7 +22133,7 @@
             <w:pPr>
               <w:spacing w:after="20" w:before="0"/>
             </w:pPr>
-            <w:hyperlink w:history="1" r:id="rIdcjcgu_nht2zhvvyvlt3qs">
+            <w:hyperlink w:history="1" r:id="rId3tenzphha4j31nsngp1s4">
               <w:r>
                 <w:rPr>
                   <w:rFonts w:ascii="Arial" w:cs="Arial" w:eastAsia="Arial" w:hAnsi="Arial"/>
@@ -22166,7 +22166,7 @@
               <w:spacing w:after="10" w:before="0"/>
               <w:ind w:left="120"/>
             </w:pPr>
-            <w:hyperlink w:history="1" r:id="rIdr9ycud22t3ocy7rooyskz">
+            <w:hyperlink w:history="1" r:id="rIdvzkogr3y7piwu_inhnixu">
               <w:r>
                 <w:rPr>
                   <w:rFonts w:ascii="Arial" w:cs="Arial" w:eastAsia="Arial" w:hAnsi="Arial"/>
@@ -23700,32 +23700,32 @@
         <w:tc>
           <w:tcPr>
             <w:tcW w:type="dxa" w:w="1520"/>
-            <w:shd w:fill="F2F2F2" w:color="auto" w:val="clear"/>
-            <w:tcMar>
-              <w:top w:type="dxa" w:w="60"/>
-              <w:left w:type="dxa" w:w="120"/>
-              <w:bottom w:type="dxa" w:w="60"/>
-              <w:right w:type="dxa" w:w="120"/>
-            </w:tcMar>
-            <w:vAlign w:val="top"/>
-          </w:tcPr>
-          <w:p>
-            <w:pPr>
-              <w:spacing w:after="40" w:before="0"/>
-              <w:jc w:val="left"/>
-            </w:pPr>
-            <w:r>
-              <w:rPr>
-                <w:rFonts w:ascii="Arial" w:cs="Arial" w:eastAsia="Arial" w:hAnsi="Arial"/>
-                <w:b/>
-                <w:bCs/>
-                <w:i w:val="false"/>
-                <w:iCs w:val="false"/>
-                <w:color w:val="000000"/>
-                <w:sz w:val="18"/>
-                <w:szCs w:val="18"/>
-              </w:rPr>
-              <w:t xml:space="preserve">Phase 1 — Predict: Revisiting Lesson 1 Estimates</w:t>
+            <w:shd w:fill="EAD1F5" w:color="auto" w:val="clear"/>
+            <w:tcMar>
+              <w:top w:type="dxa" w:w="60"/>
+              <w:left w:type="dxa" w:w="120"/>
+              <w:bottom w:type="dxa" w:w="60"/>
+              <w:right w:type="dxa" w:w="120"/>
+            </w:tcMar>
+            <w:vAlign w:val="top"/>
+          </w:tcPr>
+          <w:p>
+            <w:pPr>
+              <w:spacing w:after="40" w:before="0"/>
+              <w:jc w:val="left"/>
+            </w:pPr>
+            <w:r>
+              <w:rPr>
+                <w:rFonts w:ascii="Arial" w:cs="Arial" w:eastAsia="Arial" w:hAnsi="Arial"/>
+                <w:b/>
+                <w:bCs/>
+                <w:i w:val="false"/>
+                <w:iCs w:val="false"/>
+                <w:color w:val="000000"/>
+                <w:sz w:val="18"/>
+                <w:szCs w:val="18"/>
+              </w:rPr>
+              <w:t xml:space="preserve">Predict Phase</w:t>
             </w:r>
           </w:p>
           <w:p>
@@ -23748,7 +23748,7 @@
             <w:pPr>
               <w:spacing w:after="20" w:before="0"/>
             </w:pPr>
-            <w:hyperlink w:history="1" r:id="rIdggbvf1jxejuyzbktmyixc">
+            <w:hyperlink w:history="1" r:id="rIdjbn2gqotvmxdq5-f2tcdx">
               <w:r>
                 <w:rPr>
                   <w:rFonts w:ascii="Arial" w:cs="Arial" w:eastAsia="Arial" w:hAnsi="Arial"/>
@@ -23781,7 +23781,7 @@
               <w:spacing w:after="10" w:before="0"/>
               <w:ind w:left="120"/>
             </w:pPr>
-            <w:hyperlink w:history="1" r:id="rIdowyv3s-1fjb8fhechex2p">
+            <w:hyperlink w:history="1" r:id="rIdvlcwgznzxe5hezoqhem1_">
               <w:r>
                 <w:rPr>
                   <w:rFonts w:ascii="Arial" w:cs="Arial" w:eastAsia="Arial" w:hAnsi="Arial"/>
@@ -23826,7 +23826,7 @@
             <w:pPr>
               <w:spacing w:after="20" w:before="0"/>
             </w:pPr>
-            <w:hyperlink w:history="1" r:id="rIduzuopue8pxkge0xaziu3u">
+            <w:hyperlink w:history="1" r:id="rIdmpq_i9owgozdyjad2wplj">
               <w:r>
                 <w:rPr>
                   <w:rFonts w:ascii="Arial" w:cs="Arial" w:eastAsia="Arial" w:hAnsi="Arial"/>
@@ -23859,7 +23859,7 @@
               <w:spacing w:after="10" w:before="0"/>
               <w:ind w:left="120"/>
             </w:pPr>
-            <w:hyperlink w:history="1" r:id="rIdvyu1t5mafkmlg-fjy21cu">
+            <w:hyperlink w:history="1" r:id="rIdpyngh4puar20osdne3djz">
               <w:r>
                 <w:rPr>
                   <w:rFonts w:ascii="Arial" w:cs="Arial" w:eastAsia="Arial" w:hAnsi="Arial"/>
@@ -24006,32 +24006,32 @@
         <w:tc>
           <w:tcPr>
             <w:tcW w:type="dxa" w:w="1520"/>
-            <w:shd w:fill="F2F2F2" w:color="auto" w:val="clear"/>
-            <w:tcMar>
-              <w:top w:type="dxa" w:w="60"/>
-              <w:left w:type="dxa" w:w="120"/>
-              <w:bottom w:type="dxa" w:w="60"/>
-              <w:right w:type="dxa" w:w="120"/>
-            </w:tcMar>
-            <w:vAlign w:val="top"/>
-          </w:tcPr>
-          <w:p>
-            <w:pPr>
-              <w:spacing w:after="40" w:before="0"/>
-              <w:jc w:val="left"/>
-            </w:pPr>
-            <w:r>
-              <w:rPr>
-                <w:rFonts w:ascii="Arial" w:cs="Arial" w:eastAsia="Arial" w:hAnsi="Arial"/>
-                <w:b/>
-                <w:bCs/>
-                <w:i w:val="false"/>
-                <w:iCs w:val="false"/>
-                <w:color w:val="000000"/>
-                <w:sz w:val="18"/>
-                <w:szCs w:val="18"/>
-              </w:rPr>
-              <w:t xml:space="preserve">Phase 2 — Observe: Group Presentations of the Kericho Land-Division Solution</w:t>
+            <w:shd w:fill="D9EEF1" w:color="auto" w:val="clear"/>
+            <w:tcMar>
+              <w:top w:type="dxa" w:w="60"/>
+              <w:left w:type="dxa" w:w="120"/>
+              <w:bottom w:type="dxa" w:w="60"/>
+              <w:right w:type="dxa" w:w="120"/>
+            </w:tcMar>
+            <w:vAlign w:val="top"/>
+          </w:tcPr>
+          <w:p>
+            <w:pPr>
+              <w:spacing w:after="40" w:before="0"/>
+              <w:jc w:val="left"/>
+            </w:pPr>
+            <w:r>
+              <w:rPr>
+                <w:rFonts w:ascii="Arial" w:cs="Arial" w:eastAsia="Arial" w:hAnsi="Arial"/>
+                <w:b/>
+                <w:bCs/>
+                <w:i w:val="false"/>
+                <w:iCs w:val="false"/>
+                <w:color w:val="000000"/>
+                <w:sz w:val="18"/>
+                <w:szCs w:val="18"/>
+              </w:rPr>
+              <w:t xml:space="preserve">Observe Phase</w:t>
             </w:r>
           </w:p>
           <w:p>
@@ -24054,7 +24054,7 @@
             <w:pPr>
               <w:spacing w:after="20" w:before="0"/>
             </w:pPr>
-            <w:hyperlink w:history="1" r:id="rIdvazuipssbvbc7pfc8d5fv">
+            <w:hyperlink w:history="1" r:id="rIdqllvvfgj77dny9aokec7n">
               <w:r>
                 <w:rPr>
                   <w:rFonts w:ascii="Arial" w:cs="Arial" w:eastAsia="Arial" w:hAnsi="Arial"/>
@@ -24087,7 +24087,7 @@
               <w:spacing w:after="10" w:before="0"/>
               <w:ind w:left="120"/>
             </w:pPr>
-            <w:hyperlink w:history="1" r:id="rIdteg8yulmcprxstjmsj8ux">
+            <w:hyperlink w:history="1" r:id="rIdoh2dbnm9nbnn6nj_x-jbq">
               <w:r>
                 <w:rPr>
                   <w:rFonts w:ascii="Arial" w:cs="Arial" w:eastAsia="Arial" w:hAnsi="Arial"/>
@@ -24132,7 +24132,7 @@
             <w:pPr>
               <w:spacing w:after="20" w:before="0"/>
             </w:pPr>
-            <w:hyperlink w:history="1" r:id="rIdgfc7o_f62qrv1f4s59zsy">
+            <w:hyperlink w:history="1" r:id="rIdjdhiapqkkaftnlwv8otzf">
               <w:r>
                 <w:rPr>
                   <w:rFonts w:ascii="Arial" w:cs="Arial" w:eastAsia="Arial" w:hAnsi="Arial"/>
@@ -24165,7 +24165,7 @@
               <w:spacing w:after="10" w:before="0"/>
               <w:ind w:left="120"/>
             </w:pPr>
-            <w:hyperlink w:history="1" r:id="rId-dfilsq-72ytp1wzp7hq3">
+            <w:hyperlink w:history="1" r:id="rIdgmmdnrpexhri2lyh34xhb">
               <w:r>
                 <w:rPr>
                   <w:rFonts w:ascii="Arial" w:cs="Arial" w:eastAsia="Arial" w:hAnsi="Arial"/>
@@ -24312,32 +24312,32 @@
         <w:tc>
           <w:tcPr>
             <w:tcW w:type="dxa" w:w="1520"/>
-            <w:shd w:fill="F2F2F2" w:color="auto" w:val="clear"/>
-            <w:tcMar>
-              <w:top w:type="dxa" w:w="60"/>
-              <w:left w:type="dxa" w:w="120"/>
-              <w:bottom w:type="dxa" w:w="60"/>
-              <w:right w:type="dxa" w:w="120"/>
-            </w:tcMar>
-            <w:vAlign w:val="top"/>
-          </w:tcPr>
-          <w:p>
-            <w:pPr>
-              <w:spacing w:after="40" w:before="0"/>
-              <w:jc w:val="left"/>
-            </w:pPr>
-            <w:r>
-              <w:rPr>
-                <w:rFonts w:ascii="Arial" w:cs="Arial" w:eastAsia="Arial" w:hAnsi="Arial"/>
-                <w:b/>
-                <w:bCs/>
-                <w:i w:val="false"/>
-                <w:iCs w:val="false"/>
-                <w:color w:val="000000"/>
-                <w:sz w:val="18"/>
-                <w:szCs w:val="18"/>
-              </w:rPr>
-              <w:t xml:space="preserve">Phase 3 — Explain: Finalising the Area of Polygons Toolkit (Cumulative Model)</w:t>
+            <w:shd w:fill="E2EFDA" w:color="auto" w:val="clear"/>
+            <w:tcMar>
+              <w:top w:type="dxa" w:w="60"/>
+              <w:left w:type="dxa" w:w="120"/>
+              <w:bottom w:type="dxa" w:w="60"/>
+              <w:right w:type="dxa" w:w="120"/>
+            </w:tcMar>
+            <w:vAlign w:val="top"/>
+          </w:tcPr>
+          <w:p>
+            <w:pPr>
+              <w:spacing w:after="40" w:before="0"/>
+              <w:jc w:val="left"/>
+            </w:pPr>
+            <w:r>
+              <w:rPr>
+                <w:rFonts w:ascii="Arial" w:cs="Arial" w:eastAsia="Arial" w:hAnsi="Arial"/>
+                <w:b/>
+                <w:bCs/>
+                <w:i w:val="false"/>
+                <w:iCs w:val="false"/>
+                <w:color w:val="000000"/>
+                <w:sz w:val="18"/>
+                <w:szCs w:val="18"/>
+              </w:rPr>
+              <w:t xml:space="preserve">Explain Phase</w:t>
             </w:r>
           </w:p>
           <w:p>
@@ -24360,7 +24360,7 @@
             <w:pPr>
               <w:spacing w:after="20" w:before="0"/>
             </w:pPr>
-            <w:hyperlink w:history="1" r:id="rIdkeovfsdpxzle5ttqixt97">
+            <w:hyperlink w:history="1" r:id="rId0s7ncba_lndprliavkkls">
               <w:r>
                 <w:rPr>
                   <w:rFonts w:ascii="Arial" w:cs="Arial" w:eastAsia="Arial" w:hAnsi="Arial"/>
@@ -24393,7 +24393,7 @@
               <w:spacing w:after="10" w:before="0"/>
               <w:ind w:left="120"/>
             </w:pPr>
-            <w:hyperlink w:history="1" r:id="rIdc4r4qb5gta-zml8j4t_qo">
+            <w:hyperlink w:history="1" r:id="rIdfawmaym6bwgd3j3iujw1i">
               <w:r>
                 <w:rPr>
                   <w:rFonts w:ascii="Arial" w:cs="Arial" w:eastAsia="Arial" w:hAnsi="Arial"/>
@@ -24438,7 +24438,7 @@
             <w:pPr>
               <w:spacing w:after="20" w:before="0"/>
             </w:pPr>
-            <w:hyperlink w:history="1" r:id="rId88xkowrd5cq16ucwecbbu">
+            <w:hyperlink w:history="1" r:id="rId95lkicrwwdqygtbcqwxc7">
               <w:r>
                 <w:rPr>
                   <w:rFonts w:ascii="Arial" w:cs="Arial" w:eastAsia="Arial" w:hAnsi="Arial"/>
@@ -24471,7 +24471,7 @@
               <w:spacing w:after="10" w:before="0"/>
               <w:ind w:left="120"/>
             </w:pPr>
-            <w:hyperlink w:history="1" r:id="rIdhfrwtowfnmm_yra7fsmzv">
+            <w:hyperlink w:history="1" r:id="rIdmp9atj4fsfiz8jbpw1tyl">
               <w:r>
                 <w:rPr>
                   <w:rFonts w:ascii="Arial" w:cs="Arial" w:eastAsia="Arial" w:hAnsi="Arial"/>
@@ -24618,32 +24618,32 @@
         <w:tc>
           <w:tcPr>
             <w:tcW w:type="dxa" w:w="1520"/>
-            <w:shd w:fill="F2F2F2" w:color="auto" w:val="clear"/>
-            <w:tcMar>
-              <w:top w:type="dxa" w:w="60"/>
-              <w:left w:type="dxa" w:w="120"/>
-              <w:bottom w:type="dxa" w:w="60"/>
-              <w:right w:type="dxa" w:w="120"/>
-            </w:tcMar>
-            <w:vAlign w:val="top"/>
-          </w:tcPr>
-          <w:p>
-            <w:pPr>
-              <w:spacing w:after="40" w:before="0"/>
-              <w:jc w:val="left"/>
-            </w:pPr>
-            <w:r>
-              <w:rPr>
-                <w:rFonts w:ascii="Arial" w:cs="Arial" w:eastAsia="Arial" w:hAnsi="Arial"/>
-                <w:b/>
-                <w:bCs/>
-                <w:i w:val="false"/>
-                <w:iCs w:val="false"/>
-                <w:color w:val="000000"/>
-                <w:sz w:val="18"/>
-                <w:szCs w:val="18"/>
-              </w:rPr>
-              <w:t xml:space="preserve">Phase 4 — Driving Question Board (DQB) Resolution</w:t>
+            <w:shd w:fill="FCE4D6" w:color="auto" w:val="clear"/>
+            <w:tcMar>
+              <w:top w:type="dxa" w:w="60"/>
+              <w:left w:type="dxa" w:w="120"/>
+              <w:bottom w:type="dxa" w:w="60"/>
+              <w:right w:type="dxa" w:w="120"/>
+            </w:tcMar>
+            <w:vAlign w:val="top"/>
+          </w:tcPr>
+          <w:p>
+            <w:pPr>
+              <w:spacing w:after="40" w:before="0"/>
+              <w:jc w:val="left"/>
+            </w:pPr>
+            <w:r>
+              <w:rPr>
+                <w:rFonts w:ascii="Arial" w:cs="Arial" w:eastAsia="Arial" w:hAnsi="Arial"/>
+                <w:b/>
+                <w:bCs/>
+                <w:i w:val="false"/>
+                <w:iCs w:val="false"/>
+                <w:color w:val="000000"/>
+                <w:sz w:val="18"/>
+                <w:szCs w:val="18"/>
+              </w:rPr>
+              <w:t xml:space="preserve">Driving Question Board (DQB) Creation</w:t>
             </w:r>
           </w:p>
           <w:p>
@@ -24666,7 +24666,7 @@
             <w:pPr>
               <w:spacing w:after="20" w:before="0"/>
             </w:pPr>
-            <w:hyperlink w:history="1" r:id="rIdjilkacqxjn_qvttujed24">
+            <w:hyperlink w:history="1" r:id="rIdu8kvcqc3jsg72udxsswwk">
               <w:r>
                 <w:rPr>
                   <w:rFonts w:ascii="Arial" w:cs="Arial" w:eastAsia="Arial" w:hAnsi="Arial"/>
@@ -24699,7 +24699,7 @@
               <w:spacing w:after="10" w:before="0"/>
               <w:ind w:left="120"/>
             </w:pPr>
-            <w:hyperlink w:history="1" r:id="rIdaepkk8fytdcxqinimg-kf">
+            <w:hyperlink w:history="1" r:id="rId4qxjtqsi3paol9jpmjnag">
               <w:r>
                 <w:rPr>
                   <w:rFonts w:ascii="Arial" w:cs="Arial" w:eastAsia="Arial" w:hAnsi="Arial"/>
@@ -24744,7 +24744,7 @@
             <w:pPr>
               <w:spacing w:after="20" w:before="0"/>
             </w:pPr>
-            <w:hyperlink w:history="1" r:id="rIdy-kd1xudmnrfrw_6dtfpy">
+            <w:hyperlink w:history="1" r:id="rIdrrnxa3n5fgj0nsyy7nt1s">
               <w:r>
                 <w:rPr>
                   <w:rFonts w:ascii="Arial" w:cs="Arial" w:eastAsia="Arial" w:hAnsi="Arial"/>
@@ -24777,7 +24777,7 @@
               <w:spacing w:after="10" w:before="0"/>
               <w:ind w:left="120"/>
             </w:pPr>
-            <w:hyperlink w:history="1" r:id="rIda47sybfvet4jp4dvg9fbv">
+            <w:hyperlink w:history="1" r:id="rIdkz4oywxreimucm5d9urix">
               <w:r>
                 <w:rPr>
                   <w:rFonts w:ascii="Arial" w:cs="Arial" w:eastAsia="Arial" w:hAnsi="Arial"/>
@@ -24924,32 +24924,32 @@
         <w:tc>
           <w:tcPr>
             <w:tcW w:type="dxa" w:w="1520"/>
-            <w:shd w:fill="F2F2F2" w:color="auto" w:val="clear"/>
-            <w:tcMar>
-              <w:top w:type="dxa" w:w="60"/>
-              <w:left w:type="dxa" w:w="120"/>
-              <w:bottom w:type="dxa" w:w="60"/>
-              <w:right w:type="dxa" w:w="120"/>
-            </w:tcMar>
-            <w:vAlign w:val="top"/>
-          </w:tcPr>
-          <w:p>
-            <w:pPr>
-              <w:spacing w:after="40" w:before="0"/>
-              <w:jc w:val="left"/>
-            </w:pPr>
-            <w:r>
-              <w:rPr>
-                <w:rFonts w:ascii="Arial" w:cs="Arial" w:eastAsia="Arial" w:hAnsi="Arial"/>
-                <w:b/>
-                <w:bCs/>
-                <w:i w:val="false"/>
-                <w:iCs w:val="false"/>
-                <w:color w:val="000000"/>
-                <w:sz w:val="18"/>
-                <w:szCs w:val="18"/>
-              </w:rPr>
-              <w:t xml:space="preserve">Phase 5 — Individual Written Assessment (Final Summative Check)</w:t>
+            <w:shd w:fill="D5E8F0" w:color="auto" w:val="clear"/>
+            <w:tcMar>
+              <w:top w:type="dxa" w:w="60"/>
+              <w:left w:type="dxa" w:w="120"/>
+              <w:bottom w:type="dxa" w:w="60"/>
+              <w:right w:type="dxa" w:w="120"/>
+            </w:tcMar>
+            <w:vAlign w:val="top"/>
+          </w:tcPr>
+          <w:p>
+            <w:pPr>
+              <w:spacing w:after="40" w:before="0"/>
+              <w:jc w:val="left"/>
+            </w:pPr>
+            <w:r>
+              <w:rPr>
+                <w:rFonts w:ascii="Arial" w:cs="Arial" w:eastAsia="Arial" w:hAnsi="Arial"/>
+                <w:b/>
+                <w:bCs/>
+                <w:i w:val="false"/>
+                <w:iCs w:val="false"/>
+                <w:color w:val="000000"/>
+                <w:sz w:val="18"/>
+                <w:szCs w:val="18"/>
+              </w:rPr>
+              <w:t xml:space="preserve">Model Building Phase</w:t>
             </w:r>
           </w:p>
           <w:p>
@@ -24972,7 +24972,7 @@
             <w:pPr>
               <w:spacing w:after="20" w:before="0"/>
             </w:pPr>
-            <w:hyperlink w:history="1" r:id="rIdksmkgp9te4a_iuvtji4ca">
+            <w:hyperlink w:history="1" r:id="rIdljxvn3cbokuuoo7fmbjq0">
               <w:r>
                 <w:rPr>
                   <w:rFonts w:ascii="Arial" w:cs="Arial" w:eastAsia="Arial" w:hAnsi="Arial"/>
@@ -25005,7 +25005,7 @@
               <w:spacing w:after="10" w:before="0"/>
               <w:ind w:left="120"/>
             </w:pPr>
-            <w:hyperlink w:history="1" r:id="rIdwr_rilv8hbmco9tlou0wd">
+            <w:hyperlink w:history="1" r:id="rId7nbaorcmdr61v3fgbzant">
               <w:r>
                 <w:rPr>
                   <w:rFonts w:ascii="Arial" w:cs="Arial" w:eastAsia="Arial" w:hAnsi="Arial"/>
@@ -25050,7 +25050,7 @@
             <w:pPr>
               <w:spacing w:after="20" w:before="0"/>
             </w:pPr>
-            <w:hyperlink w:history="1" r:id="rId6idigw9oqjjko7hmm0h7x">
+            <w:hyperlink w:history="1" r:id="rIdzg_prwynspjn0akripki6">
               <w:r>
                 <w:rPr>
                   <w:rFonts w:ascii="Arial" w:cs="Arial" w:eastAsia="Arial" w:hAnsi="Arial"/>
@@ -25083,7 +25083,7 @@
               <w:spacing w:after="10" w:before="0"/>
               <w:ind w:left="120"/>
             </w:pPr>
-            <w:hyperlink w:history="1" r:id="rIdo9sybylmmjar1rmn3hlcw">
+            <w:hyperlink w:history="1" r:id="rIdybahlj0esamzelwd50fhs">
               <w:r>
                 <w:rPr>
                   <w:rFonts w:ascii="Arial" w:cs="Arial" w:eastAsia="Arial" w:hAnsi="Arial"/>

--- a/data/outputs/v2/Core_Mathematics/SS2.5_Area_of_Polygons/Core_Mathematics_Area_of_Polygons_CBE_LessonSequence.docx
+++ b/data/outputs/v2/Core_Mathematics/SS2.5_Area_of_Polygons/Core_Mathematics_Area_of_Polygons_CBE_LessonSequence.docx
@@ -3225,7 +3225,7 @@
             <w:pPr>
               <w:spacing w:after="20" w:before="0"/>
             </w:pPr>
-            <w:hyperlink w:history="1" r:id="rIdnhthtste4kqm0ifdsqja0">
+            <w:hyperlink w:history="1" r:id="rIdl1l6a0bftcfeoc8bnqias">
               <w:r>
                 <w:rPr>
                   <w:rFonts w:ascii="Arial" w:cs="Arial" w:eastAsia="Arial" w:hAnsi="Arial"/>
@@ -3258,7 +3258,7 @@
               <w:spacing w:after="10" w:before="0"/>
               <w:ind w:left="120"/>
             </w:pPr>
-            <w:hyperlink w:history="1" r:id="rIdj_me569emp9cnbusxpdun">
+            <w:hyperlink w:history="1" r:id="rIdn5agopba57stmdacldfqk">
               <w:r>
                 <w:rPr>
                   <w:rFonts w:ascii="Arial" w:cs="Arial" w:eastAsia="Arial" w:hAnsi="Arial"/>
@@ -3303,7 +3303,7 @@
             <w:pPr>
               <w:spacing w:after="20" w:before="0"/>
             </w:pPr>
-            <w:hyperlink w:history="1" r:id="rIdc8hiexyvwm_gzxljeyuqf">
+            <w:hyperlink w:history="1" r:id="rIdvi73idvdajmabakvnyb58">
               <w:r>
                 <w:rPr>
                   <w:rFonts w:ascii="Arial" w:cs="Arial" w:eastAsia="Arial" w:hAnsi="Arial"/>
@@ -3336,7 +3336,7 @@
               <w:spacing w:after="10" w:before="0"/>
               <w:ind w:left="120"/>
             </w:pPr>
-            <w:hyperlink w:history="1" r:id="rId_ec15vywlzdmyzpwg87vh">
+            <w:hyperlink w:history="1" r:id="rIdlvgtpusnto2nmtf8ujdng">
               <w:r>
                 <w:rPr>
                   <w:rFonts w:ascii="Arial" w:cs="Arial" w:eastAsia="Arial" w:hAnsi="Arial"/>
@@ -3531,7 +3531,7 @@
             <w:pPr>
               <w:spacing w:after="20" w:before="0"/>
             </w:pPr>
-            <w:hyperlink w:history="1" r:id="rIdxriqtyshlakpdgob2qqhd">
+            <w:hyperlink w:history="1" r:id="rIddhhvy_npkbiyrnookryp4">
               <w:r>
                 <w:rPr>
                   <w:rFonts w:ascii="Arial" w:cs="Arial" w:eastAsia="Arial" w:hAnsi="Arial"/>
@@ -3564,7 +3564,7 @@
               <w:spacing w:after="10" w:before="0"/>
               <w:ind w:left="120"/>
             </w:pPr>
-            <w:hyperlink w:history="1" r:id="rIdhvfon-u2q9vmqrpw05cp_">
+            <w:hyperlink w:history="1" r:id="rId4tjz89h9pzuobys2pq-1x">
               <w:r>
                 <w:rPr>
                   <w:rFonts w:ascii="Arial" w:cs="Arial" w:eastAsia="Arial" w:hAnsi="Arial"/>
@@ -3609,7 +3609,7 @@
             <w:pPr>
               <w:spacing w:after="20" w:before="0"/>
             </w:pPr>
-            <w:hyperlink w:history="1" r:id="rId00tengrffdowjgwufumtn">
+            <w:hyperlink w:history="1" r:id="rIdahfxzvlmgs8ucvcel-pqq">
               <w:r>
                 <w:rPr>
                   <w:rFonts w:ascii="Arial" w:cs="Arial" w:eastAsia="Arial" w:hAnsi="Arial"/>
@@ -3642,7 +3642,7 @@
               <w:spacing w:after="10" w:before="0"/>
               <w:ind w:left="120"/>
             </w:pPr>
-            <w:hyperlink w:history="1" r:id="rIdlzg49i46phtijpzhypjbu">
+            <w:hyperlink w:history="1" r:id="rId_0owdtyn9qfybr-lv3s3f">
               <w:r>
                 <w:rPr>
                   <w:rFonts w:ascii="Arial" w:cs="Arial" w:eastAsia="Arial" w:hAnsi="Arial"/>
@@ -3837,7 +3837,7 @@
             <w:pPr>
               <w:spacing w:after="20" w:before="0"/>
             </w:pPr>
-            <w:hyperlink w:history="1" r:id="rIdqhqrsadsgh1g7solcztkk">
+            <w:hyperlink w:history="1" r:id="rId1q68mfcc_bhh981dqhzfx">
               <w:r>
                 <w:rPr>
                   <w:rFonts w:ascii="Arial" w:cs="Arial" w:eastAsia="Arial" w:hAnsi="Arial"/>
@@ -3870,7 +3870,7 @@
               <w:spacing w:after="10" w:before="0"/>
               <w:ind w:left="120"/>
             </w:pPr>
-            <w:hyperlink w:history="1" r:id="rId6fohsf_cdjz8ilofdao3l">
+            <w:hyperlink w:history="1" r:id="rIdmmscwrxehm3xk6ojltpuw">
               <w:r>
                 <w:rPr>
                   <w:rFonts w:ascii="Arial" w:cs="Arial" w:eastAsia="Arial" w:hAnsi="Arial"/>
@@ -3915,7 +3915,7 @@
             <w:pPr>
               <w:spacing w:after="20" w:before="0"/>
             </w:pPr>
-            <w:hyperlink w:history="1" r:id="rId3biiyt2kbvhbza2t4ojm_">
+            <w:hyperlink w:history="1" r:id="rIdmzmlpid7swvn8ogunmvt7">
               <w:r>
                 <w:rPr>
                   <w:rFonts w:ascii="Arial" w:cs="Arial" w:eastAsia="Arial" w:hAnsi="Arial"/>
@@ -3948,7 +3948,7 @@
               <w:spacing w:after="10" w:before="0"/>
               <w:ind w:left="120"/>
             </w:pPr>
-            <w:hyperlink w:history="1" r:id="rIdqbmktbaim7j7sv7pqwtvf">
+            <w:hyperlink w:history="1" r:id="rIdndd4zbuocy6nw8bkk2jfo">
               <w:r>
                 <w:rPr>
                   <w:rFonts w:ascii="Arial" w:cs="Arial" w:eastAsia="Arial" w:hAnsi="Arial"/>
@@ -4143,7 +4143,7 @@
             <w:pPr>
               <w:spacing w:after="20" w:before="0"/>
             </w:pPr>
-            <w:hyperlink w:history="1" r:id="rIdxhucvbly2kcep51_cvijo">
+            <w:hyperlink w:history="1" r:id="rIdl9ekwrg2ufbri-ckdg3pz">
               <w:r>
                 <w:rPr>
                   <w:rFonts w:ascii="Arial" w:cs="Arial" w:eastAsia="Arial" w:hAnsi="Arial"/>
@@ -4176,7 +4176,7 @@
               <w:spacing w:after="10" w:before="0"/>
               <w:ind w:left="120"/>
             </w:pPr>
-            <w:hyperlink w:history="1" r:id="rIdc4gkofyu9henynlfuzkgi">
+            <w:hyperlink w:history="1" r:id="rIdwv5db2basn25uy0det8ic">
               <w:r>
                 <w:rPr>
                   <w:rFonts w:ascii="Arial" w:cs="Arial" w:eastAsia="Arial" w:hAnsi="Arial"/>
@@ -4221,7 +4221,7 @@
             <w:pPr>
               <w:spacing w:after="20" w:before="0"/>
             </w:pPr>
-            <w:hyperlink w:history="1" r:id="rIdtjpxfuogyjo4rh7mp17rf">
+            <w:hyperlink w:history="1" r:id="rIdwnobgj5e6ycrgv5tpmiut">
               <w:r>
                 <w:rPr>
                   <w:rFonts w:ascii="Arial" w:cs="Arial" w:eastAsia="Arial" w:hAnsi="Arial"/>
@@ -4254,7 +4254,7 @@
               <w:spacing w:after="10" w:before="0"/>
               <w:ind w:left="120"/>
             </w:pPr>
-            <w:hyperlink w:history="1" r:id="rIdyb_2pgbsa_yzxgby4cxtj">
+            <w:hyperlink w:history="1" r:id="rIdmnyoeze_w4vd8nqkmxnkj">
               <w:r>
                 <w:rPr>
                   <w:rFonts w:ascii="Arial" w:cs="Arial" w:eastAsia="Arial" w:hAnsi="Arial"/>
@@ -4449,7 +4449,7 @@
             <w:pPr>
               <w:spacing w:after="20" w:before="0"/>
             </w:pPr>
-            <w:hyperlink w:history="1" r:id="rIdosspx17ws62lardozy0rs">
+            <w:hyperlink w:history="1" r:id="rIdnu-mz7u7uizgcuznv8tjy">
               <w:r>
                 <w:rPr>
                   <w:rFonts w:ascii="Arial" w:cs="Arial" w:eastAsia="Arial" w:hAnsi="Arial"/>
@@ -4482,7 +4482,7 @@
               <w:spacing w:after="10" w:before="0"/>
               <w:ind w:left="120"/>
             </w:pPr>
-            <w:hyperlink w:history="1" r:id="rId9lsbbw5kibygavqt7suay">
+            <w:hyperlink w:history="1" r:id="rId37aqguqezty6gmnmvnn2h">
               <w:r>
                 <w:rPr>
                   <w:rFonts w:ascii="Arial" w:cs="Arial" w:eastAsia="Arial" w:hAnsi="Arial"/>
@@ -4527,7 +4527,7 @@
             <w:pPr>
               <w:spacing w:after="20" w:before="0"/>
             </w:pPr>
-            <w:hyperlink w:history="1" r:id="rIdill7pe8ko2cdbyyn0maf_">
+            <w:hyperlink w:history="1" r:id="rIddjvorlesifm5q2-j365pt">
               <w:r>
                 <w:rPr>
                   <w:rFonts w:ascii="Arial" w:cs="Arial" w:eastAsia="Arial" w:hAnsi="Arial"/>
@@ -4560,7 +4560,7 @@
               <w:spacing w:after="10" w:before="0"/>
               <w:ind w:left="120"/>
             </w:pPr>
-            <w:hyperlink w:history="1" r:id="rIdo9rdqjccanactlzrc6usb">
+            <w:hyperlink w:history="1" r:id="rIdtryj9bztp83htnn7yuful">
               <w:r>
                 <w:rPr>
                   <w:rFonts w:ascii="Arial" w:cs="Arial" w:eastAsia="Arial" w:hAnsi="Arial"/>
@@ -6047,7 +6047,7 @@
             <w:pPr>
               <w:spacing w:after="20" w:before="0"/>
             </w:pPr>
-            <w:hyperlink w:history="1" r:id="rIdsxsujczkw6i0xttms21su">
+            <w:hyperlink w:history="1" r:id="rId_8ysn7c1pins7ag8tt0ug">
               <w:r>
                 <w:rPr>
                   <w:rFonts w:ascii="Arial" w:cs="Arial" w:eastAsia="Arial" w:hAnsi="Arial"/>
@@ -6080,7 +6080,7 @@
               <w:spacing w:after="10" w:before="0"/>
               <w:ind w:left="120"/>
             </w:pPr>
-            <w:hyperlink w:history="1" r:id="rIdkwvpmrtx7fxo_305jp997">
+            <w:hyperlink w:history="1" r:id="rId1nfbm80zpyq38quqmpleh">
               <w:r>
                 <w:rPr>
                   <w:rFonts w:ascii="Arial" w:cs="Arial" w:eastAsia="Arial" w:hAnsi="Arial"/>
@@ -6125,7 +6125,7 @@
             <w:pPr>
               <w:spacing w:after="20" w:before="0"/>
             </w:pPr>
-            <w:hyperlink w:history="1" r:id="rIdh4g4yiulcoaj-yf6cx19e">
+            <w:hyperlink w:history="1" r:id="rIdojbs7o3mqcu_nd6y4nxhn">
               <w:r>
                 <w:rPr>
                   <w:rFonts w:ascii="Arial" w:cs="Arial" w:eastAsia="Arial" w:hAnsi="Arial"/>
@@ -6158,7 +6158,7 @@
               <w:spacing w:after="10" w:before="0"/>
               <w:ind w:left="120"/>
             </w:pPr>
-            <w:hyperlink w:history="1" r:id="rIdsgjxqs0ts2r_lpft7yreo">
+            <w:hyperlink w:history="1" r:id="rIdg4e3l_rxj1v6vqes9teb1">
               <w:r>
                 <w:rPr>
                   <w:rFonts w:ascii="Arial" w:cs="Arial" w:eastAsia="Arial" w:hAnsi="Arial"/>
@@ -6429,7 +6429,7 @@
             <w:pPr>
               <w:spacing w:after="20" w:before="0"/>
             </w:pPr>
-            <w:hyperlink w:history="1" r:id="rIddx2upee3zoo6jwwqgokln">
+            <w:hyperlink w:history="1" r:id="rIdob9drfa5yfae6kbm3xvv6">
               <w:r>
                 <w:rPr>
                   <w:rFonts w:ascii="Arial" w:cs="Arial" w:eastAsia="Arial" w:hAnsi="Arial"/>
@@ -6462,7 +6462,7 @@
               <w:spacing w:after="10" w:before="0"/>
               <w:ind w:left="120"/>
             </w:pPr>
-            <w:hyperlink w:history="1" r:id="rIdr9wjcactr3tn82cxlyhdx">
+            <w:hyperlink w:history="1" r:id="rId6s8ddpb57kkm9cibkdbq4">
               <w:r>
                 <w:rPr>
                   <w:rFonts w:ascii="Arial" w:cs="Arial" w:eastAsia="Arial" w:hAnsi="Arial"/>
@@ -6507,7 +6507,7 @@
             <w:pPr>
               <w:spacing w:after="20" w:before="0"/>
             </w:pPr>
-            <w:hyperlink w:history="1" r:id="rIdr7ztp7xvef_chwkmv0mvm">
+            <w:hyperlink w:history="1" r:id="rId7xijs4ppxcwaeihghw0cv">
               <w:r>
                 <w:rPr>
                   <w:rFonts w:ascii="Arial" w:cs="Arial" w:eastAsia="Arial" w:hAnsi="Arial"/>
@@ -6540,7 +6540,7 @@
               <w:spacing w:after="10" w:before="0"/>
               <w:ind w:left="120"/>
             </w:pPr>
-            <w:hyperlink w:history="1" r:id="rIdbivgrwam3jlbnfjldsl_i">
+            <w:hyperlink w:history="1" r:id="rIdds9pvm_ofqyifgdhune1r">
               <w:r>
                 <w:rPr>
                   <w:rFonts w:ascii="Arial" w:cs="Arial" w:eastAsia="Arial" w:hAnsi="Arial"/>
@@ -6811,7 +6811,7 @@
             <w:pPr>
               <w:spacing w:after="20" w:before="0"/>
             </w:pPr>
-            <w:hyperlink w:history="1" r:id="rIdj9bnbgsioa_79vht372qy">
+            <w:hyperlink w:history="1" r:id="rId6vkqjpgavyrlvtqcg-eml">
               <w:r>
                 <w:rPr>
                   <w:rFonts w:ascii="Arial" w:cs="Arial" w:eastAsia="Arial" w:hAnsi="Arial"/>
@@ -6844,7 +6844,7 @@
               <w:spacing w:after="10" w:before="0"/>
               <w:ind w:left="120"/>
             </w:pPr>
-            <w:hyperlink w:history="1" r:id="rIdelz12sifrrd9i7x1tq3-a">
+            <w:hyperlink w:history="1" r:id="rId69j21ahtv-wienhjwiuo3">
               <w:r>
                 <w:rPr>
                   <w:rFonts w:ascii="Arial" w:cs="Arial" w:eastAsia="Arial" w:hAnsi="Arial"/>
@@ -6889,7 +6889,7 @@
             <w:pPr>
               <w:spacing w:after="20" w:before="0"/>
             </w:pPr>
-            <w:hyperlink w:history="1" r:id="rIdk8a7modsydwthhspwoeqt">
+            <w:hyperlink w:history="1" r:id="rIddkvzqtqrzzbm64vwjibhp">
               <w:r>
                 <w:rPr>
                   <w:rFonts w:ascii="Arial" w:cs="Arial" w:eastAsia="Arial" w:hAnsi="Arial"/>
@@ -6922,7 +6922,7 @@
               <w:spacing w:after="10" w:before="0"/>
               <w:ind w:left="120"/>
             </w:pPr>
-            <w:hyperlink w:history="1" r:id="rId0t4c0bq6ep4y9k4zkcj_c">
+            <w:hyperlink w:history="1" r:id="rIdxmtng4a-py47zxsjxdczx">
               <w:r>
                 <w:rPr>
                   <w:rFonts w:ascii="Arial" w:cs="Arial" w:eastAsia="Arial" w:hAnsi="Arial"/>
@@ -7212,7 +7212,7 @@
             <w:pPr>
               <w:spacing w:after="20" w:before="0"/>
             </w:pPr>
-            <w:hyperlink w:history="1" r:id="rIdqciv9sjqnyh_ryxh0twxi">
+            <w:hyperlink w:history="1" r:id="rIdruqzup0drivyvkcvlu1xh">
               <w:r>
                 <w:rPr>
                   <w:rFonts w:ascii="Arial" w:cs="Arial" w:eastAsia="Arial" w:hAnsi="Arial"/>
@@ -7245,7 +7245,7 @@
               <w:spacing w:after="10" w:before="0"/>
               <w:ind w:left="120"/>
             </w:pPr>
-            <w:hyperlink w:history="1" r:id="rIdtrvldkt3ffhwpqepyn1qi">
+            <w:hyperlink w:history="1" r:id="rIdy3plesukitdy2_bre7xmn">
               <w:r>
                 <w:rPr>
                   <w:rFonts w:ascii="Arial" w:cs="Arial" w:eastAsia="Arial" w:hAnsi="Arial"/>
@@ -7290,7 +7290,7 @@
             <w:pPr>
               <w:spacing w:after="20" w:before="0"/>
             </w:pPr>
-            <w:hyperlink w:history="1" r:id="rId1f4dtv1dqy__rsucixtiq">
+            <w:hyperlink w:history="1" r:id="rIdtzilo9k5mqwnjl-yf5cct">
               <w:r>
                 <w:rPr>
                   <w:rFonts w:ascii="Arial" w:cs="Arial" w:eastAsia="Arial" w:hAnsi="Arial"/>
@@ -7323,7 +7323,7 @@
               <w:spacing w:after="10" w:before="0"/>
               <w:ind w:left="120"/>
             </w:pPr>
-            <w:hyperlink w:history="1" r:id="rIds9ozxogtfhlwpej2merwl">
+            <w:hyperlink w:history="1" r:id="rIdp4z4drtc_r4l5k53l4j2o">
               <w:r>
                 <w:rPr>
                   <w:rFonts w:ascii="Arial" w:cs="Arial" w:eastAsia="Arial" w:hAnsi="Arial"/>
@@ -7575,7 +7575,7 @@
             <w:pPr>
               <w:spacing w:after="20" w:before="0"/>
             </w:pPr>
-            <w:hyperlink w:history="1" r:id="rIdcwtp2vm5aaol3xy4ex2bt">
+            <w:hyperlink w:history="1" r:id="rIdtcfq68kvj-fa4oxy9l7jm">
               <w:r>
                 <w:rPr>
                   <w:rFonts w:ascii="Arial" w:cs="Arial" w:eastAsia="Arial" w:hAnsi="Arial"/>
@@ -7608,7 +7608,7 @@
               <w:spacing w:after="10" w:before="0"/>
               <w:ind w:left="120"/>
             </w:pPr>
-            <w:hyperlink w:history="1" r:id="rIdy1vww4b8k18h54dag5s92">
+            <w:hyperlink w:history="1" r:id="rIda2brlao2twmplotkkrrec">
               <w:r>
                 <w:rPr>
                   <w:rFonts w:ascii="Arial" w:cs="Arial" w:eastAsia="Arial" w:hAnsi="Arial"/>
@@ -7653,7 +7653,7 @@
             <w:pPr>
               <w:spacing w:after="20" w:before="0"/>
             </w:pPr>
-            <w:hyperlink w:history="1" r:id="rIdfeoh67_t-gfyzmhndcsl3">
+            <w:hyperlink w:history="1" r:id="rIdeiktxw6l-fh7ilg4wrmda">
               <w:r>
                 <w:rPr>
                   <w:rFonts w:ascii="Arial" w:cs="Arial" w:eastAsia="Arial" w:hAnsi="Arial"/>
@@ -7686,7 +7686,7 @@
               <w:spacing w:after="10" w:before="0"/>
               <w:ind w:left="120"/>
             </w:pPr>
-            <w:hyperlink w:history="1" r:id="rIdslasselvugqixzl6ehn7l">
+            <w:hyperlink w:history="1" r:id="rIduvfggb5amizvzwlnfm6is">
               <w:r>
                 <w:rPr>
                   <w:rFonts w:ascii="Arial" w:cs="Arial" w:eastAsia="Arial" w:hAnsi="Arial"/>
@@ -9467,7 +9467,7 @@
             <w:pPr>
               <w:spacing w:after="20" w:before="0"/>
             </w:pPr>
-            <w:hyperlink w:history="1" r:id="rIdaerthkrfnccp-lhafxpco">
+            <w:hyperlink w:history="1" r:id="rIdsz53plr1gvhzjt9tfsdyn">
               <w:r>
                 <w:rPr>
                   <w:rFonts w:ascii="Arial" w:cs="Arial" w:eastAsia="Arial" w:hAnsi="Arial"/>
@@ -9500,7 +9500,7 @@
               <w:spacing w:after="10" w:before="0"/>
               <w:ind w:left="120"/>
             </w:pPr>
-            <w:hyperlink w:history="1" r:id="rIdba-egb_stdgxuc6erfywf">
+            <w:hyperlink w:history="1" r:id="rIdtd0tycd_necgotbqf1knb">
               <w:r>
                 <w:rPr>
                   <w:rFonts w:ascii="Arial" w:cs="Arial" w:eastAsia="Arial" w:hAnsi="Arial"/>
@@ -9545,7 +9545,7 @@
             <w:pPr>
               <w:spacing w:after="20" w:before="0"/>
             </w:pPr>
-            <w:hyperlink w:history="1" r:id="rIduvpyjrtlst0a1skoetexp">
+            <w:hyperlink w:history="1" r:id="rIdfe22thiguery5dpwro8qx">
               <w:r>
                 <w:rPr>
                   <w:rFonts w:ascii="Arial" w:cs="Arial" w:eastAsia="Arial" w:hAnsi="Arial"/>
@@ -9578,7 +9578,7 @@
               <w:spacing w:after="10" w:before="0"/>
               <w:ind w:left="120"/>
             </w:pPr>
-            <w:hyperlink w:history="1" r:id="rIdk8jnzbwi9ayb2ps4xnqkm">
+            <w:hyperlink w:history="1" r:id="rId1myik2sslin6craipg04e">
               <w:r>
                 <w:rPr>
                   <w:rFonts w:ascii="Arial" w:cs="Arial" w:eastAsia="Arial" w:hAnsi="Arial"/>
@@ -9773,7 +9773,7 @@
             <w:pPr>
               <w:spacing w:after="20" w:before="0"/>
             </w:pPr>
-            <w:hyperlink w:history="1" r:id="rIdb-x8e0-3ian4j-av0-12u">
+            <w:hyperlink w:history="1" r:id="rIdst8s-sz_ipxt0nb3lnpai">
               <w:r>
                 <w:rPr>
                   <w:rFonts w:ascii="Arial" w:cs="Arial" w:eastAsia="Arial" w:hAnsi="Arial"/>
@@ -9806,7 +9806,7 @@
               <w:spacing w:after="10" w:before="0"/>
               <w:ind w:left="120"/>
             </w:pPr>
-            <w:hyperlink w:history="1" r:id="rIdbzrblb8ueig-aekplbi5e">
+            <w:hyperlink w:history="1" r:id="rIdenvjgddwgi5xj8peojsir">
               <w:r>
                 <w:rPr>
                   <w:rFonts w:ascii="Arial" w:cs="Arial" w:eastAsia="Arial" w:hAnsi="Arial"/>
@@ -9851,7 +9851,7 @@
             <w:pPr>
               <w:spacing w:after="20" w:before="0"/>
             </w:pPr>
-            <w:hyperlink w:history="1" r:id="rIdp8nzsrzndlulggopkbxzi">
+            <w:hyperlink w:history="1" r:id="rIdt444du3yao8aozjxga03m">
               <w:r>
                 <w:rPr>
                   <w:rFonts w:ascii="Arial" w:cs="Arial" w:eastAsia="Arial" w:hAnsi="Arial"/>
@@ -9884,7 +9884,7 @@
               <w:spacing w:after="10" w:before="0"/>
               <w:ind w:left="120"/>
             </w:pPr>
-            <w:hyperlink w:history="1" r:id="rIddlbhcxhdtmhuzekdcfrtx">
+            <w:hyperlink w:history="1" r:id="rIdtehafk1bmlkmt7rrlb1r2">
               <w:r>
                 <w:rPr>
                   <w:rFonts w:ascii="Arial" w:cs="Arial" w:eastAsia="Arial" w:hAnsi="Arial"/>
@@ -10079,7 +10079,7 @@
             <w:pPr>
               <w:spacing w:after="20" w:before="0"/>
             </w:pPr>
-            <w:hyperlink w:history="1" r:id="rIdqu0nrwg-r84-hkp-iz0e4">
+            <w:hyperlink w:history="1" r:id="rIdpfjslfdnaaftkmlwdddca">
               <w:r>
                 <w:rPr>
                   <w:rFonts w:ascii="Arial" w:cs="Arial" w:eastAsia="Arial" w:hAnsi="Arial"/>
@@ -10112,7 +10112,7 @@
               <w:spacing w:after="10" w:before="0"/>
               <w:ind w:left="120"/>
             </w:pPr>
-            <w:hyperlink w:history="1" r:id="rIddrrbvbtvqjyqrg5wojs8f">
+            <w:hyperlink w:history="1" r:id="rIduylm1hptmffvz2cmo5xc7">
               <w:r>
                 <w:rPr>
                   <w:rFonts w:ascii="Arial" w:cs="Arial" w:eastAsia="Arial" w:hAnsi="Arial"/>
@@ -10157,7 +10157,7 @@
             <w:pPr>
               <w:spacing w:after="20" w:before="0"/>
             </w:pPr>
-            <w:hyperlink w:history="1" r:id="rIdn09zg3wwflk_clwhjwis9">
+            <w:hyperlink w:history="1" r:id="rIdqyfc1xg47al96fz__qr8m">
               <w:r>
                 <w:rPr>
                   <w:rFonts w:ascii="Arial" w:cs="Arial" w:eastAsia="Arial" w:hAnsi="Arial"/>
@@ -10190,7 +10190,7 @@
               <w:spacing w:after="10" w:before="0"/>
               <w:ind w:left="120"/>
             </w:pPr>
-            <w:hyperlink w:history="1" r:id="rIdekpjz5_iy-zgjmhvleley">
+            <w:hyperlink w:history="1" r:id="rIdmb1iqxsh2gipykg7qy3qu">
               <w:r>
                 <w:rPr>
                   <w:rFonts w:ascii="Arial" w:cs="Arial" w:eastAsia="Arial" w:hAnsi="Arial"/>
@@ -10385,7 +10385,7 @@
             <w:pPr>
               <w:spacing w:after="20" w:before="0"/>
             </w:pPr>
-            <w:hyperlink w:history="1" r:id="rId4h_f81juiqq_pxe7nxrit">
+            <w:hyperlink w:history="1" r:id="rIde7-4ppvxessgi2vvwviv2">
               <w:r>
                 <w:rPr>
                   <w:rFonts w:ascii="Arial" w:cs="Arial" w:eastAsia="Arial" w:hAnsi="Arial"/>
@@ -10418,7 +10418,7 @@
               <w:spacing w:after="10" w:before="0"/>
               <w:ind w:left="120"/>
             </w:pPr>
-            <w:hyperlink w:history="1" r:id="rIdnwjqjkg6jwydgw79xoz0k">
+            <w:hyperlink w:history="1" r:id="rIdrq7m04naxj82t1nkymii3">
               <w:r>
                 <w:rPr>
                   <w:rFonts w:ascii="Arial" w:cs="Arial" w:eastAsia="Arial" w:hAnsi="Arial"/>
@@ -10463,7 +10463,7 @@
             <w:pPr>
               <w:spacing w:after="20" w:before="0"/>
             </w:pPr>
-            <w:hyperlink w:history="1" r:id="rId1o0r31t3w425kljytn8cj">
+            <w:hyperlink w:history="1" r:id="rIdamtgb-h7dft_zygob0tku">
               <w:r>
                 <w:rPr>
                   <w:rFonts w:ascii="Arial" w:cs="Arial" w:eastAsia="Arial" w:hAnsi="Arial"/>
@@ -10496,7 +10496,7 @@
               <w:spacing w:after="10" w:before="0"/>
               <w:ind w:left="120"/>
             </w:pPr>
-            <w:hyperlink w:history="1" r:id="rIdyxcmhai_vwm4rs3zvlh-r">
+            <w:hyperlink w:history="1" r:id="rIdedmybhsowxtbghhwcoivg">
               <w:r>
                 <w:rPr>
                   <w:rFonts w:ascii="Arial" w:cs="Arial" w:eastAsia="Arial" w:hAnsi="Arial"/>
@@ -10691,7 +10691,7 @@
             <w:pPr>
               <w:spacing w:after="20" w:before="0"/>
             </w:pPr>
-            <w:hyperlink w:history="1" r:id="rIddvadsxeattrxy8abxi5fl">
+            <w:hyperlink w:history="1" r:id="rIdhq4kt59g6escsrcu1_b3u">
               <w:r>
                 <w:rPr>
                   <w:rFonts w:ascii="Arial" w:cs="Arial" w:eastAsia="Arial" w:hAnsi="Arial"/>
@@ -10724,7 +10724,7 @@
               <w:spacing w:after="10" w:before="0"/>
               <w:ind w:left="120"/>
             </w:pPr>
-            <w:hyperlink w:history="1" r:id="rIdtgilfwvv6noo5y7xaknsz">
+            <w:hyperlink w:history="1" r:id="rIdz7voxg9-kuygjhv61fax8">
               <w:r>
                 <w:rPr>
                   <w:rFonts w:ascii="Arial" w:cs="Arial" w:eastAsia="Arial" w:hAnsi="Arial"/>
@@ -10769,7 +10769,7 @@
             <w:pPr>
               <w:spacing w:after="20" w:before="0"/>
             </w:pPr>
-            <w:hyperlink w:history="1" r:id="rId2hx1jrxeutf4n3ovwqqeu">
+            <w:hyperlink w:history="1" r:id="rIdcva8sdbkpj-uxf8nfh68s">
               <w:r>
                 <w:rPr>
                   <w:rFonts w:ascii="Arial" w:cs="Arial" w:eastAsia="Arial" w:hAnsi="Arial"/>
@@ -10802,7 +10802,7 @@
               <w:spacing w:after="10" w:before="0"/>
               <w:ind w:left="120"/>
             </w:pPr>
-            <w:hyperlink w:history="1" r:id="rIdi8bpc7nhqliiklpidd4dd">
+            <w:hyperlink w:history="1" r:id="rIdi9fwc7wtuznsmrhharjuo">
               <w:r>
                 <w:rPr>
                   <w:rFonts w:ascii="Arial" w:cs="Arial" w:eastAsia="Arial" w:hAnsi="Arial"/>
@@ -12365,7 +12365,7 @@
             <w:pPr>
               <w:spacing w:after="20" w:before="0"/>
             </w:pPr>
-            <w:hyperlink w:history="1" r:id="rIdm-mkci3pcnqjtef_jw22x">
+            <w:hyperlink w:history="1" r:id="rId1bfc6fzvwpastwpkqiqht">
               <w:r>
                 <w:rPr>
                   <w:rFonts w:ascii="Arial" w:cs="Arial" w:eastAsia="Arial" w:hAnsi="Arial"/>
@@ -12398,7 +12398,7 @@
               <w:spacing w:after="10" w:before="0"/>
               <w:ind w:left="120"/>
             </w:pPr>
-            <w:hyperlink w:history="1" r:id="rIdmo-2difrcbyaigobypy3r">
+            <w:hyperlink w:history="1" r:id="rIdkbonvf2tfgfee-r9l59sh">
               <w:r>
                 <w:rPr>
                   <w:rFonts w:ascii="Arial" w:cs="Arial" w:eastAsia="Arial" w:hAnsi="Arial"/>
@@ -12443,7 +12443,7 @@
             <w:pPr>
               <w:spacing w:after="20" w:before="0"/>
             </w:pPr>
-            <w:hyperlink w:history="1" r:id="rIdaoidxbwmnux19npoqusu5">
+            <w:hyperlink w:history="1" r:id="rId9i2mnkc-o8q_2vgkwkrkp">
               <w:r>
                 <w:rPr>
                   <w:rFonts w:ascii="Arial" w:cs="Arial" w:eastAsia="Arial" w:hAnsi="Arial"/>
@@ -12476,7 +12476,7 @@
               <w:spacing w:after="10" w:before="0"/>
               <w:ind w:left="120"/>
             </w:pPr>
-            <w:hyperlink w:history="1" r:id="rIdmexywkj5yguw_asjkmrsa">
+            <w:hyperlink w:history="1" r:id="rIdnwxrj1pdqa9ec6tdltem-">
               <w:r>
                 <w:rPr>
                   <w:rFonts w:ascii="Arial" w:cs="Arial" w:eastAsia="Arial" w:hAnsi="Arial"/>
@@ -12671,7 +12671,7 @@
             <w:pPr>
               <w:spacing w:after="20" w:before="0"/>
             </w:pPr>
-            <w:hyperlink w:history="1" r:id="rIdlzm_qggmhnsho0o6i9jno">
+            <w:hyperlink w:history="1" r:id="rIdutywjcqwssjbwyatcimwu">
               <w:r>
                 <w:rPr>
                   <w:rFonts w:ascii="Arial" w:cs="Arial" w:eastAsia="Arial" w:hAnsi="Arial"/>
@@ -12704,7 +12704,7 @@
               <w:spacing w:after="10" w:before="0"/>
               <w:ind w:left="120"/>
             </w:pPr>
-            <w:hyperlink w:history="1" r:id="rId9ich1trgw2xy72do_ucmx">
+            <w:hyperlink w:history="1" r:id="rId7a6ald39rrt4wvydzhilx">
               <w:r>
                 <w:rPr>
                   <w:rFonts w:ascii="Arial" w:cs="Arial" w:eastAsia="Arial" w:hAnsi="Arial"/>
@@ -12749,7 +12749,7 @@
             <w:pPr>
               <w:spacing w:after="20" w:before="0"/>
             </w:pPr>
-            <w:hyperlink w:history="1" r:id="rIdlikrtenwuqh9rsioux7vc">
+            <w:hyperlink w:history="1" r:id="rIdg1yfrparuym8gjjwdq8id">
               <w:r>
                 <w:rPr>
                   <w:rFonts w:ascii="Arial" w:cs="Arial" w:eastAsia="Arial" w:hAnsi="Arial"/>
@@ -12782,7 +12782,7 @@
               <w:spacing w:after="10" w:before="0"/>
               <w:ind w:left="120"/>
             </w:pPr>
-            <w:hyperlink w:history="1" r:id="rIdsy4xi8y9ixbgkqb2sqvmf">
+            <w:hyperlink w:history="1" r:id="rId2cmqen56jazwgdqzstmvr">
               <w:r>
                 <w:rPr>
                   <w:rFonts w:ascii="Arial" w:cs="Arial" w:eastAsia="Arial" w:hAnsi="Arial"/>
@@ -12977,7 +12977,7 @@
             <w:pPr>
               <w:spacing w:after="20" w:before="0"/>
             </w:pPr>
-            <w:hyperlink w:history="1" r:id="rIdoa5207eyxgaal410updxg">
+            <w:hyperlink w:history="1" r:id="rIdxr5ofxecrgfv429ocbvgy">
               <w:r>
                 <w:rPr>
                   <w:rFonts w:ascii="Arial" w:cs="Arial" w:eastAsia="Arial" w:hAnsi="Arial"/>
@@ -13010,7 +13010,7 @@
               <w:spacing w:after="10" w:before="0"/>
               <w:ind w:left="120"/>
             </w:pPr>
-            <w:hyperlink w:history="1" r:id="rIdoydazqincedrduvkyauk3">
+            <w:hyperlink w:history="1" r:id="rId80pdievig4nxtkj1pe660">
               <w:r>
                 <w:rPr>
                   <w:rFonts w:ascii="Arial" w:cs="Arial" w:eastAsia="Arial" w:hAnsi="Arial"/>
@@ -13055,7 +13055,7 @@
             <w:pPr>
               <w:spacing w:after="20" w:before="0"/>
             </w:pPr>
-            <w:hyperlink w:history="1" r:id="rIdvcahrzmztcm0r_hb90oc6">
+            <w:hyperlink w:history="1" r:id="rIdmg1mffvssig6-xxokjacz">
               <w:r>
                 <w:rPr>
                   <w:rFonts w:ascii="Arial" w:cs="Arial" w:eastAsia="Arial" w:hAnsi="Arial"/>
@@ -13088,7 +13088,7 @@
               <w:spacing w:after="10" w:before="0"/>
               <w:ind w:left="120"/>
             </w:pPr>
-            <w:hyperlink w:history="1" r:id="rId_xdre5oterscm9_tfnrgh">
+            <w:hyperlink w:history="1" r:id="rIdqx8bfzk_ks8a6-kdcqwnd">
               <w:r>
                 <w:rPr>
                   <w:rFonts w:ascii="Arial" w:cs="Arial" w:eastAsia="Arial" w:hAnsi="Arial"/>
@@ -13283,7 +13283,7 @@
             <w:pPr>
               <w:spacing w:after="20" w:before="0"/>
             </w:pPr>
-            <w:hyperlink w:history="1" r:id="rIdkj5lc3x9_ctpvdhflll7v">
+            <w:hyperlink w:history="1" r:id="rId630uwbag2sz_jogyjpk3f">
               <w:r>
                 <w:rPr>
                   <w:rFonts w:ascii="Arial" w:cs="Arial" w:eastAsia="Arial" w:hAnsi="Arial"/>
@@ -13316,7 +13316,7 @@
               <w:spacing w:after="10" w:before="0"/>
               <w:ind w:left="120"/>
             </w:pPr>
-            <w:hyperlink w:history="1" r:id="rIdxgwmiwtukfwcvdlynzbte">
+            <w:hyperlink w:history="1" r:id="rIdxux1csmn52-xbk7svkc7r">
               <w:r>
                 <w:rPr>
                   <w:rFonts w:ascii="Arial" w:cs="Arial" w:eastAsia="Arial" w:hAnsi="Arial"/>
@@ -13361,7 +13361,7 @@
             <w:pPr>
               <w:spacing w:after="20" w:before="0"/>
             </w:pPr>
-            <w:hyperlink w:history="1" r:id="rIdsezpddexlyrw0lvvemtrb">
+            <w:hyperlink w:history="1" r:id="rIdkbaqa7ccdrk72lliaqhyp">
               <w:r>
                 <w:rPr>
                   <w:rFonts w:ascii="Arial" w:cs="Arial" w:eastAsia="Arial" w:hAnsi="Arial"/>
@@ -13394,7 +13394,7 @@
               <w:spacing w:after="10" w:before="0"/>
               <w:ind w:left="120"/>
             </w:pPr>
-            <w:hyperlink w:history="1" r:id="rIdz6vkodvsfsb1dahahscuy">
+            <w:hyperlink w:history="1" r:id="rIdeevtffb3mhniu_e7-6qai">
               <w:r>
                 <w:rPr>
                   <w:rFonts w:ascii="Arial" w:cs="Arial" w:eastAsia="Arial" w:hAnsi="Arial"/>
@@ -13589,7 +13589,7 @@
             <w:pPr>
               <w:spacing w:after="20" w:before="0"/>
             </w:pPr>
-            <w:hyperlink w:history="1" r:id="rIdpdad26io9expt4fh7vmr8">
+            <w:hyperlink w:history="1" r:id="rId3wllple2f4um3hqdbqlb8">
               <w:r>
                 <w:rPr>
                   <w:rFonts w:ascii="Arial" w:cs="Arial" w:eastAsia="Arial" w:hAnsi="Arial"/>
@@ -13622,7 +13622,7 @@
               <w:spacing w:after="10" w:before="0"/>
               <w:ind w:left="120"/>
             </w:pPr>
-            <w:hyperlink w:history="1" r:id="rIddlqkfb_u5gjx701ye7dp_">
+            <w:hyperlink w:history="1" r:id="rIdep8psa3ypauu5ziumlupd">
               <w:r>
                 <w:rPr>
                   <w:rFonts w:ascii="Arial" w:cs="Arial" w:eastAsia="Arial" w:hAnsi="Arial"/>
@@ -13667,7 +13667,7 @@
             <w:pPr>
               <w:spacing w:after="20" w:before="0"/>
             </w:pPr>
-            <w:hyperlink w:history="1" r:id="rIdm-astgi3ogomeh908nbff">
+            <w:hyperlink w:history="1" r:id="rIdllghpqzhrj5edghfqxtga">
               <w:r>
                 <w:rPr>
                   <w:rFonts w:ascii="Arial" w:cs="Arial" w:eastAsia="Arial" w:hAnsi="Arial"/>
@@ -13700,7 +13700,7 @@
               <w:spacing w:after="10" w:before="0"/>
               <w:ind w:left="120"/>
             </w:pPr>
-            <w:hyperlink w:history="1" r:id="rIdmv5qv4ucfmdxrv2jzfwfs">
+            <w:hyperlink w:history="1" r:id="rId_qhdvpnywlbtu4oph6fgo">
               <w:r>
                 <w:rPr>
                   <w:rFonts w:ascii="Arial" w:cs="Arial" w:eastAsia="Arial" w:hAnsi="Arial"/>
@@ -15187,7 +15187,7 @@
             <w:pPr>
               <w:spacing w:after="20" w:before="0"/>
             </w:pPr>
-            <w:hyperlink w:history="1" r:id="rIdsbq7fol9zv78l-yxoilul">
+            <w:hyperlink w:history="1" r:id="rId9shcd9qjcmihcnbmbdofe">
               <w:r>
                 <w:rPr>
                   <w:rFonts w:ascii="Arial" w:cs="Arial" w:eastAsia="Arial" w:hAnsi="Arial"/>
@@ -15220,7 +15220,7 @@
               <w:spacing w:after="10" w:before="0"/>
               <w:ind w:left="120"/>
             </w:pPr>
-            <w:hyperlink w:history="1" r:id="rIdvla1eaz_lbrksczn_hulc">
+            <w:hyperlink w:history="1" r:id="rId2amckfd7eiwtonxlupzpp">
               <w:r>
                 <w:rPr>
                   <w:rFonts w:ascii="Arial" w:cs="Arial" w:eastAsia="Arial" w:hAnsi="Arial"/>
@@ -15265,7 +15265,7 @@
             <w:pPr>
               <w:spacing w:after="20" w:before="0"/>
             </w:pPr>
-            <w:hyperlink w:history="1" r:id="rIdvmo6oupwl452gnvfcefwi">
+            <w:hyperlink w:history="1" r:id="rIdqiwsxapfg8l42ecq3spyn">
               <w:r>
                 <w:rPr>
                   <w:rFonts w:ascii="Arial" w:cs="Arial" w:eastAsia="Arial" w:hAnsi="Arial"/>
@@ -15298,7 +15298,7 @@
               <w:spacing w:after="10" w:before="0"/>
               <w:ind w:left="120"/>
             </w:pPr>
-            <w:hyperlink w:history="1" r:id="rIdrq0v7vzrdihmqxn5yqaxq">
+            <w:hyperlink w:history="1" r:id="rIdnrkn1vgk-9aawsfhuxk1n">
               <w:r>
                 <w:rPr>
                   <w:rFonts w:ascii="Arial" w:cs="Arial" w:eastAsia="Arial" w:hAnsi="Arial"/>
@@ -15493,7 +15493,7 @@
             <w:pPr>
               <w:spacing w:after="20" w:before="0"/>
             </w:pPr>
-            <w:hyperlink w:history="1" r:id="rId1ckkyyoqxwzwh0czxwq-h">
+            <w:hyperlink w:history="1" r:id="rIdct61t_mijfwraflxrsk-z">
               <w:r>
                 <w:rPr>
                   <w:rFonts w:ascii="Arial" w:cs="Arial" w:eastAsia="Arial" w:hAnsi="Arial"/>
@@ -15526,7 +15526,7 @@
               <w:spacing w:after="10" w:before="0"/>
               <w:ind w:left="120"/>
             </w:pPr>
-            <w:hyperlink w:history="1" r:id="rIdq3yhaq-0xdgx9j-xypqve">
+            <w:hyperlink w:history="1" r:id="rIdsmdelmw1jpkft0zmed8gi">
               <w:r>
                 <w:rPr>
                   <w:rFonts w:ascii="Arial" w:cs="Arial" w:eastAsia="Arial" w:hAnsi="Arial"/>
@@ -15571,7 +15571,7 @@
             <w:pPr>
               <w:spacing w:after="20" w:before="0"/>
             </w:pPr>
-            <w:hyperlink w:history="1" r:id="rIdwnzwsmjix_lb32aqezylf">
+            <w:hyperlink w:history="1" r:id="rIdkk4gg5oihhujhpfulysit">
               <w:r>
                 <w:rPr>
                   <w:rFonts w:ascii="Arial" w:cs="Arial" w:eastAsia="Arial" w:hAnsi="Arial"/>
@@ -15604,7 +15604,7 @@
               <w:spacing w:after="10" w:before="0"/>
               <w:ind w:left="120"/>
             </w:pPr>
-            <w:hyperlink w:history="1" r:id="rIddce30pt9c2_1s_d7rvwsc">
+            <w:hyperlink w:history="1" r:id="rId6jzwfa6xq1uaike5sp3ot">
               <w:r>
                 <w:rPr>
                   <w:rFonts w:ascii="Arial" w:cs="Arial" w:eastAsia="Arial" w:hAnsi="Arial"/>
@@ -15799,7 +15799,7 @@
             <w:pPr>
               <w:spacing w:after="20" w:before="0"/>
             </w:pPr>
-            <w:hyperlink w:history="1" r:id="rId4bppmpkwh_uq4cx8eu7uz">
+            <w:hyperlink w:history="1" r:id="rIdgyqkf6mo1g10a_mxddbtt">
               <w:r>
                 <w:rPr>
                   <w:rFonts w:ascii="Arial" w:cs="Arial" w:eastAsia="Arial" w:hAnsi="Arial"/>
@@ -15832,7 +15832,7 @@
               <w:spacing w:after="10" w:before="0"/>
               <w:ind w:left="120"/>
             </w:pPr>
-            <w:hyperlink w:history="1" r:id="rId1hhbvh_os0_jz40o3rknw">
+            <w:hyperlink w:history="1" r:id="rIde4ezkft5vtbn4er5ac93f">
               <w:r>
                 <w:rPr>
                   <w:rFonts w:ascii="Arial" w:cs="Arial" w:eastAsia="Arial" w:hAnsi="Arial"/>
@@ -15877,7 +15877,7 @@
             <w:pPr>
               <w:spacing w:after="20" w:before="0"/>
             </w:pPr>
-            <w:hyperlink w:history="1" r:id="rId2as2kt7x9yaq8u6rjtqen">
+            <w:hyperlink w:history="1" r:id="rId17otwe-vdab1qqpjwalvv">
               <w:r>
                 <w:rPr>
                   <w:rFonts w:ascii="Arial" w:cs="Arial" w:eastAsia="Arial" w:hAnsi="Arial"/>
@@ -15910,7 +15910,7 @@
               <w:spacing w:after="10" w:before="0"/>
               <w:ind w:left="120"/>
             </w:pPr>
-            <w:hyperlink w:history="1" r:id="rIdmrmlijrvwxxuuxj3-vppu">
+            <w:hyperlink w:history="1" r:id="rIdjxp1a5zoqj1oh0lyvekqi">
               <w:r>
                 <w:rPr>
                   <w:rFonts w:ascii="Arial" w:cs="Arial" w:eastAsia="Arial" w:hAnsi="Arial"/>
@@ -16105,7 +16105,7 @@
             <w:pPr>
               <w:spacing w:after="20" w:before="0"/>
             </w:pPr>
-            <w:hyperlink w:history="1" r:id="rIdternmitgb7sozsru6t1se">
+            <w:hyperlink w:history="1" r:id="rId9ktr3r_dfvna1dhx4xofl">
               <w:r>
                 <w:rPr>
                   <w:rFonts w:ascii="Arial" w:cs="Arial" w:eastAsia="Arial" w:hAnsi="Arial"/>
@@ -16138,7 +16138,7 @@
               <w:spacing w:after="10" w:before="0"/>
               <w:ind w:left="120"/>
             </w:pPr>
-            <w:hyperlink w:history="1" r:id="rIdiuejhcc97-7zow9ogdd4b">
+            <w:hyperlink w:history="1" r:id="rId8gtpky2hwp_an5os0ee_g">
               <w:r>
                 <w:rPr>
                   <w:rFonts w:ascii="Arial" w:cs="Arial" w:eastAsia="Arial" w:hAnsi="Arial"/>
@@ -16183,7 +16183,7 @@
             <w:pPr>
               <w:spacing w:after="20" w:before="0"/>
             </w:pPr>
-            <w:hyperlink w:history="1" r:id="rIdxy0pgufbuqrdfwiviacf9">
+            <w:hyperlink w:history="1" r:id="rIdhcoecujzejyqjpucwp8mz">
               <w:r>
                 <w:rPr>
                   <w:rFonts w:ascii="Arial" w:cs="Arial" w:eastAsia="Arial" w:hAnsi="Arial"/>
@@ -16216,7 +16216,7 @@
               <w:spacing w:after="10" w:before="0"/>
               <w:ind w:left="120"/>
             </w:pPr>
-            <w:hyperlink w:history="1" r:id="rIdqxc8tqgz2qbx3s0ggp8jq">
+            <w:hyperlink w:history="1" r:id="rId64mk_u8utphxp39uinyso">
               <w:r>
                 <w:rPr>
                   <w:rFonts w:ascii="Arial" w:cs="Arial" w:eastAsia="Arial" w:hAnsi="Arial"/>
@@ -16411,7 +16411,7 @@
             <w:pPr>
               <w:spacing w:after="20" w:before="0"/>
             </w:pPr>
-            <w:hyperlink w:history="1" r:id="rIdeg39g7_ixd4o-nuk35wzi">
+            <w:hyperlink w:history="1" r:id="rIdn26ijwrcw7uup1bsbflio">
               <w:r>
                 <w:rPr>
                   <w:rFonts w:ascii="Arial" w:cs="Arial" w:eastAsia="Arial" w:hAnsi="Arial"/>
@@ -16444,7 +16444,7 @@
               <w:spacing w:after="10" w:before="0"/>
               <w:ind w:left="120"/>
             </w:pPr>
-            <w:hyperlink w:history="1" r:id="rIdcdsg7ddzya-l91qtj6pez">
+            <w:hyperlink w:history="1" r:id="rIdsamjdf4gqzy32s--a5mff">
               <w:r>
                 <w:rPr>
                   <w:rFonts w:ascii="Arial" w:cs="Arial" w:eastAsia="Arial" w:hAnsi="Arial"/>
@@ -16489,7 +16489,7 @@
             <w:pPr>
               <w:spacing w:after="20" w:before="0"/>
             </w:pPr>
-            <w:hyperlink w:history="1" r:id="rIdinun9tgj1-lhgpuwgknwl">
+            <w:hyperlink w:history="1" r:id="rIdpa1etrsii85djx-ldbybc">
               <w:r>
                 <w:rPr>
                   <w:rFonts w:ascii="Arial" w:cs="Arial" w:eastAsia="Arial" w:hAnsi="Arial"/>
@@ -16522,7 +16522,7 @@
               <w:spacing w:after="10" w:before="0"/>
               <w:ind w:left="120"/>
             </w:pPr>
-            <w:hyperlink w:history="1" r:id="rIdhjlo4g3nrogq3cb5odbeo">
+            <w:hyperlink w:history="1" r:id="rIdw-teyy98ldcmma68s2fye">
               <w:r>
                 <w:rPr>
                   <w:rFonts w:ascii="Arial" w:cs="Arial" w:eastAsia="Arial" w:hAnsi="Arial"/>
@@ -18009,7 +18009,7 @@
             <w:pPr>
               <w:spacing w:after="20" w:before="0"/>
             </w:pPr>
-            <w:hyperlink w:history="1" r:id="rIds74-cqglnxm52grichfju">
+            <w:hyperlink w:history="1" r:id="rIdsnxxoyquinr6y6-okore-">
               <w:r>
                 <w:rPr>
                   <w:rFonts w:ascii="Arial" w:cs="Arial" w:eastAsia="Arial" w:hAnsi="Arial"/>
@@ -18042,7 +18042,7 @@
               <w:spacing w:after="10" w:before="0"/>
               <w:ind w:left="120"/>
             </w:pPr>
-            <w:hyperlink w:history="1" r:id="rIdeqknbhxnwvgsa0lgl72xg">
+            <w:hyperlink w:history="1" r:id="rIdhddzid4t3jccolqdfdtf6">
               <w:r>
                 <w:rPr>
                   <w:rFonts w:ascii="Arial" w:cs="Arial" w:eastAsia="Arial" w:hAnsi="Arial"/>
@@ -18087,7 +18087,7 @@
             <w:pPr>
               <w:spacing w:after="20" w:before="0"/>
             </w:pPr>
-            <w:hyperlink w:history="1" r:id="rIdekqfpulkpws3ltywhwqwg">
+            <w:hyperlink w:history="1" r:id="rId3-k6q-gqjkpxhsuxbiqsp">
               <w:r>
                 <w:rPr>
                   <w:rFonts w:ascii="Arial" w:cs="Arial" w:eastAsia="Arial" w:hAnsi="Arial"/>
@@ -18120,7 +18120,7 @@
               <w:spacing w:after="10" w:before="0"/>
               <w:ind w:left="120"/>
             </w:pPr>
-            <w:hyperlink w:history="1" r:id="rIde0hvnicgy9kobildnzpw6">
+            <w:hyperlink w:history="1" r:id="rIdqrh7bhl5qng6cyci6xwsy">
               <w:r>
                 <w:rPr>
                   <w:rFonts w:ascii="Arial" w:cs="Arial" w:eastAsia="Arial" w:hAnsi="Arial"/>
@@ -18315,7 +18315,7 @@
             <w:pPr>
               <w:spacing w:after="20" w:before="0"/>
             </w:pPr>
-            <w:hyperlink w:history="1" r:id="rId8px47spg5xhvxvlfpjah1">
+            <w:hyperlink w:history="1" r:id="rIdu8j1nbopqtp5xebg0puud">
               <w:r>
                 <w:rPr>
                   <w:rFonts w:ascii="Arial" w:cs="Arial" w:eastAsia="Arial" w:hAnsi="Arial"/>
@@ -18348,7 +18348,7 @@
               <w:spacing w:after="10" w:before="0"/>
               <w:ind w:left="120"/>
             </w:pPr>
-            <w:hyperlink w:history="1" r:id="rIdgjo1cbtrtbdvr_fmk2x3r">
+            <w:hyperlink w:history="1" r:id="rIdylumx3pjrwmiu_7ggxdcd">
               <w:r>
                 <w:rPr>
                   <w:rFonts w:ascii="Arial" w:cs="Arial" w:eastAsia="Arial" w:hAnsi="Arial"/>
@@ -18393,7 +18393,7 @@
             <w:pPr>
               <w:spacing w:after="20" w:before="0"/>
             </w:pPr>
-            <w:hyperlink w:history="1" r:id="rIdhggoof-cyefityjv-kh81">
+            <w:hyperlink w:history="1" r:id="rIdxhisatxvxazpu91qu1-kh">
               <w:r>
                 <w:rPr>
                   <w:rFonts w:ascii="Arial" w:cs="Arial" w:eastAsia="Arial" w:hAnsi="Arial"/>
@@ -18426,7 +18426,7 @@
               <w:spacing w:after="10" w:before="0"/>
               <w:ind w:left="120"/>
             </w:pPr>
-            <w:hyperlink w:history="1" r:id="rIdjknzvjojlu1d0vwsws8lu">
+            <w:hyperlink w:history="1" r:id="rIdm2klbnzvwtzlzn5zp7ew0">
               <w:r>
                 <w:rPr>
                   <w:rFonts w:ascii="Arial" w:cs="Arial" w:eastAsia="Arial" w:hAnsi="Arial"/>
@@ -18621,7 +18621,7 @@
             <w:pPr>
               <w:spacing w:after="20" w:before="0"/>
             </w:pPr>
-            <w:hyperlink w:history="1" r:id="rId53ozyg_imqnfnaogfurpv">
+            <w:hyperlink w:history="1" r:id="rIdqtgkc3oc-z1gqrlbxxraa">
               <w:r>
                 <w:rPr>
                   <w:rFonts w:ascii="Arial" w:cs="Arial" w:eastAsia="Arial" w:hAnsi="Arial"/>
@@ -18654,7 +18654,7 @@
               <w:spacing w:after="10" w:before="0"/>
               <w:ind w:left="120"/>
             </w:pPr>
-            <w:hyperlink w:history="1" r:id="rIdw11h_wrtr_arjhwja4n7-">
+            <w:hyperlink w:history="1" r:id="rId3idtvnbfqif-4liubwy80">
               <w:r>
                 <w:rPr>
                   <w:rFonts w:ascii="Arial" w:cs="Arial" w:eastAsia="Arial" w:hAnsi="Arial"/>
@@ -18699,7 +18699,7 @@
             <w:pPr>
               <w:spacing w:after="20" w:before="0"/>
             </w:pPr>
-            <w:hyperlink w:history="1" r:id="rIdzyj1_yx9xtirm1p0zoob6">
+            <w:hyperlink w:history="1" r:id="rIdzswid36r8ncnz59gjyuxb">
               <w:r>
                 <w:rPr>
                   <w:rFonts w:ascii="Arial" w:cs="Arial" w:eastAsia="Arial" w:hAnsi="Arial"/>
@@ -18732,7 +18732,7 @@
               <w:spacing w:after="10" w:before="0"/>
               <w:ind w:left="120"/>
             </w:pPr>
-            <w:hyperlink w:history="1" r:id="rIdz1rqedgy6ar6ktsxgwud2">
+            <w:hyperlink w:history="1" r:id="rIdsz1e31x_os3nkhkan7anb">
               <w:r>
                 <w:rPr>
                   <w:rFonts w:ascii="Arial" w:cs="Arial" w:eastAsia="Arial" w:hAnsi="Arial"/>
@@ -18927,7 +18927,7 @@
             <w:pPr>
               <w:spacing w:after="20" w:before="0"/>
             </w:pPr>
-            <w:hyperlink w:history="1" r:id="rIdv7kq6iwq_qziq-f6bvc6q">
+            <w:hyperlink w:history="1" r:id="rIdzb0ynj0pfzwqj24lloxo_">
               <w:r>
                 <w:rPr>
                   <w:rFonts w:ascii="Arial" w:cs="Arial" w:eastAsia="Arial" w:hAnsi="Arial"/>
@@ -18960,7 +18960,7 @@
               <w:spacing w:after="10" w:before="0"/>
               <w:ind w:left="120"/>
             </w:pPr>
-            <w:hyperlink w:history="1" r:id="rIdw2r9qonrtodrx7jusqyxr">
+            <w:hyperlink w:history="1" r:id="rIdjuvl04pwcijpza-exuf6e">
               <w:r>
                 <w:rPr>
                   <w:rFonts w:ascii="Arial" w:cs="Arial" w:eastAsia="Arial" w:hAnsi="Arial"/>
@@ -19005,7 +19005,7 @@
             <w:pPr>
               <w:spacing w:after="20" w:before="0"/>
             </w:pPr>
-            <w:hyperlink w:history="1" r:id="rId9fzcovkfaosz5pgjnogrq">
+            <w:hyperlink w:history="1" r:id="rIdthtnwg2jiav88qysou8ga">
               <w:r>
                 <w:rPr>
                   <w:rFonts w:ascii="Arial" w:cs="Arial" w:eastAsia="Arial" w:hAnsi="Arial"/>
@@ -19038,7 +19038,7 @@
               <w:spacing w:after="10" w:before="0"/>
               <w:ind w:left="120"/>
             </w:pPr>
-            <w:hyperlink w:history="1" r:id="rIdfy3fijxfigyvnq0jicrxa">
+            <w:hyperlink w:history="1" r:id="rIdkzzkrmblzapk9otlycgu8">
               <w:r>
                 <w:rPr>
                   <w:rFonts w:ascii="Arial" w:cs="Arial" w:eastAsia="Arial" w:hAnsi="Arial"/>
@@ -19233,7 +19233,7 @@
             <w:pPr>
               <w:spacing w:after="20" w:before="0"/>
             </w:pPr>
-            <w:hyperlink w:history="1" r:id="rIdngxjhxko55l86euig9vyt">
+            <w:hyperlink w:history="1" r:id="rIdmfdhvsje4ou3mts0r76fk">
               <w:r>
                 <w:rPr>
                   <w:rFonts w:ascii="Arial" w:cs="Arial" w:eastAsia="Arial" w:hAnsi="Arial"/>
@@ -19266,7 +19266,7 @@
               <w:spacing w:after="10" w:before="0"/>
               <w:ind w:left="120"/>
             </w:pPr>
-            <w:hyperlink w:history="1" r:id="rIdshpctuqicxxlvqxtww880">
+            <w:hyperlink w:history="1" r:id="rIdcpujtmaq3kwmztcvrghn2">
               <w:r>
                 <w:rPr>
                   <w:rFonts w:ascii="Arial" w:cs="Arial" w:eastAsia="Arial" w:hAnsi="Arial"/>
@@ -19311,7 +19311,7 @@
             <w:pPr>
               <w:spacing w:after="20" w:before="0"/>
             </w:pPr>
-            <w:hyperlink w:history="1" r:id="rId2ke8tak5zapn-oehsw3cq">
+            <w:hyperlink w:history="1" r:id="rIdtqubqfrr95swmfl5tujgw">
               <w:r>
                 <w:rPr>
                   <w:rFonts w:ascii="Arial" w:cs="Arial" w:eastAsia="Arial" w:hAnsi="Arial"/>
@@ -19344,7 +19344,7 @@
               <w:spacing w:after="10" w:before="0"/>
               <w:ind w:left="120"/>
             </w:pPr>
-            <w:hyperlink w:history="1" r:id="rIddnmfpokqox_awfrwvtpcc">
+            <w:hyperlink w:history="1" r:id="rId418sccz0tewmb8qsfphh9">
               <w:r>
                 <w:rPr>
                   <w:rFonts w:ascii="Arial" w:cs="Arial" w:eastAsia="Arial" w:hAnsi="Arial"/>
@@ -20831,7 +20831,7 @@
             <w:pPr>
               <w:spacing w:after="20" w:before="0"/>
             </w:pPr>
-            <w:hyperlink w:history="1" r:id="rIdg3mu6ww0wpptr4rp0usce">
+            <w:hyperlink w:history="1" r:id="rIdoizk_usu7n8mbri2pp65d">
               <w:r>
                 <w:rPr>
                   <w:rFonts w:ascii="Arial" w:cs="Arial" w:eastAsia="Arial" w:hAnsi="Arial"/>
@@ -20864,7 +20864,7 @@
               <w:spacing w:after="10" w:before="0"/>
               <w:ind w:left="120"/>
             </w:pPr>
-            <w:hyperlink w:history="1" r:id="rIddouot2kl8cn3qvpd2vdon">
+            <w:hyperlink w:history="1" r:id="rIdtgsppkz1pt1xrq7s7a7gs">
               <w:r>
                 <w:rPr>
                   <w:rFonts w:ascii="Arial" w:cs="Arial" w:eastAsia="Arial" w:hAnsi="Arial"/>
@@ -20909,7 +20909,7 @@
             <w:pPr>
               <w:spacing w:after="20" w:before="0"/>
             </w:pPr>
-            <w:hyperlink w:history="1" r:id="rIdx2xyorpw3gvua4f4knzqs">
+            <w:hyperlink w:history="1" r:id="rId5p4lpqwazddc25ccgse0s">
               <w:r>
                 <w:rPr>
                   <w:rFonts w:ascii="Arial" w:cs="Arial" w:eastAsia="Arial" w:hAnsi="Arial"/>
@@ -20942,7 +20942,7 @@
               <w:spacing w:after="10" w:before="0"/>
               <w:ind w:left="120"/>
             </w:pPr>
-            <w:hyperlink w:history="1" r:id="rIdofihbyofzywqrvflmkggf">
+            <w:hyperlink w:history="1" r:id="rIdkqsbtbwnz7ekn7sylhr9c">
               <w:r>
                 <w:rPr>
                   <w:rFonts w:ascii="Arial" w:cs="Arial" w:eastAsia="Arial" w:hAnsi="Arial"/>
@@ -21137,7 +21137,7 @@
             <w:pPr>
               <w:spacing w:after="20" w:before="0"/>
             </w:pPr>
-            <w:hyperlink w:history="1" r:id="rIdr5h9jolkyhaf0lgm6nzn5">
+            <w:hyperlink w:history="1" r:id="rId6qls_wgekyz-tk3hzoj7-">
               <w:r>
                 <w:rPr>
                   <w:rFonts w:ascii="Arial" w:cs="Arial" w:eastAsia="Arial" w:hAnsi="Arial"/>
@@ -21170,7 +21170,7 @@
               <w:spacing w:after="10" w:before="0"/>
               <w:ind w:left="120"/>
             </w:pPr>
-            <w:hyperlink w:history="1" r:id="rIduxdgebfnfk_ttfbgs6cmb">
+            <w:hyperlink w:history="1" r:id="rIdcgm_54lueaahyshib_s6j">
               <w:r>
                 <w:rPr>
                   <w:rFonts w:ascii="Arial" w:cs="Arial" w:eastAsia="Arial" w:hAnsi="Arial"/>
@@ -21215,7 +21215,7 @@
             <w:pPr>
               <w:spacing w:after="20" w:before="0"/>
             </w:pPr>
-            <w:hyperlink w:history="1" r:id="rId8hiwubsshta175zqdctwg">
+            <w:hyperlink w:history="1" r:id="rIdnyoia3vhm_qbpmgk9ks0b">
               <w:r>
                 <w:rPr>
                   <w:rFonts w:ascii="Arial" w:cs="Arial" w:eastAsia="Arial" w:hAnsi="Arial"/>
@@ -21248,7 +21248,7 @@
               <w:spacing w:after="10" w:before="0"/>
               <w:ind w:left="120"/>
             </w:pPr>
-            <w:hyperlink w:history="1" r:id="rIdjqfssu4wahix_sshb_4zy">
+            <w:hyperlink w:history="1" r:id="rIdoolmuh7yrsg4sbraqqw0l">
               <w:r>
                 <w:rPr>
                   <w:rFonts w:ascii="Arial" w:cs="Arial" w:eastAsia="Arial" w:hAnsi="Arial"/>
@@ -21443,7 +21443,7 @@
             <w:pPr>
               <w:spacing w:after="20" w:before="0"/>
             </w:pPr>
-            <w:hyperlink w:history="1" r:id="rIdftvoookfiy_ecak8c_spf">
+            <w:hyperlink w:history="1" r:id="rIdamqt0qxklkklai-yj_bfk">
               <w:r>
                 <w:rPr>
                   <w:rFonts w:ascii="Arial" w:cs="Arial" w:eastAsia="Arial" w:hAnsi="Arial"/>
@@ -21476,7 +21476,7 @@
               <w:spacing w:after="10" w:before="0"/>
               <w:ind w:left="120"/>
             </w:pPr>
-            <w:hyperlink w:history="1" r:id="rIddwcumh10q3eqt25o43pwo">
+            <w:hyperlink w:history="1" r:id="rIdv8z-3yztzfu76f9yb9n0m">
               <w:r>
                 <w:rPr>
                   <w:rFonts w:ascii="Arial" w:cs="Arial" w:eastAsia="Arial" w:hAnsi="Arial"/>
@@ -21521,7 +21521,7 @@
             <w:pPr>
               <w:spacing w:after="20" w:before="0"/>
             </w:pPr>
-            <w:hyperlink w:history="1" r:id="rIdtgue6vb8g3_nj-wiyjzrw">
+            <w:hyperlink w:history="1" r:id="rIdg1ns9jll62r0iewg9e-qu">
               <w:r>
                 <w:rPr>
                   <w:rFonts w:ascii="Arial" w:cs="Arial" w:eastAsia="Arial" w:hAnsi="Arial"/>
@@ -21554,7 +21554,7 @@
               <w:spacing w:after="10" w:before="0"/>
               <w:ind w:left="120"/>
             </w:pPr>
-            <w:hyperlink w:history="1" r:id="rIdw1beb04sh2de56onhlbv_">
+            <w:hyperlink w:history="1" r:id="rIdd2fmfxvtmtfmbqyqcqb1j">
               <w:r>
                 <w:rPr>
                   <w:rFonts w:ascii="Arial" w:cs="Arial" w:eastAsia="Arial" w:hAnsi="Arial"/>
@@ -21749,7 +21749,7 @@
             <w:pPr>
               <w:spacing w:after="20" w:before="0"/>
             </w:pPr>
-            <w:hyperlink w:history="1" r:id="rId--rsrim9qbuiz3draxozr">
+            <w:hyperlink w:history="1" r:id="rIdumtl3bk3yepdruuzqvrpf">
               <w:r>
                 <w:rPr>
                   <w:rFonts w:ascii="Arial" w:cs="Arial" w:eastAsia="Arial" w:hAnsi="Arial"/>
@@ -21782,7 +21782,7 @@
               <w:spacing w:after="10" w:before="0"/>
               <w:ind w:left="120"/>
             </w:pPr>
-            <w:hyperlink w:history="1" r:id="rId-_5wh3tg9k2uhdfkbo2fc">
+            <w:hyperlink w:history="1" r:id="rIdxadpxzv8ovl-876p-0lap">
               <w:r>
                 <w:rPr>
                   <w:rFonts w:ascii="Arial" w:cs="Arial" w:eastAsia="Arial" w:hAnsi="Arial"/>
@@ -21827,7 +21827,7 @@
             <w:pPr>
               <w:spacing w:after="20" w:before="0"/>
             </w:pPr>
-            <w:hyperlink w:history="1" r:id="rId6li9k0kp7n14z7vlz8xcz">
+            <w:hyperlink w:history="1" r:id="rIdvjlzhfgq6buthxscx43kh">
               <w:r>
                 <w:rPr>
                   <w:rFonts w:ascii="Arial" w:cs="Arial" w:eastAsia="Arial" w:hAnsi="Arial"/>
@@ -21860,7 +21860,7 @@
               <w:spacing w:after="10" w:before="0"/>
               <w:ind w:left="120"/>
             </w:pPr>
-            <w:hyperlink w:history="1" r:id="rIda9xs5ct7wyrehnmt0_trj">
+            <w:hyperlink w:history="1" r:id="rIdef1g8h6nrbklct__gwgad">
               <w:r>
                 <w:rPr>
                   <w:rFonts w:ascii="Arial" w:cs="Arial" w:eastAsia="Arial" w:hAnsi="Arial"/>
@@ -22055,7 +22055,7 @@
             <w:pPr>
               <w:spacing w:after="20" w:before="0"/>
             </w:pPr>
-            <w:hyperlink w:history="1" r:id="rIdqs2fzimzqhn-pu2d6c2en">
+            <w:hyperlink w:history="1" r:id="rId2unqbehptbdewui5q7kdz">
               <w:r>
                 <w:rPr>
                   <w:rFonts w:ascii="Arial" w:cs="Arial" w:eastAsia="Arial" w:hAnsi="Arial"/>
@@ -22088,7 +22088,7 @@
               <w:spacing w:after="10" w:before="0"/>
               <w:ind w:left="120"/>
             </w:pPr>
-            <w:hyperlink w:history="1" r:id="rIdk4n0cffkip7aozp9jorrm">
+            <w:hyperlink w:history="1" r:id="rId6nbugoh_uklt1sqmeyfho">
               <w:r>
                 <w:rPr>
                   <w:rFonts w:ascii="Arial" w:cs="Arial" w:eastAsia="Arial" w:hAnsi="Arial"/>
@@ -22133,7 +22133,7 @@
             <w:pPr>
               <w:spacing w:after="20" w:before="0"/>
             </w:pPr>
-            <w:hyperlink w:history="1" r:id="rId3tenzphha4j31nsngp1s4">
+            <w:hyperlink w:history="1" r:id="rId7cnq4jvncutxxrzoqffaj">
               <w:r>
                 <w:rPr>
                   <w:rFonts w:ascii="Arial" w:cs="Arial" w:eastAsia="Arial" w:hAnsi="Arial"/>
@@ -22166,7 +22166,7 @@
               <w:spacing w:after="10" w:before="0"/>
               <w:ind w:left="120"/>
             </w:pPr>
-            <w:hyperlink w:history="1" r:id="rIdvzkogr3y7piwu_inhnixu">
+            <w:hyperlink w:history="1" r:id="rIdlipohivg2bx2pugnsjndr">
               <w:r>
                 <w:rPr>
                   <w:rFonts w:ascii="Arial" w:cs="Arial" w:eastAsia="Arial" w:hAnsi="Arial"/>
@@ -23748,7 +23748,7 @@
             <w:pPr>
               <w:spacing w:after="20" w:before="0"/>
             </w:pPr>
-            <w:hyperlink w:history="1" r:id="rIdjbn2gqotvmxdq5-f2tcdx">
+            <w:hyperlink w:history="1" r:id="rIdai7cqnyox0chdc1zef2tn">
               <w:r>
                 <w:rPr>
                   <w:rFonts w:ascii="Arial" w:cs="Arial" w:eastAsia="Arial" w:hAnsi="Arial"/>
@@ -23781,7 +23781,7 @@
               <w:spacing w:after="10" w:before="0"/>
               <w:ind w:left="120"/>
             </w:pPr>
-            <w:hyperlink w:history="1" r:id="rIdvlcwgznzxe5hezoqhem1_">
+            <w:hyperlink w:history="1" r:id="rIdj4b0hnr_i14x6azj9q-jt">
               <w:r>
                 <w:rPr>
                   <w:rFonts w:ascii="Arial" w:cs="Arial" w:eastAsia="Arial" w:hAnsi="Arial"/>
@@ -23826,7 +23826,7 @@
             <w:pPr>
               <w:spacing w:after="20" w:before="0"/>
             </w:pPr>
-            <w:hyperlink w:history="1" r:id="rIdmpq_i9owgozdyjad2wplj">
+            <w:hyperlink w:history="1" r:id="rIdxc3ee8z4bqprt9onwtq_h">
               <w:r>
                 <w:rPr>
                   <w:rFonts w:ascii="Arial" w:cs="Arial" w:eastAsia="Arial" w:hAnsi="Arial"/>
@@ -23859,7 +23859,7 @@
               <w:spacing w:after="10" w:before="0"/>
               <w:ind w:left="120"/>
             </w:pPr>
-            <w:hyperlink w:history="1" r:id="rIdpyngh4puar20osdne3djz">
+            <w:hyperlink w:history="1" r:id="rIdys-8ngy-hjmwrtt5o0kdc">
               <w:r>
                 <w:rPr>
                   <w:rFonts w:ascii="Arial" w:cs="Arial" w:eastAsia="Arial" w:hAnsi="Arial"/>
@@ -24054,7 +24054,7 @@
             <w:pPr>
               <w:spacing w:after="20" w:before="0"/>
             </w:pPr>
-            <w:hyperlink w:history="1" r:id="rIdqllvvfgj77dny9aokec7n">
+            <w:hyperlink w:history="1" r:id="rIdpwqz24txcfjsmquejnuwr">
               <w:r>
                 <w:rPr>
                   <w:rFonts w:ascii="Arial" w:cs="Arial" w:eastAsia="Arial" w:hAnsi="Arial"/>
@@ -24087,7 +24087,7 @@
               <w:spacing w:after="10" w:before="0"/>
               <w:ind w:left="120"/>
             </w:pPr>
-            <w:hyperlink w:history="1" r:id="rIdoh2dbnm9nbnn6nj_x-jbq">
+            <w:hyperlink w:history="1" r:id="rIduu98yqv-vqbopmhykhmmo">
               <w:r>
                 <w:rPr>
                   <w:rFonts w:ascii="Arial" w:cs="Arial" w:eastAsia="Arial" w:hAnsi="Arial"/>
@@ -24132,7 +24132,7 @@
             <w:pPr>
               <w:spacing w:after="20" w:before="0"/>
             </w:pPr>
-            <w:hyperlink w:history="1" r:id="rIdjdhiapqkkaftnlwv8otzf">
+            <w:hyperlink w:history="1" r:id="rIdiucytt5is_sqic5kuypk1">
               <w:r>
                 <w:rPr>
                   <w:rFonts w:ascii="Arial" w:cs="Arial" w:eastAsia="Arial" w:hAnsi="Arial"/>
@@ -24165,7 +24165,7 @@
               <w:spacing w:after="10" w:before="0"/>
               <w:ind w:left="120"/>
             </w:pPr>
-            <w:hyperlink w:history="1" r:id="rIdgmmdnrpexhri2lyh34xhb">
+            <w:hyperlink w:history="1" r:id="rIdw3jss-80otdc0d3wel08m">
               <w:r>
                 <w:rPr>
                   <w:rFonts w:ascii="Arial" w:cs="Arial" w:eastAsia="Arial" w:hAnsi="Arial"/>
@@ -24360,7 +24360,7 @@
             <w:pPr>
               <w:spacing w:after="20" w:before="0"/>
             </w:pPr>
-            <w:hyperlink w:history="1" r:id="rId0s7ncba_lndprliavkkls">
+            <w:hyperlink w:history="1" r:id="rId6rxwfddag428rx_c78tvn">
               <w:r>
                 <w:rPr>
                   <w:rFonts w:ascii="Arial" w:cs="Arial" w:eastAsia="Arial" w:hAnsi="Arial"/>
@@ -24393,7 +24393,7 @@
               <w:spacing w:after="10" w:before="0"/>
               <w:ind w:left="120"/>
             </w:pPr>
-            <w:hyperlink w:history="1" r:id="rIdfawmaym6bwgd3j3iujw1i">
+            <w:hyperlink w:history="1" r:id="rIdypqvkc0tiwiqj8xky6zxv">
               <w:r>
                 <w:rPr>
                   <w:rFonts w:ascii="Arial" w:cs="Arial" w:eastAsia="Arial" w:hAnsi="Arial"/>
@@ -24438,7 +24438,7 @@
             <w:pPr>
               <w:spacing w:after="20" w:before="0"/>
             </w:pPr>
-            <w:hyperlink w:history="1" r:id="rId95lkicrwwdqygtbcqwxc7">
+            <w:hyperlink w:history="1" r:id="rIdf4_9njeqzc-f_aelkdavx">
               <w:r>
                 <w:rPr>
                   <w:rFonts w:ascii="Arial" w:cs="Arial" w:eastAsia="Arial" w:hAnsi="Arial"/>
@@ -24471,7 +24471,7 @@
               <w:spacing w:after="10" w:before="0"/>
               <w:ind w:left="120"/>
             </w:pPr>
-            <w:hyperlink w:history="1" r:id="rIdmp9atj4fsfiz8jbpw1tyl">
+            <w:hyperlink w:history="1" r:id="rIdene_mg-ur6psq8ds7rdk6">
               <w:r>
                 <w:rPr>
                   <w:rFonts w:ascii="Arial" w:cs="Arial" w:eastAsia="Arial" w:hAnsi="Arial"/>
@@ -24666,7 +24666,7 @@
             <w:pPr>
               <w:spacing w:after="20" w:before="0"/>
             </w:pPr>
-            <w:hyperlink w:history="1" r:id="rIdu8kvcqc3jsg72udxsswwk">
+            <w:hyperlink w:history="1" r:id="rId5qgg2nhcawceczzzg2gpk">
               <w:r>
                 <w:rPr>
                   <w:rFonts w:ascii="Arial" w:cs="Arial" w:eastAsia="Arial" w:hAnsi="Arial"/>
@@ -24699,7 +24699,7 @@
               <w:spacing w:after="10" w:before="0"/>
               <w:ind w:left="120"/>
             </w:pPr>
-            <w:hyperlink w:history="1" r:id="rId4qxjtqsi3paol9jpmjnag">
+            <w:hyperlink w:history="1" r:id="rIdifhrn0kofktalfwm647xo">
               <w:r>
                 <w:rPr>
                   <w:rFonts w:ascii="Arial" w:cs="Arial" w:eastAsia="Arial" w:hAnsi="Arial"/>
@@ -24744,7 +24744,7 @@
             <w:pPr>
               <w:spacing w:after="20" w:before="0"/>
             </w:pPr>
-            <w:hyperlink w:history="1" r:id="rIdrrnxa3n5fgj0nsyy7nt1s">
+            <w:hyperlink w:history="1" r:id="rIdlitwvjhmrruwk8znyzxdr">
               <w:r>
                 <w:rPr>
                   <w:rFonts w:ascii="Arial" w:cs="Arial" w:eastAsia="Arial" w:hAnsi="Arial"/>
@@ -24777,7 +24777,7 @@
               <w:spacing w:after="10" w:before="0"/>
               <w:ind w:left="120"/>
             </w:pPr>
-            <w:hyperlink w:history="1" r:id="rIdkz4oywxreimucm5d9urix">
+            <w:hyperlink w:history="1" r:id="rIdhvqrmixsckdn4e2f79fkf">
               <w:r>
                 <w:rPr>
                   <w:rFonts w:ascii="Arial" w:cs="Arial" w:eastAsia="Arial" w:hAnsi="Arial"/>
@@ -24972,7 +24972,7 @@
             <w:pPr>
               <w:spacing w:after="20" w:before="0"/>
             </w:pPr>
-            <w:hyperlink w:history="1" r:id="rIdljxvn3cbokuuoo7fmbjq0">
+            <w:hyperlink w:history="1" r:id="rId1ltzd25aoxirc5i3iapch">
               <w:r>
                 <w:rPr>
                   <w:rFonts w:ascii="Arial" w:cs="Arial" w:eastAsia="Arial" w:hAnsi="Arial"/>
@@ -25005,7 +25005,7 @@
               <w:spacing w:after="10" w:before="0"/>
               <w:ind w:left="120"/>
             </w:pPr>
-            <w:hyperlink w:history="1" r:id="rId7nbaorcmdr61v3fgbzant">
+            <w:hyperlink w:history="1" r:id="rIdcdoq5tnrnqwvkc21ws_w5">
               <w:r>
                 <w:rPr>
                   <w:rFonts w:ascii="Arial" w:cs="Arial" w:eastAsia="Arial" w:hAnsi="Arial"/>
@@ -25050,7 +25050,7 @@
             <w:pPr>
               <w:spacing w:after="20" w:before="0"/>
             </w:pPr>
-            <w:hyperlink w:history="1" r:id="rIdzg_prwynspjn0akripki6">
+            <w:hyperlink w:history="1" r:id="rIdp5bxnom19vz0hmbb9nkzz">
               <w:r>
                 <w:rPr>
                   <w:rFonts w:ascii="Arial" w:cs="Arial" w:eastAsia="Arial" w:hAnsi="Arial"/>
@@ -25083,7 +25083,7 @@
               <w:spacing w:after="10" w:before="0"/>
               <w:ind w:left="120"/>
             </w:pPr>
-            <w:hyperlink w:history="1" r:id="rIdybahlj0esamzelwd50fhs">
+            <w:hyperlink w:history="1" r:id="rIdmrsuxziynvlwvh9ubmuws">
               <w:r>
                 <w:rPr>
                   <w:rFonts w:ascii="Arial" w:cs="Arial" w:eastAsia="Arial" w:hAnsi="Arial"/>
